--- a/reports/MLOps_Assignment1_Report.docx
+++ b/reports/MLOps_Assignment1_Report.docx
@@ -27,7 +27,7 @@
         <w:t>Student:</w:t>
       </w:r>
       <w:r>
-        <w:t xml:space="preserve"> &lt;Your Name&gt; (&lt;BITS ID&gt;) </w:t>
+        <w:t xml:space="preserve"> Kallol Kumar Nandi (2025CT05010) </w:t>
       </w:r>
       <w:r>
         <w:rPr>
@@ -36,7 +36,7 @@
         <w:t>Repository:</w:t>
       </w:r>
       <w:r>
-        <w:t xml:space="preserve"> https://github.com/&lt;your-username&gt;/heart-disease-mlops </w:t>
+        <w:t xml:space="preserve"> https://github.com/kknandi/heart-disease-mlops </w:t>
       </w:r>
       <w:r>
         <w:rPr>
@@ -6063,7 +6063,7 @@
                 <w:b w:val="0"/>
                 <w:sz w:val="18"/>
               </w:rPr>
-              <w:t>ghcr.io/&lt;user&gt;/heart-disease-api:{sha,latest}</w:t>
+              <w:t>ghcr.io/kknandi/heart-disease-api:{sha,latest}</w:t>
             </w:r>
           </w:p>
         </w:tc>
@@ -7968,7 +7968,7 @@
           <w:rFonts w:ascii="Consolas" w:hAnsi="Consolas"/>
           <w:sz w:val="17"/>
         </w:rPr>
-        <w:t>git clone https://github.com/&lt;your-username&gt;/heart-disease-mlops &amp;&amp; cd heart-disease-mlops</w:t>
+        <w:t>git clone https://github.com/kknandi/heart-disease-mlops &amp;&amp; cd heart-disease-mlops</w:t>
         <w:br/>
         <w:t>python -m venv .venv &amp;&amp; .venv\Scripts\activate          # Linux: source .venv/bin/activate</w:t>
         <w:br/>
@@ -8077,7 +8077,7 @@
           <w:rFonts w:ascii="Consolas" w:hAnsi="Consolas"/>
           <w:sz w:val="19"/>
         </w:rPr>
-        <w:t>ghcr.io/&lt;your-username&gt;/heart-disease-api:latest</w:t>
+        <w:t>ghcr.io/kknandi/heart-disease-api:latest</w:t>
       </w:r>
     </w:p>
     <w:sectPr>

--- a/reports/MLOps_Assignment1_Report.docx
+++ b/reports/MLOps_Assignment1_Report.docx
@@ -4969,12 +4969,42 @@
       </w:r>
     </w:p>
     <w:p>
-      <w:r>
-        <w:rPr>
-          <w:i/>
-          <w:color w:val="C00000"/>
-        </w:rPr>
-        <w:t>[Screenshot pending: ../screenshots/01_mlflow_experiments.png]</w:t>
+      <w:pPr>
+        <w:jc w:val="center"/>
+      </w:pPr>
+      <w:r>
+        <w:drawing>
+          <wp:inline xmlns:a="http://schemas.openxmlformats.org/drawingml/2006/main" xmlns:pic="http://schemas.openxmlformats.org/drawingml/2006/picture">
+            <wp:extent cx="5760720" cy="3024378"/>
+            <wp:docPr id="11" name="Picture 11"/>
+            <wp:cNvGraphicFramePr>
+              <a:graphicFrameLocks noChangeAspect="1"/>
+            </wp:cNvGraphicFramePr>
+            <a:graphic>
+              <a:graphicData uri="http://schemas.openxmlformats.org/drawingml/2006/picture">
+                <pic:pic>
+                  <pic:nvPicPr>
+                    <pic:cNvPr id="0" name="01_mlflow_experiments.png"/>
+                    <pic:cNvPicPr/>
+                  </pic:nvPicPr>
+                  <pic:blipFill>
+                    <a:blip r:embed="rId19"/>
+                    <a:stretch>
+                      <a:fillRect/>
+                    </a:stretch>
+                  </pic:blipFill>
+                  <pic:spPr>
+                    <a:xfrm>
+                      <a:off x="0" y="0"/>
+                      <a:ext cx="5760720" cy="3024378"/>
+                    </a:xfrm>
+                    <a:prstGeom prst="rect"/>
+                  </pic:spPr>
+                </pic:pic>
+              </a:graphicData>
+            </a:graphic>
+          </wp:inline>
+        </w:drawing>
       </w:r>
     </w:p>
     <w:p>
@@ -4990,12 +5020,42 @@
       </w:r>
     </w:p>
     <w:p>
-      <w:r>
-        <w:rPr>
-          <w:i/>
-          <w:color w:val="C00000"/>
-        </w:rPr>
-        <w:t>[Screenshot pending: ../screenshots/02_mlflow_nested_runs.png]</w:t>
+      <w:pPr>
+        <w:jc w:val="center"/>
+      </w:pPr>
+      <w:r>
+        <w:drawing>
+          <wp:inline xmlns:a="http://schemas.openxmlformats.org/drawingml/2006/main" xmlns:pic="http://schemas.openxmlformats.org/drawingml/2006/picture">
+            <wp:extent cx="5760720" cy="3024378"/>
+            <wp:docPr id="12" name="Picture 12"/>
+            <wp:cNvGraphicFramePr>
+              <a:graphicFrameLocks noChangeAspect="1"/>
+            </wp:cNvGraphicFramePr>
+            <a:graphic>
+              <a:graphicData uri="http://schemas.openxmlformats.org/drawingml/2006/picture">
+                <pic:pic>
+                  <pic:nvPicPr>
+                    <pic:cNvPr id="0" name="02_mlflow_nested_runs.png"/>
+                    <pic:cNvPicPr/>
+                  </pic:nvPicPr>
+                  <pic:blipFill>
+                    <a:blip r:embed="rId20"/>
+                    <a:stretch>
+                      <a:fillRect/>
+                    </a:stretch>
+                  </pic:blipFill>
+                  <pic:spPr>
+                    <a:xfrm>
+                      <a:off x="0" y="0"/>
+                      <a:ext cx="5760720" cy="3024378"/>
+                    </a:xfrm>
+                    <a:prstGeom prst="rect"/>
+                  </pic:spPr>
+                </pic:pic>
+              </a:graphicData>
+            </a:graphic>
+          </wp:inline>
+        </w:drawing>
       </w:r>
     </w:p>
     <w:p>
@@ -5011,12 +5071,42 @@
       </w:r>
     </w:p>
     <w:p>
-      <w:r>
-        <w:rPr>
-          <w:i/>
-          <w:color w:val="C00000"/>
-        </w:rPr>
-        <w:t>[Screenshot pending: ../screenshots/05_mlflow_registry.png]</w:t>
+      <w:pPr>
+        <w:jc w:val="center"/>
+      </w:pPr>
+      <w:r>
+        <w:drawing>
+          <wp:inline xmlns:a="http://schemas.openxmlformats.org/drawingml/2006/main" xmlns:pic="http://schemas.openxmlformats.org/drawingml/2006/picture">
+            <wp:extent cx="5760720" cy="3024378"/>
+            <wp:docPr id="13" name="Picture 13"/>
+            <wp:cNvGraphicFramePr>
+              <a:graphicFrameLocks noChangeAspect="1"/>
+            </wp:cNvGraphicFramePr>
+            <a:graphic>
+              <a:graphicData uri="http://schemas.openxmlformats.org/drawingml/2006/picture">
+                <pic:pic>
+                  <pic:nvPicPr>
+                    <pic:cNvPr id="0" name="05_mlflow_registry.png"/>
+                    <pic:cNvPicPr/>
+                  </pic:nvPicPr>
+                  <pic:blipFill>
+                    <a:blip r:embed="rId21"/>
+                    <a:stretch>
+                      <a:fillRect/>
+                    </a:stretch>
+                  </pic:blipFill>
+                  <pic:spPr>
+                    <a:xfrm>
+                      <a:off x="0" y="0"/>
+                      <a:ext cx="5760720" cy="3024378"/>
+                    </a:xfrm>
+                    <a:prstGeom prst="rect"/>
+                  </pic:spPr>
+                </pic:pic>
+              </a:graphicData>
+            </a:graphic>
+          </wp:inline>
+        </w:drawing>
       </w:r>
     </w:p>
     <w:p>
@@ -6124,12 +6214,42 @@
       </w:r>
     </w:p>
     <w:p>
-      <w:r>
-        <w:rPr>
-          <w:i/>
-          <w:color w:val="C00000"/>
-        </w:rPr>
-        <w:t>[Screenshot pending: ../screenshots/07_github_actions.png]</w:t>
+      <w:pPr>
+        <w:jc w:val="center"/>
+      </w:pPr>
+      <w:r>
+        <w:drawing>
+          <wp:inline xmlns:a="http://schemas.openxmlformats.org/drawingml/2006/main" xmlns:pic="http://schemas.openxmlformats.org/drawingml/2006/picture">
+            <wp:extent cx="5760720" cy="3024378"/>
+            <wp:docPr id="14" name="Picture 14"/>
+            <wp:cNvGraphicFramePr>
+              <a:graphicFrameLocks noChangeAspect="1"/>
+            </wp:cNvGraphicFramePr>
+            <a:graphic>
+              <a:graphicData uri="http://schemas.openxmlformats.org/drawingml/2006/picture">
+                <pic:pic>
+                  <pic:nvPicPr>
+                    <pic:cNvPr id="0" name="07_github_actions.png"/>
+                    <pic:cNvPicPr/>
+                  </pic:nvPicPr>
+                  <pic:blipFill>
+                    <a:blip r:embed="rId22"/>
+                    <a:stretch>
+                      <a:fillRect/>
+                    </a:stretch>
+                  </pic:blipFill>
+                  <pic:spPr>
+                    <a:xfrm>
+                      <a:off x="0" y="0"/>
+                      <a:ext cx="5760720" cy="3024378"/>
+                    </a:xfrm>
+                    <a:prstGeom prst="rect"/>
+                  </pic:spPr>
+                </pic:pic>
+              </a:graphicData>
+            </a:graphic>
+          </wp:inline>
+        </w:drawing>
       </w:r>
     </w:p>
     <w:p>
@@ -6145,12 +6265,42 @@
       </w:r>
     </w:p>
     <w:p>
-      <w:r>
-        <w:rPr>
-          <w:i/>
-          <w:color w:val="C00000"/>
-        </w:rPr>
-        <w:t>[Screenshot pending: ../screenshots/08_github_artifacts.png]</w:t>
+      <w:pPr>
+        <w:jc w:val="center"/>
+      </w:pPr>
+      <w:r>
+        <w:drawing>
+          <wp:inline xmlns:a="http://schemas.openxmlformats.org/drawingml/2006/main" xmlns:pic="http://schemas.openxmlformats.org/drawingml/2006/picture">
+            <wp:extent cx="5760720" cy="3024378"/>
+            <wp:docPr id="15" name="Picture 15"/>
+            <wp:cNvGraphicFramePr>
+              <a:graphicFrameLocks noChangeAspect="1"/>
+            </wp:cNvGraphicFramePr>
+            <a:graphic>
+              <a:graphicData uri="http://schemas.openxmlformats.org/drawingml/2006/picture">
+                <pic:pic>
+                  <pic:nvPicPr>
+                    <pic:cNvPr id="0" name="08_github_artifacts.png"/>
+                    <pic:cNvPicPr/>
+                  </pic:nvPicPr>
+                  <pic:blipFill>
+                    <a:blip r:embed="rId23"/>
+                    <a:stretch>
+                      <a:fillRect/>
+                    </a:stretch>
+                  </pic:blipFill>
+                  <pic:spPr>
+                    <a:xfrm>
+                      <a:off x="0" y="0"/>
+                      <a:ext cx="5760720" cy="3024378"/>
+                    </a:xfrm>
+                    <a:prstGeom prst="rect"/>
+                  </pic:spPr>
+                </pic:pic>
+              </a:graphicData>
+            </a:graphic>
+          </wp:inline>
+        </w:drawing>
       </w:r>
     </w:p>
     <w:p>
@@ -6681,12 +6831,42 @@
       </w:r>
     </w:p>
     <w:p>
-      <w:r>
-        <w:rPr>
-          <w:i/>
-          <w:color w:val="C00000"/>
-        </w:rPr>
-        <w:t>[Screenshot pending: ../screenshots/09_docker_build_run.png]</w:t>
+      <w:pPr>
+        <w:jc w:val="center"/>
+      </w:pPr>
+      <w:r>
+        <w:drawing>
+          <wp:inline xmlns:a="http://schemas.openxmlformats.org/drawingml/2006/main" xmlns:pic="http://schemas.openxmlformats.org/drawingml/2006/picture">
+            <wp:extent cx="5760720" cy="4019843"/>
+            <wp:docPr id="16" name="Picture 16"/>
+            <wp:cNvGraphicFramePr>
+              <a:graphicFrameLocks noChangeAspect="1"/>
+            </wp:cNvGraphicFramePr>
+            <a:graphic>
+              <a:graphicData uri="http://schemas.openxmlformats.org/drawingml/2006/picture">
+                <pic:pic>
+                  <pic:nvPicPr>
+                    <pic:cNvPr id="0" name="09_docker_build_run.png"/>
+                    <pic:cNvPicPr/>
+                  </pic:nvPicPr>
+                  <pic:blipFill>
+                    <a:blip r:embed="rId24"/>
+                    <a:stretch>
+                      <a:fillRect/>
+                    </a:stretch>
+                  </pic:blipFill>
+                  <pic:spPr>
+                    <a:xfrm>
+                      <a:off x="0" y="0"/>
+                      <a:ext cx="5760720" cy="4019843"/>
+                    </a:xfrm>
+                    <a:prstGeom prst="rect"/>
+                  </pic:spPr>
+                </pic:pic>
+              </a:graphicData>
+            </a:graphic>
+          </wp:inline>
+        </w:drawing>
       </w:r>
     </w:p>
     <w:p>
@@ -6702,12 +6882,42 @@
       </w:r>
     </w:p>
     <w:p>
-      <w:r>
-        <w:rPr>
-          <w:i/>
-          <w:color w:val="C00000"/>
-        </w:rPr>
-        <w:t>[Screenshot pending: ../screenshots/10_docker_predict.png]</w:t>
+      <w:pPr>
+        <w:jc w:val="center"/>
+      </w:pPr>
+      <w:r>
+        <w:drawing>
+          <wp:inline xmlns:a="http://schemas.openxmlformats.org/drawingml/2006/main" xmlns:pic="http://schemas.openxmlformats.org/drawingml/2006/picture">
+            <wp:extent cx="5760720" cy="541276"/>
+            <wp:docPr id="17" name="Picture 17"/>
+            <wp:cNvGraphicFramePr>
+              <a:graphicFrameLocks noChangeAspect="1"/>
+            </wp:cNvGraphicFramePr>
+            <a:graphic>
+              <a:graphicData uri="http://schemas.openxmlformats.org/drawingml/2006/picture">
+                <pic:pic>
+                  <pic:nvPicPr>
+                    <pic:cNvPr id="0" name="10_docker_predict.png"/>
+                    <pic:cNvPicPr/>
+                  </pic:nvPicPr>
+                  <pic:blipFill>
+                    <a:blip r:embed="rId25"/>
+                    <a:stretch>
+                      <a:fillRect/>
+                    </a:stretch>
+                  </pic:blipFill>
+                  <pic:spPr>
+                    <a:xfrm>
+                      <a:off x="0" y="0"/>
+                      <a:ext cx="5760720" cy="541276"/>
+                    </a:xfrm>
+                    <a:prstGeom prst="rect"/>
+                  </pic:spPr>
+                </pic:pic>
+              </a:graphicData>
+            </a:graphic>
+          </wp:inline>
+        </w:drawing>
       </w:r>
     </w:p>
     <w:p>
@@ -6967,12 +7177,42 @@
       </w:r>
     </w:p>
     <w:p>
-      <w:r>
-        <w:rPr>
-          <w:i/>
-          <w:color w:val="C00000"/>
-        </w:rPr>
-        <w:t>[Screenshot pending: ../screenshots/12_k8s_get_all.png]</w:t>
+      <w:pPr>
+        <w:jc w:val="center"/>
+      </w:pPr>
+      <w:r>
+        <w:drawing>
+          <wp:inline xmlns:a="http://schemas.openxmlformats.org/drawingml/2006/main" xmlns:pic="http://schemas.openxmlformats.org/drawingml/2006/picture">
+            <wp:extent cx="5760720" cy="1790844"/>
+            <wp:docPr id="18" name="Picture 18"/>
+            <wp:cNvGraphicFramePr>
+              <a:graphicFrameLocks noChangeAspect="1"/>
+            </wp:cNvGraphicFramePr>
+            <a:graphic>
+              <a:graphicData uri="http://schemas.openxmlformats.org/drawingml/2006/picture">
+                <pic:pic>
+                  <pic:nvPicPr>
+                    <pic:cNvPr id="0" name="12_k8s_get_all.png"/>
+                    <pic:cNvPicPr/>
+                  </pic:nvPicPr>
+                  <pic:blipFill>
+                    <a:blip r:embed="rId26"/>
+                    <a:stretch>
+                      <a:fillRect/>
+                    </a:stretch>
+                  </pic:blipFill>
+                  <pic:spPr>
+                    <a:xfrm>
+                      <a:off x="0" y="0"/>
+                      <a:ext cx="5760720" cy="1790844"/>
+                    </a:xfrm>
+                    <a:prstGeom prst="rect"/>
+                  </pic:spPr>
+                </pic:pic>
+              </a:graphicData>
+            </a:graphic>
+          </wp:inline>
+        </w:drawing>
       </w:r>
     </w:p>
     <w:p>
@@ -6988,12 +7228,42 @@
       </w:r>
     </w:p>
     <w:p>
-      <w:r>
-        <w:rPr>
-          <w:i/>
-          <w:color w:val="C00000"/>
-        </w:rPr>
-        <w:t>[Screenshot pending: ../screenshots/14_k8s_predict.png]</w:t>
+      <w:pPr>
+        <w:jc w:val="center"/>
+      </w:pPr>
+      <w:r>
+        <w:drawing>
+          <wp:inline xmlns:a="http://schemas.openxmlformats.org/drawingml/2006/main" xmlns:pic="http://schemas.openxmlformats.org/drawingml/2006/picture">
+            <wp:extent cx="5760720" cy="499098"/>
+            <wp:docPr id="19" name="Picture 19"/>
+            <wp:cNvGraphicFramePr>
+              <a:graphicFrameLocks noChangeAspect="1"/>
+            </wp:cNvGraphicFramePr>
+            <a:graphic>
+              <a:graphicData uri="http://schemas.openxmlformats.org/drawingml/2006/picture">
+                <pic:pic>
+                  <pic:nvPicPr>
+                    <pic:cNvPr id="0" name="14_k8s_predict.png"/>
+                    <pic:cNvPicPr/>
+                  </pic:nvPicPr>
+                  <pic:blipFill>
+                    <a:blip r:embed="rId27"/>
+                    <a:stretch>
+                      <a:fillRect/>
+                    </a:stretch>
+                  </pic:blipFill>
+                  <pic:spPr>
+                    <a:xfrm>
+                      <a:off x="0" y="0"/>
+                      <a:ext cx="5760720" cy="499098"/>
+                    </a:xfrm>
+                    <a:prstGeom prst="rect"/>
+                  </pic:spPr>
+                </pic:pic>
+              </a:graphicData>
+            </a:graphic>
+          </wp:inline>
+        </w:drawing>
       </w:r>
     </w:p>
     <w:p>
@@ -7781,12 +8051,42 @@
       </w:r>
     </w:p>
     <w:p>
-      <w:r>
-        <w:rPr>
-          <w:i/>
-          <w:color w:val="C00000"/>
-        </w:rPr>
-        <w:t>[Screenshot pending: ../screenshots/15_prometheus_targets.png]</w:t>
+      <w:pPr>
+        <w:jc w:val="center"/>
+      </w:pPr>
+      <w:r>
+        <w:drawing>
+          <wp:inline xmlns:a="http://schemas.openxmlformats.org/drawingml/2006/main" xmlns:pic="http://schemas.openxmlformats.org/drawingml/2006/picture">
+            <wp:extent cx="5760720" cy="3024378"/>
+            <wp:docPr id="20" name="Picture 20"/>
+            <wp:cNvGraphicFramePr>
+              <a:graphicFrameLocks noChangeAspect="1"/>
+            </wp:cNvGraphicFramePr>
+            <a:graphic>
+              <a:graphicData uri="http://schemas.openxmlformats.org/drawingml/2006/picture">
+                <pic:pic>
+                  <pic:nvPicPr>
+                    <pic:cNvPr id="0" name="15_prometheus_targets.png"/>
+                    <pic:cNvPicPr/>
+                  </pic:nvPicPr>
+                  <pic:blipFill>
+                    <a:blip r:embed="rId28"/>
+                    <a:stretch>
+                      <a:fillRect/>
+                    </a:stretch>
+                  </pic:blipFill>
+                  <pic:spPr>
+                    <a:xfrm>
+                      <a:off x="0" y="0"/>
+                      <a:ext cx="5760720" cy="3024378"/>
+                    </a:xfrm>
+                    <a:prstGeom prst="rect"/>
+                  </pic:spPr>
+                </pic:pic>
+              </a:graphicData>
+            </a:graphic>
+          </wp:inline>
+        </w:drawing>
       </w:r>
     </w:p>
     <w:p>
@@ -7802,12 +8102,42 @@
       </w:r>
     </w:p>
     <w:p>
-      <w:r>
-        <w:rPr>
-          <w:i/>
-          <w:color w:val="C00000"/>
-        </w:rPr>
-        <w:t>[Screenshot pending: ../screenshots/16_grafana_dashboard.png]</w:t>
+      <w:pPr>
+        <w:jc w:val="center"/>
+      </w:pPr>
+      <w:r>
+        <w:drawing>
+          <wp:inline xmlns:a="http://schemas.openxmlformats.org/drawingml/2006/main" xmlns:pic="http://schemas.openxmlformats.org/drawingml/2006/picture">
+            <wp:extent cx="5760720" cy="5018582"/>
+            <wp:docPr id="21" name="Picture 21"/>
+            <wp:cNvGraphicFramePr>
+              <a:graphicFrameLocks noChangeAspect="1"/>
+            </wp:cNvGraphicFramePr>
+            <a:graphic>
+              <a:graphicData uri="http://schemas.openxmlformats.org/drawingml/2006/picture">
+                <pic:pic>
+                  <pic:nvPicPr>
+                    <pic:cNvPr id="0" name="16_grafana_dashboard.png"/>
+                    <pic:cNvPicPr/>
+                  </pic:nvPicPr>
+                  <pic:blipFill>
+                    <a:blip r:embed="rId29"/>
+                    <a:stretch>
+                      <a:fillRect/>
+                    </a:stretch>
+                  </pic:blipFill>
+                  <pic:spPr>
+                    <a:xfrm>
+                      <a:off x="0" y="0"/>
+                      <a:ext cx="5760720" cy="5018582"/>
+                    </a:xfrm>
+                    <a:prstGeom prst="rect"/>
+                  </pic:spPr>
+                </pic:pic>
+              </a:graphicData>
+            </a:graphic>
+          </wp:inline>
+        </w:drawing>
       </w:r>
     </w:p>
     <w:p>
@@ -7823,12 +8153,42 @@
       </w:r>
     </w:p>
     <w:p>
-      <w:r>
-        <w:rPr>
-          <w:i/>
-          <w:color w:val="C00000"/>
-        </w:rPr>
-        <w:t>[Screenshot pending: ../screenshots/17_json_logs.png]</w:t>
+      <w:pPr>
+        <w:jc w:val="center"/>
+      </w:pPr>
+      <w:r>
+        <w:drawing>
+          <wp:inline xmlns:a="http://schemas.openxmlformats.org/drawingml/2006/main" xmlns:pic="http://schemas.openxmlformats.org/drawingml/2006/picture">
+            <wp:extent cx="5760720" cy="3874686"/>
+            <wp:docPr id="22" name="Picture 22"/>
+            <wp:cNvGraphicFramePr>
+              <a:graphicFrameLocks noChangeAspect="1"/>
+            </wp:cNvGraphicFramePr>
+            <a:graphic>
+              <a:graphicData uri="http://schemas.openxmlformats.org/drawingml/2006/picture">
+                <pic:pic>
+                  <pic:nvPicPr>
+                    <pic:cNvPr id="0" name="17_json_logs.png"/>
+                    <pic:cNvPicPr/>
+                  </pic:nvPicPr>
+                  <pic:blipFill>
+                    <a:blip r:embed="rId30"/>
+                    <a:stretch>
+                      <a:fillRect/>
+                    </a:stretch>
+                  </pic:blipFill>
+                  <pic:spPr>
+                    <a:xfrm>
+                      <a:off x="0" y="0"/>
+                      <a:ext cx="5760720" cy="3874686"/>
+                    </a:xfrm>
+                    <a:prstGeom prst="rect"/>
+                  </pic:spPr>
+                </pic:pic>
+              </a:graphicData>
+            </a:graphic>
+          </wp:inline>
+        </w:drawing>
       </w:r>
     </w:p>
     <w:p>

--- a/reports/MLOps_Assignment1_Report.docx
+++ b/reports/MLOps_Assignment1_Report.docx
@@ -18,7 +18,8 @@
         <w:t>Course:</w:t>
       </w:r>
       <w:r>
-        <w:t xml:space="preserve"> MLOps – Assignment 1 </w:t>
+        <w:t xml:space="preserve"> MLOps (AIMLCZG523) – Assignment 1</w:t>
+        <w:br/>
       </w:r>
       <w:r>
         <w:rPr>
@@ -27,7 +28,8 @@
         <w:t>Student:</w:t>
       </w:r>
       <w:r>
-        <w:t xml:space="preserve"> Kallol Kumar Nandi (2025CT05010) </w:t>
+        <w:t xml:space="preserve"> Kallol Kumar Nandi (2025CT05010)</w:t>
+        <w:br/>
       </w:r>
       <w:r>
         <w:rPr>
@@ -36,7 +38,8 @@
         <w:t>Repository:</w:t>
       </w:r>
       <w:r>
-        <w:t xml:space="preserve"> https://github.com/kknandi/heart-disease-mlops </w:t>
+        <w:t xml:space="preserve"> https://github.com/kknandi/heart-disease-mlops</w:t>
+        <w:br/>
       </w:r>
       <w:r>
         <w:rPr>
@@ -45,7 +48,28 @@
         <w:t>Video:</w:t>
       </w:r>
       <w:r>
-        <w:t xml:space="preserve"> &lt;link to the demo video&gt; </w:t>
+        <w:t xml:space="preserve"> https://drive.google.com/file/d/1fALknWjPBK3YqliuhAVuLQssrfQERzV6/view?usp=drive_link</w:t>
+        <w:br/>
+      </w:r>
+      <w:r>
+        <w:rPr>
+          <w:b/>
+        </w:rPr>
+        <w:t>Supporting document:</w:t>
+      </w:r>
+      <w:r>
+        <w:t xml:space="preserve"> </w:t>
+      </w:r>
+      <w:r>
+        <w:rPr>
+          <w:rFonts w:ascii="Consolas" w:hAnsi="Consolas"/>
+          <w:sz w:val="19"/>
+        </w:rPr>
+        <w:t>reports/MLOps_Assignment1_Supporting_Document.docx</w:t>
+      </w:r>
+      <w:r>
+        <w:t xml:space="preserve"> (full tables, test inventory and all screenshots)</w:t>
+        <w:br/>
       </w:r>
       <w:r>
         <w:rPr>
@@ -54,12 +78,7 @@
         <w:t>Date:</w:t>
       </w:r>
       <w:r>
-        <w:t xml:space="preserve"> &lt;submission date&gt;</w:t>
-      </w:r>
-    </w:p>
-    <w:p>
-      <w:r>
-        <w:br w:type="page"/>
+        <w:t xml:space="preserve"> 18-Oct-2026</w:t>
       </w:r>
     </w:p>
     <w:p>
@@ -67,21 +86,12 @@
         <w:pStyle w:val="Heading2"/>
       </w:pPr>
       <w:r>
-        <w:t>1. Introduction and objectives</w:t>
+        <w:t>1. Summary</w:t>
       </w:r>
     </w:p>
     <w:p>
       <w:r>
-        <w:t xml:space="preserve">The aim of this project is a production-style ML system. Given 13 routinely collected clinical attributes, it predicts whether a patient has heart disease. The modelling problem is small: 303 patients and binary classification. The emphasis of the assignment is therefore on the </w:t>
-      </w:r>
-      <w:r>
-        <w:rPr>
-          <w:b/>
-        </w:rPr>
-        <w:t>MLOps lifecycle</w:t>
-      </w:r>
-      <w:r>
-        <w:t xml:space="preserve"> around the model:</w:t>
+        <w:t>The project predicts heart disease from 13 clinical attributes of the UCI Heart Disease (Cleveland) dataset: 303 patients, binary target. It covers the whole lifecycle:</w:t>
       </w:r>
     </w:p>
     <w:p>
@@ -89,7 +99,7 @@
         <w:pStyle w:val="ListBullet"/>
       </w:pPr>
       <w:r>
-        <w:t>reproducible data acquisition and cleaning;</w:t>
+        <w:t>reproducible data download and cleaning;</w:t>
       </w:r>
     </w:p>
     <w:p>
@@ -97,7 +107,7 @@
         <w:pStyle w:val="ListBullet"/>
       </w:pPr>
       <w:r>
-        <w:t>systematic model comparison with cross-validation;</w:t>
+        <w:t>cross-validated model selection;</w:t>
       </w:r>
     </w:p>
     <w:p>
@@ -105,7 +115,7 @@
         <w:pStyle w:val="ListBullet"/>
       </w:pPr>
       <w:r>
-        <w:t>experiment tracking and a model registry;</w:t>
+        <w:t>MLflow tracking and a model registry;</w:t>
       </w:r>
     </w:p>
     <w:p>
@@ -113,7 +123,7 @@
         <w:pStyle w:val="ListBullet"/>
       </w:pPr>
       <w:r>
-        <w:t>packaging for reproducibility;</w:t>
+        <w:t>a GitHub Actions pipeline with a quality gate;</w:t>
       </w:r>
     </w:p>
     <w:p>
@@ -121,7 +131,7 @@
         <w:pStyle w:val="ListBullet"/>
       </w:pPr>
       <w:r>
-        <w:t>automated CI/CD with quality gates;</w:t>
+        <w:t>a FastAPI service in Docker;</w:t>
       </w:r>
     </w:p>
     <w:p>
@@ -129,7 +139,7 @@
         <w:pStyle w:val="ListBullet"/>
       </w:pPr>
       <w:r>
-        <w:t>containerised serving;</w:t>
+        <w:t>a Kubernetes deployment;</w:t>
       </w:r>
     </w:p>
     <w:p>
@@ -137,20 +147,39 @@
         <w:pStyle w:val="ListBullet"/>
       </w:pPr>
       <w:r>
-        <w:t>Kubernetes deployment;</w:t>
+        <w:t>Prometheus/Grafana monitoring.</w:t>
       </w:r>
     </w:p>
     <w:p>
-      <w:pPr>
-        <w:pStyle w:val="ListBullet"/>
-      </w:pPr>
-      <w:r>
-        <w:t>monitoring and logging.</w:t>
-      </w:r>
-    </w:p>
-    <w:p>
-      <w:r>
-        <w:t>Table 1 maps each assignment task to its implementation.</w:t>
+      <w:r>
+        <w:t xml:space="preserve">The champion model, an elastic-net logistic regression, reaches </w:t>
+      </w:r>
+      <w:r>
+        <w:rPr>
+          <w:b/>
+        </w:rPr>
+        <w:t>CV ROC-AUC 0.903</w:t>
+      </w:r>
+      <w:r>
+        <w:t xml:space="preserve"> and </w:t>
+      </w:r>
+      <w:r>
+        <w:rPr>
+          <w:b/>
+        </w:rPr>
+        <w:t>test ROC-AUC 0.957</w:t>
+      </w:r>
+      <w:r>
+        <w:t xml:space="preserve">, with </w:t>
+      </w:r>
+      <w:r>
+        <w:rPr>
+          <w:b/>
+        </w:rPr>
+        <w:t>93 % recall</w:t>
+      </w:r>
+      <w:r>
+        <w:t>.</w:t>
       </w:r>
     </w:p>
     <w:tbl>
@@ -160,15 +189,21 @@
         <w:tblLook w:firstColumn="1" w:firstRow="1" w:lastColumn="0" w:lastRow="0" w:noHBand="0" w:noVBand="1" w:val="04A0"/>
       </w:tblPr>
       <w:tblGrid>
-        <w:gridCol w:w="4320"/>
-        <w:gridCol w:w="4320"/>
+        <w:gridCol w:w="5040"/>
+        <w:gridCol w:w="5040"/>
       </w:tblGrid>
       <w:tr>
+        <w:trPr>
+          <w:cantSplit/>
+        </w:trPr>
         <w:tc>
           <w:tcPr>
-            <w:tcW w:type="dxa" w:w="4320"/>
+            <w:tcW w:type="dxa" w:w="5040"/>
           </w:tcPr>
           <w:p>
+            <w:pPr>
+              <w:keepNext/>
+            </w:pPr>
             <w:r>
               <w:rPr>
                 <w:b/>
@@ -186,9 +221,12 @@
         </w:tc>
         <w:tc>
           <w:tcPr>
-            <w:tcW w:type="dxa" w:w="4320"/>
+            <w:tcW w:type="dxa" w:w="5040"/>
           </w:tcPr>
           <w:p>
+            <w:pPr>
+              <w:keepNext/>
+            </w:pPr>
             <w:r>
               <w:rPr>
                 <w:b/>
@@ -200,17 +238,23 @@
                 <w:b/>
                 <w:sz w:val="18"/>
               </w:rPr>
-              <w:t>Deliverable in repository</w:t>
+              <w:t>Implementation in the repository</w:t>
             </w:r>
           </w:p>
         </w:tc>
       </w:tr>
       <w:tr>
+        <w:trPr>
+          <w:cantSplit/>
+        </w:trPr>
         <w:tc>
           <w:tcPr>
-            <w:tcW w:type="dxa" w:w="4320"/>
+            <w:tcW w:type="dxa" w:w="5040"/>
           </w:tcPr>
           <w:p>
+            <w:pPr>
+              <w:keepNext/>
+            </w:pPr>
             <w:r>
               <w:rPr>
                 <w:b w:val="0"/>
@@ -222,15 +266,18 @@
                 <w:b w:val="0"/>
                 <w:sz w:val="18"/>
               </w:rPr>
-              <w:t>1. Data acquisition &amp; EDA</w:t>
+              <w:t>1. Data &amp; EDA</w:t>
             </w:r>
           </w:p>
         </w:tc>
         <w:tc>
           <w:tcPr>
-            <w:tcW w:type="dxa" w:w="4320"/>
+            <w:tcW w:type="dxa" w:w="5040"/>
           </w:tcPr>
           <w:p>
+            <w:pPr>
+              <w:keepNext/>
+            </w:pPr>
             <w:r>
               <w:rPr>
                 <w:b w:val="0"/>
@@ -258,7 +305,7 @@
                 <w:b w:val="0"/>
                 <w:sz w:val="18"/>
               </w:rPr>
-              <w:t>src/heart_disease/data.py</w:t>
+              <w:t>heart_disease.data</w:t>
             </w:r>
             <w:r>
               <w:rPr>
@@ -273,7 +320,7 @@
                 <w:b w:val="0"/>
                 <w:sz w:val="18"/>
               </w:rPr>
-              <w:t>src/heart_disease/eda.py</w:t>
+              <w:t>heart_disease.eda</w:t>
             </w:r>
             <w:r>
               <w:rPr>
@@ -294,11 +341,17 @@
         </w:tc>
       </w:tr>
       <w:tr>
+        <w:trPr>
+          <w:cantSplit/>
+        </w:trPr>
         <w:tc>
           <w:tcPr>
-            <w:tcW w:type="dxa" w:w="4320"/>
+            <w:tcW w:type="dxa" w:w="5040"/>
           </w:tcPr>
           <w:p>
+            <w:pPr>
+              <w:keepNext/>
+            </w:pPr>
             <w:r>
               <w:rPr>
                 <w:b w:val="0"/>
@@ -310,15 +363,18 @@
                 <w:b w:val="0"/>
                 <w:sz w:val="18"/>
               </w:rPr>
-              <w:t>2. Feature engineering &amp; models</w:t>
+              <w:t>2. Features &amp; models</w:t>
             </w:r>
           </w:p>
         </w:tc>
         <w:tc>
           <w:tcPr>
-            <w:tcW w:type="dxa" w:w="4320"/>
+            <w:tcW w:type="dxa" w:w="5040"/>
           </w:tcPr>
           <w:p>
+            <w:pPr>
+              <w:keepNext/>
+            </w:pPr>
             <w:r>
               <w:rPr>
                 <w:b w:val="0"/>
@@ -331,7 +387,7 @@
                 <w:b w:val="0"/>
                 <w:sz w:val="18"/>
               </w:rPr>
-              <w:t>src/heart_disease/features.py</w:t>
+              <w:t>heart_disease.features</w:t>
             </w:r>
             <w:r>
               <w:rPr>
@@ -346,7 +402,7 @@
                 <w:b w:val="0"/>
                 <w:sz w:val="18"/>
               </w:rPr>
-              <w:t>src/heart_disease/train.py</w:t>
+              <w:t>heart_disease.train</w:t>
             </w:r>
             <w:r>
               <w:rPr>
@@ -367,11 +423,17 @@
         </w:tc>
       </w:tr>
       <w:tr>
+        <w:trPr>
+          <w:cantSplit/>
+        </w:trPr>
         <w:tc>
           <w:tcPr>
-            <w:tcW w:type="dxa" w:w="4320"/>
+            <w:tcW w:type="dxa" w:w="5040"/>
           </w:tcPr>
           <w:p>
+            <w:pPr>
+              <w:keepNext/>
+            </w:pPr>
             <w:r>
               <w:rPr>
                 <w:b w:val="0"/>
@@ -389,9 +451,12 @@
         </w:tc>
         <w:tc>
           <w:tcPr>
-            <w:tcW w:type="dxa" w:w="4320"/>
+            <w:tcW w:type="dxa" w:w="5040"/>
           </w:tcPr>
           <w:p>
+            <w:pPr>
+              <w:keepNext/>
+            </w:pPr>
             <w:r>
               <w:rPr>
                 <w:b w:val="0"/>
@@ -403,7 +468,7 @@
                 <w:b w:val="0"/>
                 <w:sz w:val="18"/>
               </w:rPr>
-              <w:t xml:space="preserve">MLflow (SQLite store, nested runs, artifacts, registry alias </w:t>
+              <w:t xml:space="preserve">MLflow: parent and nested runs, artifacts, registry alias </w:t>
             </w:r>
             <w:r>
               <w:rPr>
@@ -413,22 +478,21 @@
               </w:rPr>
               <w:t>@champion</w:t>
             </w:r>
-            <w:r>
-              <w:rPr>
-                <w:b w:val="0"/>
-                <w:sz w:val="18"/>
-              </w:rPr>
-              <w:t>)</w:t>
-            </w:r>
           </w:p>
         </w:tc>
       </w:tr>
       <w:tr>
+        <w:trPr>
+          <w:cantSplit/>
+        </w:trPr>
         <w:tc>
           <w:tcPr>
-            <w:tcW w:type="dxa" w:w="4320"/>
+            <w:tcW w:type="dxa" w:w="5040"/>
           </w:tcPr>
           <w:p>
+            <w:pPr>
+              <w:keepNext/>
+            </w:pPr>
             <w:r>
               <w:rPr>
                 <w:b w:val="0"/>
@@ -440,15 +504,18 @@
                 <w:b w:val="0"/>
                 <w:sz w:val="18"/>
               </w:rPr>
-              <w:t>4. Packaging &amp; reproducibility</w:t>
+              <w:t>4. Packaging</w:t>
             </w:r>
           </w:p>
         </w:tc>
         <w:tc>
           <w:tcPr>
-            <w:tcW w:type="dxa" w:w="4320"/>
+            <w:tcW w:type="dxa" w:w="5040"/>
           </w:tcPr>
           <w:p>
+            <w:pPr>
+              <w:keepNext/>
+            </w:pPr>
             <w:r>
               <w:rPr>
                 <w:b w:val="0"/>
@@ -519,11 +586,17 @@
         </w:tc>
       </w:tr>
       <w:tr>
+        <w:trPr>
+          <w:cantSplit/>
+        </w:trPr>
         <w:tc>
           <w:tcPr>
-            <w:tcW w:type="dxa" w:w="4320"/>
+            <w:tcW w:type="dxa" w:w="5040"/>
           </w:tcPr>
           <w:p>
+            <w:pPr>
+              <w:keepNext/>
+            </w:pPr>
             <w:r>
               <w:rPr>
                 <w:b w:val="0"/>
@@ -535,15 +608,18 @@
                 <w:b w:val="0"/>
                 <w:sz w:val="18"/>
               </w:rPr>
-              <w:t>5. CI/CD &amp; testing</w:t>
+              <w:t>5. CI/CD &amp; tests</w:t>
             </w:r>
           </w:p>
         </w:tc>
         <w:tc>
           <w:tcPr>
-            <w:tcW w:type="dxa" w:w="4320"/>
+            <w:tcW w:type="dxa" w:w="5040"/>
           </w:tcPr>
           <w:p>
+            <w:pPr>
+              <w:keepNext/>
+            </w:pPr>
             <w:r>
               <w:rPr>
                 <w:b w:val="0"/>
@@ -563,7 +639,7 @@
                 <w:b w:val="0"/>
                 <w:sz w:val="18"/>
               </w:rPr>
-              <w:t xml:space="preserve"> (42 tests), </w:t>
+              <w:t xml:space="preserve"> (42 pytest tests), </w:t>
             </w:r>
             <w:r>
               <w:rPr>
@@ -577,11 +653,17 @@
         </w:tc>
       </w:tr>
       <w:tr>
+        <w:trPr>
+          <w:cantSplit/>
+        </w:trPr>
         <w:tc>
           <w:tcPr>
-            <w:tcW w:type="dxa" w:w="4320"/>
+            <w:tcW w:type="dxa" w:w="5040"/>
           </w:tcPr>
           <w:p>
+            <w:pPr>
+              <w:keepNext/>
+            </w:pPr>
             <w:r>
               <w:rPr>
                 <w:b w:val="0"/>
@@ -593,15 +675,18 @@
                 <w:b w:val="0"/>
                 <w:sz w:val="18"/>
               </w:rPr>
-              <w:t>6. Containerisation</w:t>
+              <w:t>6. Container</w:t>
             </w:r>
           </w:p>
         </w:tc>
         <w:tc>
           <w:tcPr>
-            <w:tcW w:type="dxa" w:w="4320"/>
+            <w:tcW w:type="dxa" w:w="5040"/>
           </w:tcPr>
           <w:p>
+            <w:pPr>
+              <w:keepNext/>
+            </w:pPr>
             <w:r>
               <w:rPr>
                 <w:b w:val="0"/>
@@ -621,7 +706,7 @@
                 <w:b w:val="0"/>
                 <w:sz w:val="18"/>
               </w:rPr>
-              <w:t xml:space="preserve">, FastAPI app in </w:t>
+              <w:t xml:space="preserve">, FastAPI app </w:t>
             </w:r>
             <w:r>
               <w:rPr>
@@ -635,11 +720,17 @@
         </w:tc>
       </w:tr>
       <w:tr>
+        <w:trPr>
+          <w:cantSplit/>
+        </w:trPr>
         <w:tc>
           <w:tcPr>
-            <w:tcW w:type="dxa" w:w="4320"/>
+            <w:tcW w:type="dxa" w:w="5040"/>
           </w:tcPr>
           <w:p>
+            <w:pPr>
+              <w:keepNext/>
+            </w:pPr>
             <w:r>
               <w:rPr>
                 <w:b w:val="0"/>
@@ -651,15 +742,18 @@
                 <w:b w:val="0"/>
                 <w:sz w:val="18"/>
               </w:rPr>
-              <w:t>7. Production deployment</w:t>
+              <w:t>7. Deployment</w:t>
             </w:r>
           </w:p>
         </w:tc>
         <w:tc>
           <w:tcPr>
-            <w:tcW w:type="dxa" w:w="4320"/>
+            <w:tcW w:type="dxa" w:w="5040"/>
           </w:tcPr>
           <w:p>
+            <w:pPr>
+              <w:keepNext/>
+            </w:pPr>
             <w:r>
               <w:rPr>
                 <w:b w:val="0"/>
@@ -679,17 +773,23 @@
                 <w:b w:val="0"/>
                 <w:sz w:val="18"/>
               </w:rPr>
-              <w:t xml:space="preserve"> (Namespace, Deployment, LoadBalancer Service, Ingress, Kustomize)</w:t>
+              <w:t>: Namespace, Deployment, LoadBalancer Service, Ingress</w:t>
             </w:r>
           </w:p>
         </w:tc>
       </w:tr>
       <w:tr>
+        <w:trPr>
+          <w:cantSplit/>
+        </w:trPr>
         <w:tc>
           <w:tcPr>
-            <w:tcW w:type="dxa" w:w="4320"/>
+            <w:tcW w:type="dxa" w:w="5040"/>
           </w:tcPr>
           <w:p>
+            <w:pPr>
+              <w:keepNext w:val="0"/>
+            </w:pPr>
             <w:r>
               <w:rPr>
                 <w:b w:val="0"/>
@@ -701,15 +801,18 @@
                 <w:b w:val="0"/>
                 <w:sz w:val="18"/>
               </w:rPr>
-              <w:t>8. Monitoring &amp; logging</w:t>
+              <w:t>8. Monitoring</w:t>
             </w:r>
           </w:p>
         </w:tc>
         <w:tc>
           <w:tcPr>
-            <w:tcW w:type="dxa" w:w="4320"/>
+            <w:tcW w:type="dxa" w:w="5040"/>
           </w:tcPr>
           <w:p>
+            <w:pPr>
+              <w:keepNext w:val="0"/>
+            </w:pPr>
             <w:r>
               <w:rPr>
                 <w:b w:val="0"/>
@@ -721,7 +824,7 @@
                 <w:b w:val="0"/>
                 <w:sz w:val="18"/>
               </w:rPr>
-              <w:t xml:space="preserve">JSON logs, Prometheus </w:t>
+              <w:t xml:space="preserve">JSON logs, </w:t>
             </w:r>
             <w:r>
               <w:rPr>
@@ -736,7 +839,7 @@
                 <w:b w:val="0"/>
                 <w:sz w:val="18"/>
               </w:rPr>
-              <w:t>, Grafana dashboard (</w:t>
+              <w:t>, Prometheus + Grafana (</w:t>
             </w:r>
             <w:r>
               <w:rPr>
@@ -771,71 +874,6 @@
           </w:p>
         </w:tc>
       </w:tr>
-      <w:tr>
-        <w:tc>
-          <w:tcPr>
-            <w:tcW w:type="dxa" w:w="4320"/>
-          </w:tcPr>
-          <w:p>
-            <w:r>
-              <w:rPr>
-                <w:b w:val="0"/>
-                <w:sz w:val="18"/>
-              </w:rPr>
-            </w:r>
-            <w:r>
-              <w:rPr>
-                <w:b w:val="0"/>
-                <w:sz w:val="18"/>
-              </w:rPr>
-              <w:t>9. Documentation</w:t>
-            </w:r>
-          </w:p>
-        </w:tc>
-        <w:tc>
-          <w:tcPr>
-            <w:tcW w:type="dxa" w:w="4320"/>
-          </w:tcPr>
-          <w:p>
-            <w:r>
-              <w:rPr>
-                <w:b w:val="0"/>
-                <w:sz w:val="18"/>
-              </w:rPr>
-            </w:r>
-            <w:r>
-              <w:rPr>
-                <w:b w:val="0"/>
-                <w:sz w:val="18"/>
-              </w:rPr>
-              <w:t xml:space="preserve">this report, </w:t>
-            </w:r>
-            <w:r>
-              <w:rPr>
-                <w:rFonts w:ascii="Consolas" w:hAnsi="Consolas"/>
-                <w:b w:val="0"/>
-                <w:sz w:val="18"/>
-              </w:rPr>
-              <w:t>README.md</w:t>
-            </w:r>
-            <w:r>
-              <w:rPr>
-                <w:b w:val="0"/>
-                <w:sz w:val="18"/>
-              </w:rPr>
-              <w:t xml:space="preserve">, </w:t>
-            </w:r>
-            <w:r>
-              <w:rPr>
-                <w:rFonts w:ascii="Consolas" w:hAnsi="Consolas"/>
-                <w:b w:val="0"/>
-                <w:sz w:val="18"/>
-              </w:rPr>
-              <w:t>screenshots/</w:t>
-            </w:r>
-          </w:p>
-        </w:tc>
-      </w:tr>
     </w:tbl>
     <w:p/>
     <w:p>
@@ -843,7 +881,7 @@
         <w:pStyle w:val="Heading2"/>
       </w:pPr>
       <w:r>
-        <w:t>2. System architecture</w:t>
+        <w:t>2. Architecture</w:t>
       </w:r>
     </w:p>
     <w:p>
@@ -853,7 +891,7 @@
       <w:r>
         <w:drawing>
           <wp:inline xmlns:a="http://schemas.openxmlformats.org/drawingml/2006/main" xmlns:pic="http://schemas.openxmlformats.org/drawingml/2006/picture">
-            <wp:extent cx="5760720" cy="3720464"/>
+            <wp:extent cx="5852160" cy="3779519"/>
             <wp:docPr id="1" name="Picture 1"/>
             <wp:cNvGraphicFramePr>
               <a:graphicFrameLocks noChangeAspect="1"/>
@@ -874,7 +912,7 @@
                   <pic:spPr>
                     <a:xfrm>
                       <a:off x="0" y="0"/>
-                      <a:ext cx="5760720" cy="3720464"/>
+                      <a:ext cx="5852160" cy="3779519"/>
                     </a:xfrm>
                     <a:prstGeom prst="rect"/>
                   </pic:spPr>
@@ -899,121 +937,107 @@
     </w:p>
     <w:p>
       <w:r>
-        <w:t>The system has five layers (Figure 1):</w:t>
+        <w:t>There are five layers:</w:t>
       </w:r>
     </w:p>
     <w:p>
       <w:pPr>
-        <w:pStyle w:val="ListNumber"/>
+        <w:ind w:left="432" w:hanging="288"/>
       </w:pPr>
+      <w:r>
+        <w:t xml:space="preserve">1. </w:t>
+      </w:r>
       <w:r>
         <w:rPr>
           <w:b/>
         </w:rPr>
-        <w:t>Data &amp; EDA</w:t>
-      </w:r>
-      <w:r>
-        <w:t xml:space="preserve"> – a download script fetches the official UCI archive and verifies its row count and SHA-256 hash. A cleaning module validates every column and writes a versioned CSV.</w:t>
+        <w:t>Data:</w:t>
+      </w:r>
+      <w:r>
+        <w:t xml:space="preserve"> a verified download and a cleaning module.</w:t>
       </w:r>
     </w:p>
     <w:p>
       <w:pPr>
-        <w:pStyle w:val="ListNumber"/>
+        <w:ind w:left="432" w:hanging="288"/>
       </w:pPr>
+      <w:r>
+        <w:t xml:space="preserve">2. </w:t>
+      </w:r>
       <w:r>
         <w:rPr>
           <w:b/>
         </w:rPr>
-        <w:t>Training &amp; tracking</w:t>
-      </w:r>
-      <w:r>
-        <w:t xml:space="preserve"> – one sklearn </w:t>
+        <w:t>Training:</w:t>
+      </w:r>
+      <w:r>
+        <w:t xml:space="preserve"> one sklearn pipeline, tracked in MLflow.</w:t>
+      </w:r>
+    </w:p>
+    <w:p>
+      <w:pPr>
+        <w:ind w:left="432" w:hanging="288"/>
+      </w:pPr>
+      <w:r>
+        <w:t xml:space="preserve">3. </w:t>
+      </w:r>
+      <w:r>
+        <w:rPr>
+          <w:b/>
+        </w:rPr>
+        <w:t>CI/CD:</w:t>
+      </w:r>
+      <w:r>
+        <w:t xml:space="preserve"> GitHub Actions.</w:t>
+      </w:r>
+    </w:p>
+    <w:p>
+      <w:pPr>
+        <w:ind w:left="432" w:hanging="288"/>
+      </w:pPr>
+      <w:r>
+        <w:t xml:space="preserve">4. </w:t>
+      </w:r>
+      <w:r>
+        <w:rPr>
+          <w:b/>
+        </w:rPr>
+        <w:t>Serving:</w:t>
+      </w:r>
+      <w:r>
+        <w:t xml:space="preserve"> Docker and Kubernetes.</w:t>
+      </w:r>
+    </w:p>
+    <w:p>
+      <w:pPr>
+        <w:ind w:left="432" w:hanging="288"/>
+      </w:pPr>
+      <w:r>
+        <w:t xml:space="preserve">5. </w:t>
+      </w:r>
+      <w:r>
+        <w:rPr>
+          <w:b/>
+        </w:rPr>
+        <w:t>Monitoring:</w:t>
+      </w:r>
+      <w:r>
+        <w:t xml:space="preserve"> Prometheus and Grafana.</w:t>
+      </w:r>
+    </w:p>
+    <w:p>
+      <w:r>
+        <w:t>The key decision is that a single package (</w:t>
       </w:r>
       <w:r>
         <w:rPr>
           <w:rFonts w:ascii="Consolas" w:hAnsi="Consolas"/>
           <w:sz w:val="19"/>
         </w:rPr>
-        <w:t>Pipeline</w:t>
-      </w:r>
-      <w:r>
-        <w:t xml:space="preserve"> holds feature engineering, preprocessing and the estimator. Three model families are tuned with </w:t>
-      </w:r>
-      <w:r>
-        <w:rPr>
-          <w:rFonts w:ascii="Consolas" w:hAnsi="Consolas"/>
-          <w:sz w:val="19"/>
-        </w:rPr>
-        <w:t>GridSearchCV</w:t>
-      </w:r>
-      <w:r>
-        <w:t>. MLflow records every candidate. The best model is registered and exported.</w:t>
-      </w:r>
-    </w:p>
-    <w:p>
-      <w:pPr>
-        <w:pStyle w:val="ListNumber"/>
-      </w:pPr>
-      <w:r>
-        <w:rPr>
-          <w:b/>
-        </w:rPr>
-        <w:t>CI/CD</w:t>
-      </w:r>
-      <w:r>
-        <w:t xml:space="preserve"> – GitHub Actions runs lint, tests, training with a quality gate, and a Docker build with a smoke test on every push.</w:t>
-      </w:r>
-    </w:p>
-    <w:p>
-      <w:pPr>
-        <w:pStyle w:val="ListNumber"/>
-      </w:pPr>
-      <w:r>
-        <w:rPr>
-          <w:b/>
-        </w:rPr>
-        <w:t>Serving</w:t>
-      </w:r>
-      <w:r>
-        <w:t xml:space="preserve"> – a FastAPI service is packaged in a slim, non-root Docker image. It is deployed to Kubernetes with two replicas behind a LoadBalancer service and an optional Ingress.</w:t>
-      </w:r>
-    </w:p>
-    <w:p>
-      <w:pPr>
-        <w:pStyle w:val="ListNumber"/>
-      </w:pPr>
-      <w:r>
-        <w:rPr>
-          <w:b/>
-        </w:rPr>
-        <w:t>Monitoring</w:t>
-      </w:r>
-      <w:r>
-        <w:t xml:space="preserve"> – each request produces a structured JSON log line. Prometheus scrapes the </w:t>
-      </w:r>
-      <w:r>
-        <w:rPr>
-          <w:rFonts w:ascii="Consolas" w:hAnsi="Consolas"/>
-          <w:sz w:val="19"/>
-        </w:rPr>
-        <w:t>/metrics</w:t>
-      </w:r>
-      <w:r>
-        <w:t xml:space="preserve"> endpoint and Grafana visualises traffic, latency, errors and the distribution of predictions.</w:t>
-      </w:r>
-    </w:p>
-    <w:p>
-      <w:r>
-        <w:t xml:space="preserve">The key design decision is that </w:t>
-      </w:r>
-      <w:r>
-        <w:rPr>
-          <w:b/>
-        </w:rPr>
-        <w:t>one Python package (`heart_disease`) is the single source of truth</w:t>
-      </w:r>
-      <w:r>
-        <w:t>. The notebooks, the training CLI, the CI pipeline, the tests and the API all import the same cleaning and feature code. This prevents training/serving skew.</w:t>
+        <w:t>heart_disease</w:t>
+      </w:r>
+      <w:r>
+        <w:t>) is imported by the notebooks, the training CLI, the tests, CI and the API, so training and serving cannot diverge.</w:t>
       </w:r>
     </w:p>
     <w:p>
@@ -1021,37 +1045,132 @@
         <w:pStyle w:val="Heading2"/>
       </w:pPr>
       <w:r>
-        <w:t>3. Data acquisition and exploratory data analysis</w:t>
+        <w:t>3. Setup and installation</w:t>
+      </w:r>
+    </w:p>
+    <w:p>
+      <w:r>
+        <w:t>Requires Python 3.13 and Docker Desktop (with Kubernetes enabled). From the repository root:</w:t>
+      </w:r>
+    </w:p>
+    <w:p>
+      <w:r>
+        <w:rPr>
+          <w:rFonts w:ascii="Consolas" w:hAnsi="Consolas"/>
+          <w:sz w:val="17"/>
+        </w:rPr>
+        <w:t>python -m venv .venv ; .\.venv\Scripts\Activate.ps1</w:t>
+        <w:br/>
+        <w:t>pip install -r requirements.txt</w:t>
+        <w:br/>
+        <w:t>python scripts/download_data.py ; python -m heart_disease.data ; python -m heart_disease.eda ; python -m heart_disease.train</w:t>
+        <w:br/>
+        <w:t>pytest --cov=heart_disease</w:t>
+        <w:br/>
+        <w:t>docker build -t heart-disease-api:1.0.0 . ; kubectl apply -k k8s/</w:t>
+        <w:br/>
+        <w:t>curl.exe -s -X POST http://localhost:8080/predict -H "Content-Type: application/json" -d "@sample_request.json"</w:t>
+      </w:r>
+    </w:p>
+    <w:p>
+      <w:r>
+        <w:rPr>
+          <w:b/>
+        </w:rPr>
+        <w:t>API access (local):</w:t>
       </w:r>
     </w:p>
     <w:p>
       <w:pPr>
-        <w:pStyle w:val="Heading3"/>
+        <w:pStyle w:val="ListBullet"/>
       </w:pPr>
       <w:r>
-        <w:t>3.1 Acquisition</w:t>
-      </w:r>
-    </w:p>
-    <w:p>
+        <w:t xml:space="preserve">Docker: </w:t>
+      </w:r>
       <w:r>
         <w:rPr>
           <w:rFonts w:ascii="Consolas" w:hAnsi="Consolas"/>
           <w:sz w:val="19"/>
         </w:rPr>
-        <w:t>scripts/download_data.py</w:t>
-      </w:r>
-      <w:r>
-        <w:t xml:space="preserve"> downloads </w:t>
+        <w:t>http://localhost:8000</w:t>
+      </w:r>
+      <w:r>
+        <w:t xml:space="preserve"> (Swagger UI at </w:t>
       </w:r>
       <w:r>
         <w:rPr>
           <w:rFonts w:ascii="Consolas" w:hAnsi="Consolas"/>
           <w:sz w:val="19"/>
         </w:rPr>
-        <w:t>heart+disease.zip</w:t>
-      </w:r>
-      <w:r>
-        <w:t xml:space="preserve"> from the UCI Machine Learning Repository. If that fails, it falls back to the legacy URL. It extracts the processed files into </w:t>
+        <w:t>/docs</w:t>
+      </w:r>
+      <w:r>
+        <w:t>).</w:t>
+      </w:r>
+    </w:p>
+    <w:p>
+      <w:pPr>
+        <w:pStyle w:val="ListBullet"/>
+      </w:pPr>
+      <w:r>
+        <w:t xml:space="preserve">Kubernetes: </w:t>
+      </w:r>
+      <w:r>
+        <w:rPr>
+          <w:rFonts w:ascii="Consolas" w:hAnsi="Consolas"/>
+          <w:sz w:val="19"/>
+        </w:rPr>
+        <w:t>http://localhost:8080</w:t>
+      </w:r>
+      <w:r>
+        <w:t>.</w:t>
+      </w:r>
+    </w:p>
+    <w:p>
+      <w:pPr>
+        <w:pStyle w:val="ListBullet"/>
+      </w:pPr>
+      <w:r>
+        <w:t xml:space="preserve">The CI pipeline publishes the image as </w:t>
+      </w:r>
+      <w:r>
+        <w:rPr>
+          <w:rFonts w:ascii="Consolas" w:hAnsi="Consolas"/>
+          <w:sz w:val="19"/>
+        </w:rPr>
+        <w:t>ghcr.io/kknandi/heart-disease-api:latest</w:t>
+      </w:r>
+      <w:r>
+        <w:t>.</w:t>
+      </w:r>
+    </w:p>
+    <w:p>
+      <w:pPr>
+        <w:pStyle w:val="Heading2"/>
+      </w:pPr>
+      <w:r>
+        <w:t>4. Data acquisition and EDA</w:t>
+      </w:r>
+    </w:p>
+    <w:p>
+      <w:r>
+        <w:rPr>
+          <w:b/>
+        </w:rPr>
+        <w:t>Acquisition.</w:t>
+      </w:r>
+      <w:r>
+        <w:t xml:space="preserve"> </w:t>
+      </w:r>
+      <w:r>
+        <w:rPr>
+          <w:rFonts w:ascii="Consolas" w:hAnsi="Consolas"/>
+          <w:sz w:val="19"/>
+        </w:rPr>
+        <w:t>download_data.py</w:t>
+      </w:r>
+      <w:r>
+        <w:t xml:space="preserve"> fetches the official UCI archive, extracts it into </w:t>
       </w:r>
       <w:r>
         <w:rPr>
@@ -1061,31 +1180,34 @@
         <w:t>data/raw/</w:t>
       </w:r>
       <w:r>
-        <w:t xml:space="preserve">, asserts that the Cleveland file has 303 rows, and logs its SHA-256 so that a changed upstream file is detected. It uses only the standard library, so it runs before any dependencies are installed. A </w:t>
+        <w:t>, and checks that the file has 303 rows and the expected SHA-256 hash, so a changed upstream file is detected.</w:t>
+      </w:r>
+    </w:p>
+    <w:p>
+      <w:r>
+        <w:rPr>
+          <w:b/>
+        </w:rPr>
+        <w:t>Cleaning.</w:t>
+      </w:r>
+      <w:r>
+        <w:t xml:space="preserve"> </w:t>
       </w:r>
       <w:r>
         <w:rPr>
           <w:rFonts w:ascii="Consolas" w:hAnsi="Consolas"/>
           <w:sz w:val="19"/>
         </w:rPr>
-        <w:t>--from-zip</w:t>
-      </w:r>
-      <w:r>
-        <w:t xml:space="preserve"> option supports offline use.</w:t>
+        <w:t>clean_data()</w:t>
+      </w:r>
+      <w:r>
+        <w:t xml:space="preserve"> applies these rules:</w:t>
       </w:r>
     </w:p>
     <w:p>
       <w:pPr>
-        <w:pStyle w:val="Heading3"/>
+        <w:pStyle w:val="ListBullet"/>
       </w:pPr>
-      <w:r>
-        <w:t>3.2 Data quality and cleaning</w:t>
-      </w:r>
-    </w:p>
-    <w:p>
-      <w:r>
-        <w:t xml:space="preserve">The raw file has no header and encodes missing values as </w:t>
-      </w:r>
       <w:r>
         <w:rPr>
           <w:rFonts w:ascii="Consolas" w:hAnsi="Consolas"/>
@@ -1094,499 +1216,209 @@
         <w:t>?</w:t>
       </w:r>
       <w:r>
-        <w:t xml:space="preserve">. The original target </w:t>
+        <w:t xml:space="preserve"> is read as missing.</w:t>
+      </w:r>
+    </w:p>
+    <w:p>
+      <w:pPr>
+        <w:pStyle w:val="ListBullet"/>
+      </w:pPr>
+      <w:r>
+        <w:t>Every column is converted to a number.</w:t>
+      </w:r>
+    </w:p>
+    <w:p>
+      <w:pPr>
+        <w:pStyle w:val="ListBullet"/>
+      </w:pPr>
+      <w:r>
+        <w:t>Out-of-range values and unknown category codes are set to missing.</w:t>
+      </w:r>
+    </w:p>
+    <w:p>
+      <w:pPr>
+        <w:pStyle w:val="ListBullet"/>
+      </w:pPr>
+      <w:r>
+        <w:t xml:space="preserve">The target is binarised: </w:t>
       </w:r>
       <w:r>
         <w:rPr>
           <w:rFonts w:ascii="Consolas" w:hAnsi="Consolas"/>
           <w:sz w:val="19"/>
         </w:rPr>
-        <w:t>num</w:t>
-      </w:r>
-      <w:r>
-        <w:t xml:space="preserve"> takes values 0–4: 0 means no disease and 1–4 are increasing severity. </w:t>
+        <w:t>num &gt; 0</w:t>
+      </w:r>
+      <w:r>
+        <w:t xml:space="preserve"> becomes 1.</w:t>
+      </w:r>
+    </w:p>
+    <w:p>
+      <w:pPr>
+        <w:pStyle w:val="ListBullet"/>
+      </w:pPr>
+      <w:r>
+        <w:t>Duplicates are dropped.</w:t>
+      </w:r>
+    </w:p>
+    <w:p>
+      <w:r>
+        <w:t>Only 6 cells are missing (</w:t>
       </w:r>
       <w:r>
         <w:rPr>
           <w:rFonts w:ascii="Consolas" w:hAnsi="Consolas"/>
           <w:sz w:val="19"/>
         </w:rPr>
-        <w:t>heart_disease.data.clean_data()</w:t>
-      </w:r>
-      <w:r>
-        <w:t xml:space="preserve"> applies documented rules:</w:t>
+        <w:t>ca</w:t>
+      </w:r>
+      <w:r>
+        <w:t xml:space="preserve">: 4, </w:t>
+      </w:r>
+      <w:r>
+        <w:rPr>
+          <w:rFonts w:ascii="Consolas" w:hAnsi="Consolas"/>
+          <w:sz w:val="19"/>
+        </w:rPr>
+        <w:t>thal</w:t>
+      </w:r>
+      <w:r>
+        <w:t xml:space="preserve">: 2). They are imputed </w:t>
+      </w:r>
+      <w:r>
+        <w:rPr>
+          <w:b/>
+        </w:rPr>
+        <w:t>inside</w:t>
+      </w:r>
+      <w:r>
+        <w:t xml:space="preserve"> the model pipeline, so the imputer is fitted on training folds only. This avoids leakage and handles missing values identically at inference time.</w:t>
       </w:r>
     </w:p>
     <w:tbl>
       <w:tblPr>
-        <w:tblStyle w:val="LightGrid-Accent1"/>
         <w:tblW w:type="auto" w:w="0"/>
         <w:tblLook w:firstColumn="1" w:firstRow="1" w:lastColumn="0" w:lastRow="0" w:noHBand="0" w:noVBand="1" w:val="04A0"/>
       </w:tblPr>
       <w:tblGrid>
-        <w:gridCol w:w="2880"/>
-        <w:gridCol w:w="2880"/>
-        <w:gridCol w:w="2880"/>
+        <w:gridCol w:w="5040"/>
+        <w:gridCol w:w="5040"/>
       </w:tblGrid>
       <w:tr>
         <w:tc>
           <w:tcPr>
-            <w:tcW w:type="dxa" w:w="2880"/>
+            <w:tcW w:type="dxa" w:w="5040"/>
           </w:tcPr>
           <w:p>
+            <w:pPr>
+              <w:jc w:val="center"/>
+            </w:pPr>
+            <w:r>
+              <w:drawing>
+                <wp:inline xmlns:a="http://schemas.openxmlformats.org/drawingml/2006/main" xmlns:pic="http://schemas.openxmlformats.org/drawingml/2006/picture">
+                  <wp:extent cx="3063240" cy="2464575"/>
+                  <wp:docPr id="2" name="Picture 2"/>
+                  <wp:cNvGraphicFramePr>
+                    <a:graphicFrameLocks noChangeAspect="1"/>
+                  </wp:cNvGraphicFramePr>
+                  <a:graphic>
+                    <a:graphicData uri="http://schemas.openxmlformats.org/drawingml/2006/picture">
+                      <pic:pic>
+                        <pic:nvPicPr>
+                          <pic:cNvPr id="0" name="eda_class_balance.png"/>
+                          <pic:cNvPicPr/>
+                        </pic:nvPicPr>
+                        <pic:blipFill>
+                          <a:blip r:embed="rId10"/>
+                          <a:stretch>
+                            <a:fillRect/>
+                          </a:stretch>
+                        </pic:blipFill>
+                        <pic:spPr>
+                          <a:xfrm>
+                            <a:off x="0" y="0"/>
+                            <a:ext cx="3063240" cy="2464575"/>
+                          </a:xfrm>
+                          <a:prstGeom prst="rect"/>
+                        </pic:spPr>
+                      </pic:pic>
+                    </a:graphicData>
+                  </a:graphic>
+                </wp:inline>
+              </w:drawing>
+            </w:r>
+          </w:p>
+          <w:p>
+            <w:pPr>
+              <w:jc w:val="center"/>
+            </w:pPr>
             <w:r>
               <w:rPr>
-                <w:b/>
+                <w:i/>
                 <w:sz w:val="18"/>
               </w:rPr>
-            </w:r>
-            <w:r>
-              <w:rPr>
-                <w:b/>
-                <w:sz w:val="18"/>
-              </w:rPr>
-              <w:t>Step</w:t>
+              <w:t>Figure 2 – Class balance</w:t>
             </w:r>
           </w:p>
         </w:tc>
         <w:tc>
           <w:tcPr>
-            <w:tcW w:type="dxa" w:w="2880"/>
+            <w:tcW w:type="dxa" w:w="5040"/>
           </w:tcPr>
           <w:p>
+            <w:pPr>
+              <w:jc w:val="center"/>
+            </w:pPr>
+            <w:r>
+              <w:drawing>
+                <wp:inline xmlns:a="http://schemas.openxmlformats.org/drawingml/2006/main" xmlns:pic="http://schemas.openxmlformats.org/drawingml/2006/picture">
+                  <wp:extent cx="3063240" cy="2331867"/>
+                  <wp:docPr id="3" name="Picture 3"/>
+                  <wp:cNvGraphicFramePr>
+                    <a:graphicFrameLocks noChangeAspect="1"/>
+                  </wp:cNvGraphicFramePr>
+                  <a:graphic>
+                    <a:graphicData uri="http://schemas.openxmlformats.org/drawingml/2006/picture">
+                      <pic:pic>
+                        <pic:nvPicPr>
+                          <pic:cNvPr id="0" name="eda_age_vs_max_hr.png"/>
+                          <pic:cNvPicPr/>
+                        </pic:nvPicPr>
+                        <pic:blipFill>
+                          <a:blip r:embed="rId11"/>
+                          <a:stretch>
+                            <a:fillRect/>
+                          </a:stretch>
+                        </pic:blipFill>
+                        <pic:spPr>
+                          <a:xfrm>
+                            <a:off x="0" y="0"/>
+                            <a:ext cx="3063240" cy="2331867"/>
+                          </a:xfrm>
+                          <a:prstGeom prst="rect"/>
+                        </pic:spPr>
+                      </pic:pic>
+                    </a:graphicData>
+                  </a:graphic>
+                </wp:inline>
+              </w:drawing>
+            </w:r>
+          </w:p>
+          <w:p>
+            <w:pPr>
+              <w:jc w:val="center"/>
+            </w:pPr>
             <w:r>
               <w:rPr>
-                <w:b/>
+                <w:i/>
                 <w:sz w:val="18"/>
               </w:rPr>
-            </w:r>
-            <w:r>
-              <w:rPr>
-                <w:b/>
-                <w:sz w:val="18"/>
-              </w:rPr>
-              <w:t>Rule</w:t>
-            </w:r>
-          </w:p>
-        </w:tc>
-        <w:tc>
-          <w:tcPr>
-            <w:tcW w:type="dxa" w:w="2880"/>
-          </w:tcPr>
-          <w:p>
-            <w:r>
-              <w:rPr>
-                <w:b/>
-                <w:sz w:val="18"/>
-              </w:rPr>
-            </w:r>
-            <w:r>
-              <w:rPr>
-                <w:b/>
-                <w:sz w:val="18"/>
-              </w:rPr>
-              <w:t>Rationale</w:t>
-            </w:r>
-          </w:p>
-        </w:tc>
-      </w:tr>
-      <w:tr>
-        <w:tc>
-          <w:tcPr>
-            <w:tcW w:type="dxa" w:w="2880"/>
-          </w:tcPr>
-          <w:p>
-            <w:r>
-              <w:rPr>
-                <w:b w:val="0"/>
-                <w:sz w:val="18"/>
-              </w:rPr>
-            </w:r>
-            <w:r>
-              <w:rPr>
-                <w:b w:val="0"/>
-                <w:sz w:val="18"/>
-              </w:rPr>
-              <w:t>Type coercion</w:t>
-            </w:r>
-          </w:p>
-        </w:tc>
-        <w:tc>
-          <w:tcPr>
-            <w:tcW w:type="dxa" w:w="2880"/>
-          </w:tcPr>
-          <w:p>
-            <w:r>
-              <w:rPr>
-                <w:b w:val="0"/>
-                <w:sz w:val="18"/>
-              </w:rPr>
-            </w:r>
-            <w:r>
-              <w:rPr>
-                <w:b w:val="0"/>
-                <w:sz w:val="18"/>
-              </w:rPr>
-              <w:t>all columns to numeric; malformed → NaN</w:t>
-            </w:r>
-          </w:p>
-        </w:tc>
-        <w:tc>
-          <w:tcPr>
-            <w:tcW w:type="dxa" w:w="2880"/>
-          </w:tcPr>
-          <w:p>
-            <w:r>
-              <w:rPr>
-                <w:b w:val="0"/>
-                <w:sz w:val="18"/>
-              </w:rPr>
-            </w:r>
-            <w:r>
-              <w:rPr>
-                <w:b w:val="0"/>
-                <w:sz w:val="18"/>
-              </w:rPr>
-              <w:t>robust to bad input</w:t>
-            </w:r>
-          </w:p>
-        </w:tc>
-      </w:tr>
-      <w:tr>
-        <w:tc>
-          <w:tcPr>
-            <w:tcW w:type="dxa" w:w="2880"/>
-          </w:tcPr>
-          <w:p>
-            <w:r>
-              <w:rPr>
-                <w:b w:val="0"/>
-                <w:sz w:val="18"/>
-              </w:rPr>
-            </w:r>
-            <w:r>
-              <w:rPr>
-                <w:b w:val="0"/>
-                <w:sz w:val="18"/>
-              </w:rPr>
-              <w:t>Range validation</w:t>
-            </w:r>
-          </w:p>
-        </w:tc>
-        <w:tc>
-          <w:tcPr>
-            <w:tcW w:type="dxa" w:w="2880"/>
-          </w:tcPr>
-          <w:p>
-            <w:r>
-              <w:rPr>
-                <w:b w:val="0"/>
-                <w:sz w:val="18"/>
-              </w:rPr>
-            </w:r>
-            <w:r>
-              <w:rPr>
-                <w:b w:val="0"/>
-                <w:sz w:val="18"/>
-              </w:rPr>
-              <w:t>e.g. cholesterol outside 80–700 mg/dl → NaN</w:t>
-            </w:r>
-          </w:p>
-        </w:tc>
-        <w:tc>
-          <w:tcPr>
-            <w:tcW w:type="dxa" w:w="2880"/>
-          </w:tcPr>
-          <w:p>
-            <w:r>
-              <w:rPr>
-                <w:b w:val="0"/>
-                <w:sz w:val="18"/>
-              </w:rPr>
-            </w:r>
-            <w:r>
-              <w:rPr>
-                <w:b w:val="0"/>
-                <w:sz w:val="18"/>
-              </w:rPr>
-              <w:t>other UCI sites encode *unknown* as 0</w:t>
-            </w:r>
-          </w:p>
-        </w:tc>
-      </w:tr>
-      <w:tr>
-        <w:tc>
-          <w:tcPr>
-            <w:tcW w:type="dxa" w:w="2880"/>
-          </w:tcPr>
-          <w:p>
-            <w:r>
-              <w:rPr>
-                <w:b w:val="0"/>
-                <w:sz w:val="18"/>
-              </w:rPr>
-            </w:r>
-            <w:r>
-              <w:rPr>
-                <w:b w:val="0"/>
-                <w:sz w:val="18"/>
-              </w:rPr>
-              <w:t>Category validation</w:t>
-            </w:r>
-          </w:p>
-        </w:tc>
-        <w:tc>
-          <w:tcPr>
-            <w:tcW w:type="dxa" w:w="2880"/>
-          </w:tcPr>
-          <w:p>
-            <w:r>
-              <w:rPr>
-                <w:b w:val="0"/>
-                <w:sz w:val="18"/>
-              </w:rPr>
-            </w:r>
-            <w:r>
-              <w:rPr>
-                <w:b w:val="0"/>
-                <w:sz w:val="18"/>
-              </w:rPr>
-              <w:t xml:space="preserve">unknown codes (e.g. </w:t>
-            </w:r>
-            <w:r>
-              <w:rPr>
-                <w:rFonts w:ascii="Consolas" w:hAnsi="Consolas"/>
-                <w:b w:val="0"/>
-                <w:sz w:val="18"/>
-              </w:rPr>
-              <w:t>cp=9</w:t>
-            </w:r>
-            <w:r>
-              <w:rPr>
-                <w:b w:val="0"/>
-                <w:sz w:val="18"/>
-              </w:rPr>
-              <w:t>) → NaN</w:t>
-            </w:r>
-          </w:p>
-        </w:tc>
-        <w:tc>
-          <w:tcPr>
-            <w:tcW w:type="dxa" w:w="2880"/>
-          </w:tcPr>
-          <w:p>
-            <w:r>
-              <w:rPr>
-                <w:b w:val="0"/>
-                <w:sz w:val="18"/>
-              </w:rPr>
-            </w:r>
-            <w:r>
-              <w:rPr>
-                <w:b w:val="0"/>
-                <w:sz w:val="18"/>
-              </w:rPr>
-              <w:t>protects the one-hot encoder</w:t>
-            </w:r>
-          </w:p>
-        </w:tc>
-      </w:tr>
-      <w:tr>
-        <w:tc>
-          <w:tcPr>
-            <w:tcW w:type="dxa" w:w="2880"/>
-          </w:tcPr>
-          <w:p>
-            <w:r>
-              <w:rPr>
-                <w:b w:val="0"/>
-                <w:sz w:val="18"/>
-              </w:rPr>
-            </w:r>
-            <w:r>
-              <w:rPr>
-                <w:b w:val="0"/>
-                <w:sz w:val="18"/>
-              </w:rPr>
-              <w:t>Target</w:t>
-            </w:r>
-          </w:p>
-        </w:tc>
-        <w:tc>
-          <w:tcPr>
-            <w:tcW w:type="dxa" w:w="2880"/>
-          </w:tcPr>
-          <w:p>
-            <w:r>
-              <w:rPr>
-                <w:b w:val="0"/>
-                <w:sz w:val="18"/>
-              </w:rPr>
-            </w:r>
-            <w:r>
-              <w:rPr>
-                <w:rFonts w:ascii="Consolas" w:hAnsi="Consolas"/>
-                <w:b w:val="0"/>
-                <w:sz w:val="18"/>
-              </w:rPr>
-              <w:t>num &gt; 0</w:t>
-            </w:r>
-            <w:r>
-              <w:rPr>
-                <w:b w:val="0"/>
-                <w:sz w:val="18"/>
-              </w:rPr>
-              <w:t xml:space="preserve"> → 1 (disease), else 0</w:t>
-            </w:r>
-          </w:p>
-        </w:tc>
-        <w:tc>
-          <w:tcPr>
-            <w:tcW w:type="dxa" w:w="2880"/>
-          </w:tcPr>
-          <w:p>
-            <w:r>
-              <w:rPr>
-                <w:b w:val="0"/>
-                <w:sz w:val="18"/>
-              </w:rPr>
-            </w:r>
-            <w:r>
-              <w:rPr>
-                <w:b w:val="0"/>
-                <w:sz w:val="18"/>
-              </w:rPr>
-              <w:t>binary task; severity classes 1–4 are too small on their own</w:t>
-            </w:r>
-          </w:p>
-        </w:tc>
-      </w:tr>
-      <w:tr>
-        <w:tc>
-          <w:tcPr>
-            <w:tcW w:type="dxa" w:w="2880"/>
-          </w:tcPr>
-          <w:p>
-            <w:r>
-              <w:rPr>
-                <w:b w:val="0"/>
-                <w:sz w:val="18"/>
-              </w:rPr>
-            </w:r>
-            <w:r>
-              <w:rPr>
-                <w:b w:val="0"/>
-                <w:sz w:val="18"/>
-              </w:rPr>
-              <w:t>Duplicates / missing target</w:t>
-            </w:r>
-          </w:p>
-        </w:tc>
-        <w:tc>
-          <w:tcPr>
-            <w:tcW w:type="dxa" w:w="2880"/>
-          </w:tcPr>
-          <w:p>
-            <w:r>
-              <w:rPr>
-                <w:b w:val="0"/>
-                <w:sz w:val="18"/>
-              </w:rPr>
-            </w:r>
-            <w:r>
-              <w:rPr>
-                <w:b w:val="0"/>
-                <w:sz w:val="18"/>
-              </w:rPr>
-              <w:t>dropped</w:t>
-            </w:r>
-          </w:p>
-        </w:tc>
-        <w:tc>
-          <w:tcPr>
-            <w:tcW w:type="dxa" w:w="2880"/>
-          </w:tcPr>
-          <w:p>
-            <w:r>
-              <w:rPr>
-                <w:b w:val="0"/>
-                <w:sz w:val="18"/>
-              </w:rPr>
-            </w:r>
-            <w:r>
-              <w:rPr>
-                <w:b w:val="0"/>
-                <w:sz w:val="18"/>
-              </w:rPr>
-              <w:t>–</w:t>
+              <w:t>Figure 3 – Age vs. max heart rate (dashed: 220 − age)</w:t>
             </w:r>
           </w:p>
         </w:tc>
       </w:tr>
     </w:tbl>
-    <w:p/>
-    <w:p>
-      <w:r>
-        <w:t xml:space="preserve">Only six cells are missing: </w:t>
-      </w:r>
-      <w:r>
-        <w:rPr>
-          <w:rFonts w:ascii="Consolas" w:hAnsi="Consolas"/>
-          <w:sz w:val="19"/>
-        </w:rPr>
-        <w:t>ca</w:t>
-      </w:r>
-      <w:r>
-        <w:t xml:space="preserve"> (4) and </w:t>
-      </w:r>
-      <w:r>
-        <w:rPr>
-          <w:rFonts w:ascii="Consolas" w:hAnsi="Consolas"/>
-          <w:sz w:val="19"/>
-        </w:rPr>
-        <w:t>thal</w:t>
-      </w:r>
-      <w:r>
-        <w:t xml:space="preserve"> (2). They are </w:t>
-      </w:r>
-      <w:r>
-        <w:rPr>
-          <w:b/>
-        </w:rPr>
-        <w:t>not</w:t>
-      </w:r>
-      <w:r>
-        <w:t xml:space="preserve"> imputed during cleaning. Instead, imputation happens inside the model pipeline and is fitted on training folds only. This avoids leakage and guarantees identical treatment at inference time, when the API also accepts missing </w:t>
-      </w:r>
-      <w:r>
-        <w:rPr>
-          <w:rFonts w:ascii="Consolas" w:hAnsi="Consolas"/>
-          <w:sz w:val="19"/>
-        </w:rPr>
-        <w:t>ca</w:t>
-      </w:r>
-      <w:r>
-        <w:t>/</w:t>
-      </w:r>
-      <w:r>
-        <w:rPr>
-          <w:rFonts w:ascii="Consolas" w:hAnsi="Consolas"/>
-          <w:sz w:val="19"/>
-        </w:rPr>
-        <w:t>thal</w:t>
-      </w:r>
-      <w:r>
-        <w:t>.</w:t>
-      </w:r>
-    </w:p>
-    <w:p>
-      <w:pPr>
-        <w:pStyle w:val="Heading3"/>
-      </w:pPr>
-      <w:r>
-        <w:t>3.3 Exploratory analysis</w:t>
-      </w:r>
-    </w:p>
     <w:p>
       <w:pPr>
         <w:jc w:val="center"/>
@@ -1594,114 +1426,7 @@
       <w:r>
         <w:drawing>
           <wp:inline xmlns:a="http://schemas.openxmlformats.org/drawingml/2006/main" xmlns:pic="http://schemas.openxmlformats.org/drawingml/2006/picture">
-            <wp:extent cx="5760720" cy="4634873"/>
-            <wp:docPr id="2" name="Picture 2"/>
-            <wp:cNvGraphicFramePr>
-              <a:graphicFrameLocks noChangeAspect="1"/>
-            </wp:cNvGraphicFramePr>
-            <a:graphic>
-              <a:graphicData uri="http://schemas.openxmlformats.org/drawingml/2006/picture">
-                <pic:pic>
-                  <pic:nvPicPr>
-                    <pic:cNvPr id="0" name="eda_class_balance.png"/>
-                    <pic:cNvPicPr/>
-                  </pic:nvPicPr>
-                  <pic:blipFill>
-                    <a:blip r:embed="rId10"/>
-                    <a:stretch>
-                      <a:fillRect/>
-                    </a:stretch>
-                  </pic:blipFill>
-                  <pic:spPr>
-                    <a:xfrm>
-                      <a:off x="0" y="0"/>
-                      <a:ext cx="5760720" cy="4634873"/>
-                    </a:xfrm>
-                    <a:prstGeom prst="rect"/>
-                  </pic:spPr>
-                </pic:pic>
-              </a:graphicData>
-            </a:graphic>
-          </wp:inline>
-        </w:drawing>
-      </w:r>
-    </w:p>
-    <w:p>
-      <w:pPr>
-        <w:jc w:val="center"/>
-      </w:pPr>
-      <w:r>
-        <w:rPr>
-          <w:i/>
-          <w:sz w:val="18"/>
-        </w:rPr>
-        <w:t>Figure 2 – Class balance</w:t>
-      </w:r>
-    </w:p>
-    <w:p>
-      <w:r>
-        <w:t>The classes are close to balanced: 164 patients without disease (54 %) and 139 with disease (46 %). No resampling is required. Splits are stratified, and the evaluation reports ROC-AUC, precision and recall rather than accuracy alone.</w:t>
-      </w:r>
-    </w:p>
-    <w:p>
-      <w:pPr>
-        <w:jc w:val="center"/>
-      </w:pPr>
-      <w:r>
-        <w:drawing>
-          <wp:inline xmlns:a="http://schemas.openxmlformats.org/drawingml/2006/main" xmlns:pic="http://schemas.openxmlformats.org/drawingml/2006/picture">
-            <wp:extent cx="5760720" cy="3107689"/>
-            <wp:docPr id="3" name="Picture 3"/>
-            <wp:cNvGraphicFramePr>
-              <a:graphicFrameLocks noChangeAspect="1"/>
-            </wp:cNvGraphicFramePr>
-            <a:graphic>
-              <a:graphicData uri="http://schemas.openxmlformats.org/drawingml/2006/picture">
-                <pic:pic>
-                  <pic:nvPicPr>
-                    <pic:cNvPr id="0" name="eda_numeric_histograms.png"/>
-                    <pic:cNvPicPr/>
-                  </pic:nvPicPr>
-                  <pic:blipFill>
-                    <a:blip r:embed="rId11"/>
-                    <a:stretch>
-                      <a:fillRect/>
-                    </a:stretch>
-                  </pic:blipFill>
-                  <pic:spPr>
-                    <a:xfrm>
-                      <a:off x="0" y="0"/>
-                      <a:ext cx="5760720" cy="3107689"/>
-                    </a:xfrm>
-                    <a:prstGeom prst="rect"/>
-                  </pic:spPr>
-                </pic:pic>
-              </a:graphicData>
-            </a:graphic>
-          </wp:inline>
-        </w:drawing>
-      </w:r>
-    </w:p>
-    <w:p>
-      <w:pPr>
-        <w:jc w:val="center"/>
-      </w:pPr>
-      <w:r>
-        <w:rPr>
-          <w:i/>
-          <w:sz w:val="18"/>
-        </w:rPr>
-        <w:t>Figure 3 – Distributions of numeric features by class</w:t>
-      </w:r>
-    </w:p>
-    <w:p>
-      <w:pPr>
-        <w:jc w:val="center"/>
-      </w:pPr>
-      <w:r>
-        <w:drawing>
-          <wp:inline xmlns:a="http://schemas.openxmlformats.org/drawingml/2006/main" xmlns:pic="http://schemas.openxmlformats.org/drawingml/2006/picture">
-            <wp:extent cx="5760720" cy="2598902"/>
+            <wp:extent cx="5852160" cy="2640155"/>
             <wp:docPr id="4" name="Picture 4"/>
             <wp:cNvGraphicFramePr>
               <a:graphicFrameLocks noChangeAspect="1"/>
@@ -1722,7 +1447,7 @@
                   <pic:spPr>
                     <a:xfrm>
                       <a:off x="0" y="0"/>
-                      <a:ext cx="5760720" cy="2598902"/>
+                      <a:ext cx="5852160" cy="2640155"/>
                     </a:xfrm>
                     <a:prstGeom prst="rect"/>
                   </pic:spPr>
@@ -1742,63 +1467,15 @@
           <w:i/>
           <w:sz w:val="18"/>
         </w:rPr>
-        <w:t>Figure 4 – Disease rate per category of each categorical/binary feature</w:t>
+        <w:t>Figure 4 – Disease rate per category of each categorical / binary feature</w:t>
       </w:r>
     </w:p>
     <w:p>
-      <w:pPr>
-        <w:jc w:val="center"/>
-      </w:pPr>
-      <w:r>
-        <w:drawing>
-          <wp:inline xmlns:a="http://schemas.openxmlformats.org/drawingml/2006/main" xmlns:pic="http://schemas.openxmlformats.org/drawingml/2006/picture">
-            <wp:extent cx="5760720" cy="5310112"/>
-            <wp:docPr id="5" name="Picture 5"/>
-            <wp:cNvGraphicFramePr>
-              <a:graphicFrameLocks noChangeAspect="1"/>
-            </wp:cNvGraphicFramePr>
-            <a:graphic>
-              <a:graphicData uri="http://schemas.openxmlformats.org/drawingml/2006/picture">
-                <pic:pic>
-                  <pic:nvPicPr>
-                    <pic:cNvPr id="0" name="eda_correlation_heatmap.png"/>
-                    <pic:cNvPicPr/>
-                  </pic:nvPicPr>
-                  <pic:blipFill>
-                    <a:blip r:embed="rId13"/>
-                    <a:stretch>
-                      <a:fillRect/>
-                    </a:stretch>
-                  </pic:blipFill>
-                  <pic:spPr>
-                    <a:xfrm>
-                      <a:off x="0" y="0"/>
-                      <a:ext cx="5760720" cy="5310112"/>
-                    </a:xfrm>
-                    <a:prstGeom prst="rect"/>
-                  </pic:spPr>
-                </pic:pic>
-              </a:graphicData>
-            </a:graphic>
-          </wp:inline>
-        </w:drawing>
-      </w:r>
-    </w:p>
-    <w:p>
-      <w:pPr>
-        <w:jc w:val="center"/>
-      </w:pPr>
       <w:r>
         <w:rPr>
-          <w:i/>
-          <w:sz w:val="18"/>
+          <w:b/>
         </w:rPr>
-        <w:t>Figure 5 – Spearman correlation matrix</w:t>
-      </w:r>
-    </w:p>
-    <w:p>
-      <w:r>
-        <w:t>Key findings:</w:t>
+        <w:t>Findings:</w:t>
       </w:r>
     </w:p>
     <w:p>
@@ -1809,7 +1486,21 @@
         <w:rPr>
           <w:b/>
         </w:rPr>
-        <w:t>Strong signals:</w:t>
+        <w:t>Classes are near-balanced:</w:t>
+      </w:r>
+      <w:r>
+        <w:t xml:space="preserve"> 164 patients without disease (54 %) and 139 with it (46 %). Splits are therefore stratified, and the evaluation uses ROC-AUC, precision and recall rather than accuracy alone.</w:t>
+      </w:r>
+    </w:p>
+    <w:p>
+      <w:pPr>
+        <w:pStyle w:val="ListBullet"/>
+      </w:pPr>
+      <w:r>
+        <w:rPr>
+          <w:b/>
+        </w:rPr>
+        <w:t>Strongest signals:</w:t>
       </w:r>
     </w:p>
     <w:p>
@@ -1853,7 +1544,7 @@
         <w:pStyle w:val="ListBullet2"/>
       </w:pPr>
       <w:r>
-        <w:t>number of major vessels coloured by fluoroscopy (</w:t>
+        <w:t>number of major vessels (</w:t>
       </w:r>
       <w:r>
         <w:rPr>
@@ -1871,7 +1562,7 @@
         <w:pStyle w:val="ListBullet2"/>
       </w:pPr>
       <w:r>
-        <w:t>exercise-induced angina (</w:t>
+        <w:t>exercise angina (</w:t>
       </w:r>
       <w:r>
         <w:rPr>
@@ -1907,7 +1598,7 @@
         <w:pStyle w:val="ListBullet2"/>
       </w:pPr>
       <w:r>
-        <w:t>a *low* maximum heart rate (</w:t>
+        <w:t>low maximum heart rate (</w:t>
       </w:r>
       <w:r>
         <w:rPr>
@@ -1931,7 +1622,7 @@
         <w:t>Weak signals:</w:t>
       </w:r>
       <w:r>
-        <w:t xml:space="preserve"> cholesterol, fasting blood sugar and resting ECG show little univariate separation.</w:t>
+        <w:t xml:space="preserve"> cholesterol, fasting sugar and resting ECG.</w:t>
       </w:r>
     </w:p>
     <w:p>
@@ -1939,58 +1630,18 @@
         <w:pStyle w:val="ListBullet"/>
       </w:pPr>
       <w:r>
-        <w:t>Spearman correlation was used because several attributes are ordinal or skewed. No pair of features is so strongly correlated that it would destabilise a regularised linear model.</w:t>
+        <w:rPr>
+          <w:b/>
+        </w:rPr>
+        <w:t>Age confound:</w:t>
+      </w:r>
+      <w:r>
+        <w:t xml:space="preserve"> maximum heart rate falls with age (Figure 3). This motivated an age-adjusted feature.</w:t>
       </w:r>
     </w:p>
     <w:p>
-      <w:pPr>
-        <w:jc w:val="center"/>
-      </w:pPr>
-      <w:r>
-        <w:drawing>
-          <wp:inline xmlns:a="http://schemas.openxmlformats.org/drawingml/2006/main" xmlns:pic="http://schemas.openxmlformats.org/drawingml/2006/picture">
-            <wp:extent cx="5760720" cy="4385302"/>
-            <wp:docPr id="6" name="Picture 6"/>
-            <wp:cNvGraphicFramePr>
-              <a:graphicFrameLocks noChangeAspect="1"/>
-            </wp:cNvGraphicFramePr>
-            <a:graphic>
-              <a:graphicData uri="http://schemas.openxmlformats.org/drawingml/2006/picture">
-                <pic:pic>
-                  <pic:nvPicPr>
-                    <pic:cNvPr id="0" name="eda_age_vs_max_hr.png"/>
-                    <pic:cNvPicPr/>
-                  </pic:nvPicPr>
-                  <pic:blipFill>
-                    <a:blip r:embed="rId14"/>
-                    <a:stretch>
-                      <a:fillRect/>
-                    </a:stretch>
-                  </pic:blipFill>
-                  <pic:spPr>
-                    <a:xfrm>
-                      <a:off x="0" y="0"/>
-                      <a:ext cx="5760720" cy="4385302"/>
-                    </a:xfrm>
-                    <a:prstGeom prst="rect"/>
-                  </pic:spPr>
-                </pic:pic>
-              </a:graphicData>
-            </a:graphic>
-          </wp:inline>
-        </w:drawing>
-      </w:r>
-    </w:p>
-    <w:p>
-      <w:pPr>
-        <w:jc w:val="center"/>
-      </w:pPr>
-      <w:r>
-        <w:rPr>
-          <w:i/>
-          <w:sz w:val="18"/>
-        </w:rPr>
-        <w:t>Figure 6 – Age vs. maximum heart rate; dashed line = age-predicted maximum (220 − age)</w:t>
+      <w:r>
+        <w:t>Histograms and the correlation heat-map are in the supporting document.</w:t>
       </w:r>
     </w:p>
     <w:p>
@@ -1998,20 +1649,18 @@
         <w:pStyle w:val="Heading2"/>
       </w:pPr>
       <w:r>
-        <w:t>4. Feature engineering and model development</w:t>
+        <w:t>5. Feature engineering and model development</w:t>
       </w:r>
     </w:p>
     <w:p>
-      <w:pPr>
-        <w:pStyle w:val="Heading3"/>
-      </w:pPr>
-      <w:r>
-        <w:t>4.1 Preprocessing pipeline</w:t>
-      </w:r>
-    </w:p>
-    <w:p>
-      <w:r>
-        <w:t xml:space="preserve">All transformations live in a single sklearn </w:t>
+      <w:r>
+        <w:rPr>
+          <w:b/>
+        </w:rPr>
+        <w:t>Pipeline.</w:t>
+      </w:r>
+      <w:r>
+        <w:t xml:space="preserve"> One sklearn </w:t>
       </w:r>
       <w:r>
         <w:rPr>
@@ -2021,21 +1670,25 @@
         <w:t>Pipeline</w:t>
       </w:r>
       <w:r>
-        <w:t>, which is fitted inside each CV fold:</w:t>
+        <w:t xml:space="preserve"> holds every step and is fitted inside each CV fold:</w:t>
       </w:r>
     </w:p>
     <w:p>
       <w:pPr>
-        <w:pStyle w:val="ListNumber"/>
+        <w:ind w:left="432" w:hanging="288"/>
       </w:pPr>
       <w:r>
+        <w:t xml:space="preserve">1. A custom </w:t>
+      </w:r>
+      <w:r>
         <w:rPr>
-          <w:b/>
+          <w:rFonts w:ascii="Consolas" w:hAnsi="Consolas"/>
+          <w:sz w:val="19"/>
         </w:rPr>
-        <w:t>`ClinicalFeatureAdder`</w:t>
-      </w:r>
-      <w:r>
-        <w:t xml:space="preserve"> – a custom transformer that adds two domain features:</w:t>
+        <w:t>ClinicalFeatureAdder</w:t>
+      </w:r>
+      <w:r>
+        <w:t xml:space="preserve"> adds two features:</w:t>
       </w:r>
     </w:p>
     <w:p>
@@ -2050,7 +1703,7 @@
         <w:t>hr_achievement = thalach / (220 − age)</w:t>
       </w:r>
       <w:r>
-        <w:t>. This is the fraction of the age-predicted maximum heart rate reached during exercise (chronotropic response). It removes the age confound visible in Figure 6.</w:t>
+        <w:t>, the share of the age-predicted maximum heart rate reached during exercise;</w:t>
       </w:r>
     </w:p>
     <w:p>
@@ -2065,21 +1718,25 @@
         <w:t>risk_flag_count</w:t>
       </w:r>
       <w:r>
-        <w:t>. This counts the binary risk flags that are present: fasting blood sugar &gt; 120, exercise angina, cholesterol &gt; 240, and resting BP ≥ 140.</w:t>
+        <w:t>, the number of risk flags present: fasting sugar &gt; 120, exercise angina, cholesterol &gt; 240, resting BP ≥ 140.</w:t>
       </w:r>
     </w:p>
     <w:p>
       <w:pPr>
-        <w:pStyle w:val="ListNumber"/>
+        <w:ind w:left="432" w:hanging="288"/>
       </w:pPr>
       <w:r>
+        <w:t xml:space="preserve">2. A </w:t>
+      </w:r>
+      <w:r>
         <w:rPr>
-          <w:b/>
+          <w:rFonts w:ascii="Consolas" w:hAnsi="Consolas"/>
+          <w:sz w:val="19"/>
         </w:rPr>
-        <w:t>`ColumnTransformer`</w:t>
-      </w:r>
-      <w:r>
-        <w:t xml:space="preserve"> with three branches:</w:t>
+        <w:t>ColumnTransformer</w:t>
+      </w:r>
+      <w:r>
+        <w:t xml:space="preserve"> encodes the columns:</w:t>
       </w:r>
     </w:p>
     <w:p>
@@ -2087,7 +1744,7 @@
         <w:pStyle w:val="ListBullet2"/>
       </w:pPr>
       <w:r>
-        <w:t xml:space="preserve">numeric (+ derived) features → median imputation → </w:t>
+        <w:t xml:space="preserve">numeric features: median imputation, then </w:t>
       </w:r>
       <w:r>
         <w:rPr>
@@ -2105,7 +1762,7 @@
         <w:pStyle w:val="ListBullet2"/>
       </w:pPr>
       <w:r>
-        <w:t>binary features → most-frequent imputation;</w:t>
+        <w:t>binary features: most-frequent imputation;</w:t>
       </w:r>
     </w:p>
     <w:p>
@@ -2113,9 +1770,6 @@
         <w:pStyle w:val="ListBullet2"/>
       </w:pPr>
       <w:r>
-        <w:t>nominal features (</w:t>
-      </w:r>
-      <w:r>
         <w:rPr>
           <w:rFonts w:ascii="Consolas" w:hAnsi="Consolas"/>
           <w:sz w:val="19"/>
@@ -2153,61 +1807,121 @@
         <w:t>thal</w:t>
       </w:r>
       <w:r>
-        <w:t xml:space="preserve">) → most-frequent imputation → </w:t>
+        <w:t>: most-frequent imputation, then one-hot encoding.</w:t>
+      </w:r>
+    </w:p>
+    <w:p>
+      <w:r>
+        <w:t>This gives 24 inputs.</w:t>
+      </w:r>
+    </w:p>
+    <w:p>
+      <w:pPr>
+        <w:ind w:left="432" w:hanging="288"/>
+      </w:pPr>
+      <w:r>
+        <w:t>3. The classifier.</w:t>
+      </w:r>
+    </w:p>
+    <w:p>
+      <w:r>
+        <w:rPr>
+          <w:b/>
+        </w:rPr>
+        <w:t>Selection process.</w:t>
+      </w:r>
+    </w:p>
+    <w:p>
+      <w:pPr>
+        <w:pStyle w:val="ListBullet"/>
+      </w:pPr>
+      <w:r>
+        <w:t>The data were split 80/20 with stratification: 242 training and 61 test patients.</w:t>
+      </w:r>
+    </w:p>
+    <w:p>
+      <w:pPr>
+        <w:pStyle w:val="ListBullet"/>
+      </w:pPr>
+      <w:r>
+        <w:t>A baseline screen of six models with default settings (dummy, LR, SVC, KNN, RF, GB) showed logistic regression already strongest (CV ROC-AUC 0.900).</w:t>
+      </w:r>
+    </w:p>
+    <w:p>
+      <w:pPr>
+        <w:pStyle w:val="ListBullet"/>
+      </w:pPr>
+      <w:r>
+        <w:t xml:space="preserve">Three families were then tuned with </w:t>
       </w:r>
       <w:r>
         <w:rPr>
           <w:rFonts w:ascii="Consolas" w:hAnsi="Consolas"/>
           <w:sz w:val="19"/>
         </w:rPr>
-        <w:t>OneHotEncoder(handle_unknown="ignore")</w:t>
-      </w:r>
-      <w:r>
-        <w:t>.</w:t>
-      </w:r>
-    </w:p>
-    <w:p>
-      <w:r>
-        <w:t>This yields 24 model inputs.</w:t>
+        <w:t>GridSearchCV</w:t>
+      </w:r>
+      <w:r>
+        <w:t xml:space="preserve"> (5-fold stratified CV, refit on ROC-AUC):</w:t>
       </w:r>
     </w:p>
     <w:p>
       <w:pPr>
-        <w:pStyle w:val="ListNumber"/>
+        <w:pStyle w:val="ListBullet2"/>
       </w:pPr>
       <w:r>
         <w:rPr>
           <w:b/>
         </w:rPr>
-        <w:t>Estimator.</w:t>
-      </w:r>
-    </w:p>
-    <w:p>
-      <w:r>
-        <w:t>Because the whole chain is one serialisable object, the API receives raw clinical values and no preprocessing code is duplicated.</w:t>
+        <w:t>Logistic regression</w:t>
+      </w:r>
+      <w:r>
+        <w:t xml:space="preserve"> (24 candidates): C × l1_ratio × class_weight.</w:t>
       </w:r>
     </w:p>
     <w:p>
       <w:pPr>
-        <w:pStyle w:val="Heading3"/>
+        <w:pStyle w:val="ListBullet2"/>
       </w:pPr>
       <w:r>
-        <w:t>4.2 Baseline comparison</w:t>
+        <w:rPr>
+          <w:b/>
+        </w:rPr>
+        <w:t>Random forest</w:t>
+      </w:r>
+      <w:r>
+        <w:t xml:space="preserve"> (24 candidates): n_estimators × max_depth × min_samples_leaf × max_features.</w:t>
       </w:r>
     </w:p>
     <w:p>
-      <w:r>
-        <w:t xml:space="preserve">The data were split 80/20 with stratification (242 training and 61 test patients; </w:t>
-      </w:r>
+      <w:pPr>
+        <w:pStyle w:val="ListBullet2"/>
+      </w:pPr>
       <w:r>
         <w:rPr>
-          <w:rFonts w:ascii="Consolas" w:hAnsi="Consolas"/>
-          <w:sz w:val="19"/>
+          <w:b/>
         </w:rPr>
-        <w:t>random_state=42</w:t>
-      </w:r>
-      <w:r>
-        <w:t>). Six candidates were first compared with 5-fold stratified CV on the training set, all using default hyper-parameters:</w:t>
+        <w:t>Gradient boosting</w:t>
+      </w:r>
+      <w:r>
+        <w:t xml:space="preserve"> (16 candidates): n_estimators × learning_rate × max_depth × subsample.</w:t>
+      </w:r>
+    </w:p>
+    <w:p>
+      <w:pPr>
+        <w:pStyle w:val="ListBullet"/>
+      </w:pPr>
+      <w:r>
+        <w:t xml:space="preserve">The model with the best </w:t>
+      </w:r>
+      <w:r>
+        <w:rPr>
+          <w:b/>
+        </w:rPr>
+        <w:t>mean CV ROC-AUC</w:t>
+      </w:r>
+      <w:r>
+        <w:t xml:space="preserve"> wins. The test set is used only for reporting.</w:t>
       </w:r>
     </w:p>
     <w:tbl>
@@ -2223,13 +1937,20 @@
         <w:gridCol w:w="1440"/>
         <w:gridCol w:w="1440"/>
         <w:gridCol w:w="1440"/>
+        <w:gridCol w:w="1440"/>
       </w:tblGrid>
       <w:tr>
+        <w:trPr>
+          <w:cantSplit/>
+        </w:trPr>
         <w:tc>
           <w:tcPr>
             <w:tcW w:type="dxa" w:w="1440"/>
           </w:tcPr>
           <w:p>
+            <w:pPr>
+              <w:keepNext/>
+            </w:pPr>
             <w:r>
               <w:rPr>
                 <w:b/>
@@ -2241,7 +1962,7 @@
                 <w:b/>
                 <w:sz w:val="18"/>
               </w:rPr>
-              <w:t>Model</w:t>
+              <w:t>Model (best params)</w:t>
             </w:r>
           </w:p>
         </w:tc>
@@ -2250,6 +1971,55 @@
             <w:tcW w:type="dxa" w:w="1440"/>
           </w:tcPr>
           <w:p>
+            <w:pPr>
+              <w:keepNext/>
+            </w:pPr>
+            <w:r>
+              <w:rPr>
+                <w:b/>
+                <w:sz w:val="18"/>
+              </w:rPr>
+            </w:r>
+            <w:r>
+              <w:rPr>
+                <w:b/>
+                <w:sz w:val="18"/>
+              </w:rPr>
+              <w:t>CV ROC-AUC</w:t>
+            </w:r>
+          </w:p>
+        </w:tc>
+        <w:tc>
+          <w:tcPr>
+            <w:tcW w:type="dxa" w:w="1440"/>
+          </w:tcPr>
+          <w:p>
+            <w:pPr>
+              <w:keepNext/>
+            </w:pPr>
+            <w:r>
+              <w:rPr>
+                <w:b/>
+                <w:sz w:val="18"/>
+              </w:rPr>
+            </w:r>
+            <w:r>
+              <w:rPr>
+                <w:b/>
+                <w:sz w:val="18"/>
+              </w:rPr>
+              <w:t>Test ROC-AUC</w:t>
+            </w:r>
+          </w:p>
+        </w:tc>
+        <w:tc>
+          <w:tcPr>
+            <w:tcW w:type="dxa" w:w="1440"/>
+          </w:tcPr>
+          <w:p>
+            <w:pPr>
+              <w:keepNext/>
+            </w:pPr>
             <w:r>
               <w:rPr>
                 <w:b/>
@@ -2270,6 +2040,9 @@
             <w:tcW w:type="dxa" w:w="1440"/>
           </w:tcPr>
           <w:p>
+            <w:pPr>
+              <w:keepNext/>
+            </w:pPr>
             <w:r>
               <w:rPr>
                 <w:b/>
@@ -2290,6 +2063,9 @@
             <w:tcW w:type="dxa" w:w="1440"/>
           </w:tcPr>
           <w:p>
+            <w:pPr>
+              <w:keepNext/>
+            </w:pPr>
             <w:r>
               <w:rPr>
                 <w:b/>
@@ -2310,6 +2086,9 @@
             <w:tcW w:type="dxa" w:w="1440"/>
           </w:tcPr>
           <w:p>
+            <w:pPr>
+              <w:keepNext/>
+            </w:pPr>
             <w:r>
               <w:rPr>
                 <w:b/>
@@ -2325,1103 +2104,19 @@
             </w:r>
           </w:p>
         </w:tc>
+      </w:tr>
+      <w:tr>
+        <w:trPr>
+          <w:cantSplit/>
+        </w:trPr>
         <w:tc>
           <w:tcPr>
             <w:tcW w:type="dxa" w:w="1440"/>
           </w:tcPr>
           <w:p>
-            <w:r>
-              <w:rPr>
-                <w:b/>
-                <w:sz w:val="18"/>
-              </w:rPr>
-            </w:r>
-            <w:r>
-              <w:rPr>
-                <w:b/>
-                <w:sz w:val="18"/>
-              </w:rPr>
-              <w:t>ROC-AUC</w:t>
-            </w:r>
-          </w:p>
-        </w:tc>
-      </w:tr>
-      <w:tr>
-        <w:tc>
-          <w:tcPr>
-            <w:tcW w:type="dxa" w:w="1440"/>
-          </w:tcPr>
-          <w:p>
-            <w:r>
-              <w:rPr>
-                <w:b w:val="0"/>
-                <w:sz w:val="18"/>
-              </w:rPr>
-            </w:r>
-            <w:r>
-              <w:rPr>
-                <w:b w:val="0"/>
-                <w:sz w:val="18"/>
-              </w:rPr>
-              <w:t>Dummy (majority)</w:t>
-            </w:r>
-          </w:p>
-        </w:tc>
-        <w:tc>
-          <w:tcPr>
-            <w:tcW w:type="dxa" w:w="1440"/>
-          </w:tcPr>
-          <w:p>
-            <w:r>
-              <w:rPr>
-                <w:b w:val="0"/>
-                <w:sz w:val="18"/>
-              </w:rPr>
-            </w:r>
-            <w:r>
-              <w:rPr>
-                <w:b w:val="0"/>
-                <w:sz w:val="18"/>
-              </w:rPr>
-              <w:t>0.541</w:t>
-            </w:r>
-          </w:p>
-        </w:tc>
-        <w:tc>
-          <w:tcPr>
-            <w:tcW w:type="dxa" w:w="1440"/>
-          </w:tcPr>
-          <w:p>
-            <w:r>
-              <w:rPr>
-                <w:b w:val="0"/>
-                <w:sz w:val="18"/>
-              </w:rPr>
-            </w:r>
-            <w:r>
-              <w:rPr>
-                <w:b w:val="0"/>
-                <w:sz w:val="18"/>
-              </w:rPr>
-              <w:t>0.000</w:t>
-            </w:r>
-          </w:p>
-        </w:tc>
-        <w:tc>
-          <w:tcPr>
-            <w:tcW w:type="dxa" w:w="1440"/>
-          </w:tcPr>
-          <w:p>
-            <w:r>
-              <w:rPr>
-                <w:b w:val="0"/>
-                <w:sz w:val="18"/>
-              </w:rPr>
-            </w:r>
-            <w:r>
-              <w:rPr>
-                <w:b w:val="0"/>
-                <w:sz w:val="18"/>
-              </w:rPr>
-              <w:t>0.000</w:t>
-            </w:r>
-          </w:p>
-        </w:tc>
-        <w:tc>
-          <w:tcPr>
-            <w:tcW w:type="dxa" w:w="1440"/>
-          </w:tcPr>
-          <w:p>
-            <w:r>
-              <w:rPr>
-                <w:b w:val="0"/>
-                <w:sz w:val="18"/>
-              </w:rPr>
-            </w:r>
-            <w:r>
-              <w:rPr>
-                <w:b w:val="0"/>
-                <w:sz w:val="18"/>
-              </w:rPr>
-              <w:t>0.000</w:t>
-            </w:r>
-          </w:p>
-        </w:tc>
-        <w:tc>
-          <w:tcPr>
-            <w:tcW w:type="dxa" w:w="1440"/>
-          </w:tcPr>
-          <w:p>
-            <w:r>
-              <w:rPr>
-                <w:b w:val="0"/>
-                <w:sz w:val="18"/>
-              </w:rPr>
-            </w:r>
-            <w:r>
-              <w:rPr>
-                <w:b w:val="0"/>
-                <w:sz w:val="18"/>
-              </w:rPr>
-              <w:t>0.500</w:t>
-            </w:r>
-          </w:p>
-        </w:tc>
-      </w:tr>
-      <w:tr>
-        <w:tc>
-          <w:tcPr>
-            <w:tcW w:type="dxa" w:w="1440"/>
-          </w:tcPr>
-          <w:p>
-            <w:r>
-              <w:rPr>
-                <w:b w:val="0"/>
-                <w:sz w:val="18"/>
-              </w:rPr>
-            </w:r>
-            <w:r>
-              <w:rPr>
-                <w:b w:val="0"/>
-                <w:sz w:val="18"/>
-              </w:rPr>
-              <w:t>Logistic Regression</w:t>
-            </w:r>
-          </w:p>
-        </w:tc>
-        <w:tc>
-          <w:tcPr>
-            <w:tcW w:type="dxa" w:w="1440"/>
-          </w:tcPr>
-          <w:p>
-            <w:r>
-              <w:rPr>
-                <w:b w:val="0"/>
-                <w:sz w:val="18"/>
-              </w:rPr>
-            </w:r>
-            <w:r>
-              <w:rPr>
-                <w:b w:val="0"/>
-                <w:sz w:val="18"/>
-              </w:rPr>
-              <w:t>0.835</w:t>
-            </w:r>
-          </w:p>
-        </w:tc>
-        <w:tc>
-          <w:tcPr>
-            <w:tcW w:type="dxa" w:w="1440"/>
-          </w:tcPr>
-          <w:p>
-            <w:r>
-              <w:rPr>
-                <w:b w:val="0"/>
-                <w:sz w:val="18"/>
-              </w:rPr>
-            </w:r>
-            <w:r>
-              <w:rPr>
-                <w:b w:val="0"/>
-                <w:sz w:val="18"/>
-              </w:rPr>
-              <w:t>0.861</w:t>
-            </w:r>
-          </w:p>
-        </w:tc>
-        <w:tc>
-          <w:tcPr>
-            <w:tcW w:type="dxa" w:w="1440"/>
-          </w:tcPr>
-          <w:p>
-            <w:r>
-              <w:rPr>
-                <w:b w:val="0"/>
-                <w:sz w:val="18"/>
-              </w:rPr>
-            </w:r>
-            <w:r>
-              <w:rPr>
-                <w:b w:val="0"/>
-                <w:sz w:val="18"/>
-              </w:rPr>
-              <w:t>0.774</w:t>
-            </w:r>
-          </w:p>
-        </w:tc>
-        <w:tc>
-          <w:tcPr>
-            <w:tcW w:type="dxa" w:w="1440"/>
-          </w:tcPr>
-          <w:p>
-            <w:r>
-              <w:rPr>
-                <w:b w:val="0"/>
-                <w:sz w:val="18"/>
-              </w:rPr>
-            </w:r>
-            <w:r>
-              <w:rPr>
-                <w:b w:val="0"/>
-                <w:sz w:val="18"/>
-              </w:rPr>
-              <w:t>0.811</w:t>
-            </w:r>
-          </w:p>
-        </w:tc>
-        <w:tc>
-          <w:tcPr>
-            <w:tcW w:type="dxa" w:w="1440"/>
-          </w:tcPr>
-          <w:p>
-            <w:r>
-              <w:rPr>
-                <w:b w:val="0"/>
-                <w:sz w:val="18"/>
-              </w:rPr>
-            </w:r>
-            <w:r>
-              <w:rPr>
-                <w:b/>
-                <w:sz w:val="18"/>
-              </w:rPr>
-              <w:t>0.900</w:t>
-            </w:r>
-          </w:p>
-        </w:tc>
-      </w:tr>
-      <w:tr>
-        <w:tc>
-          <w:tcPr>
-            <w:tcW w:type="dxa" w:w="1440"/>
-          </w:tcPr>
-          <w:p>
-            <w:r>
-              <w:rPr>
-                <w:b w:val="0"/>
-                <w:sz w:val="18"/>
-              </w:rPr>
-            </w:r>
-            <w:r>
-              <w:rPr>
-                <w:b w:val="0"/>
-                <w:sz w:val="18"/>
-              </w:rPr>
-              <w:t>SVC (RBF)</w:t>
-            </w:r>
-          </w:p>
-        </w:tc>
-        <w:tc>
-          <w:tcPr>
-            <w:tcW w:type="dxa" w:w="1440"/>
-          </w:tcPr>
-          <w:p>
-            <w:r>
-              <w:rPr>
-                <w:b w:val="0"/>
-                <w:sz w:val="18"/>
-              </w:rPr>
-            </w:r>
-            <w:r>
-              <w:rPr>
-                <w:b w:val="0"/>
-                <w:sz w:val="18"/>
-              </w:rPr>
-              <w:t>0.797</w:t>
-            </w:r>
-          </w:p>
-        </w:tc>
-        <w:tc>
-          <w:tcPr>
-            <w:tcW w:type="dxa" w:w="1440"/>
-          </w:tcPr>
-          <w:p>
-            <w:r>
-              <w:rPr>
-                <w:b w:val="0"/>
-                <w:sz w:val="18"/>
-              </w:rPr>
-            </w:r>
-            <w:r>
-              <w:rPr>
-                <w:b w:val="0"/>
-                <w:sz w:val="18"/>
-              </w:rPr>
-              <w:t>0.823</w:t>
-            </w:r>
-          </w:p>
-        </w:tc>
-        <w:tc>
-          <w:tcPr>
-            <w:tcW w:type="dxa" w:w="1440"/>
-          </w:tcPr>
-          <w:p>
-            <w:r>
-              <w:rPr>
-                <w:b w:val="0"/>
-                <w:sz w:val="18"/>
-              </w:rPr>
-            </w:r>
-            <w:r>
-              <w:rPr>
-                <w:b w:val="0"/>
-                <w:sz w:val="18"/>
-              </w:rPr>
-              <w:t>0.729</w:t>
-            </w:r>
-          </w:p>
-        </w:tc>
-        <w:tc>
-          <w:tcPr>
-            <w:tcW w:type="dxa" w:w="1440"/>
-          </w:tcPr>
-          <w:p>
-            <w:r>
-              <w:rPr>
-                <w:b w:val="0"/>
-                <w:sz w:val="18"/>
-              </w:rPr>
-            </w:r>
-            <w:r>
-              <w:rPr>
-                <w:b w:val="0"/>
-                <w:sz w:val="18"/>
-              </w:rPr>
-              <w:t>0.768</w:t>
-            </w:r>
-          </w:p>
-        </w:tc>
-        <w:tc>
-          <w:tcPr>
-            <w:tcW w:type="dxa" w:w="1440"/>
-          </w:tcPr>
-          <w:p>
-            <w:r>
-              <w:rPr>
-                <w:b w:val="0"/>
-                <w:sz w:val="18"/>
-              </w:rPr>
-            </w:r>
-            <w:r>
-              <w:rPr>
-                <w:b w:val="0"/>
-                <w:sz w:val="18"/>
-              </w:rPr>
-              <w:t>0.873</w:t>
-            </w:r>
-          </w:p>
-        </w:tc>
-      </w:tr>
-      <w:tr>
-        <w:tc>
-          <w:tcPr>
-            <w:tcW w:type="dxa" w:w="1440"/>
-          </w:tcPr>
-          <w:p>
-            <w:r>
-              <w:rPr>
-                <w:b w:val="0"/>
-                <w:sz w:val="18"/>
-              </w:rPr>
-            </w:r>
-            <w:r>
-              <w:rPr>
-                <w:b w:val="0"/>
-                <w:sz w:val="18"/>
-              </w:rPr>
-              <w:t>KNN (k=15)</w:t>
-            </w:r>
-          </w:p>
-        </w:tc>
-        <w:tc>
-          <w:tcPr>
-            <w:tcW w:type="dxa" w:w="1440"/>
-          </w:tcPr>
-          <w:p>
-            <w:r>
-              <w:rPr>
-                <w:b w:val="0"/>
-                <w:sz w:val="18"/>
-              </w:rPr>
-            </w:r>
-            <w:r>
-              <w:rPr>
-                <w:b w:val="0"/>
-                <w:sz w:val="18"/>
-              </w:rPr>
-              <w:t>0.785</w:t>
-            </w:r>
-          </w:p>
-        </w:tc>
-        <w:tc>
-          <w:tcPr>
-            <w:tcW w:type="dxa" w:w="1440"/>
-          </w:tcPr>
-          <w:p>
-            <w:r>
-              <w:rPr>
-                <w:b w:val="0"/>
-                <w:sz w:val="18"/>
-              </w:rPr>
-            </w:r>
-            <w:r>
-              <w:rPr>
-                <w:b w:val="0"/>
-                <w:sz w:val="18"/>
-              </w:rPr>
-              <w:t>0.824</w:t>
-            </w:r>
-          </w:p>
-        </w:tc>
-        <w:tc>
-          <w:tcPr>
-            <w:tcW w:type="dxa" w:w="1440"/>
-          </w:tcPr>
-          <w:p>
-            <w:r>
-              <w:rPr>
-                <w:b w:val="0"/>
-                <w:sz w:val="18"/>
-              </w:rPr>
-            </w:r>
-            <w:r>
-              <w:rPr>
-                <w:b w:val="0"/>
-                <w:sz w:val="18"/>
-              </w:rPr>
-              <w:t>0.684</w:t>
-            </w:r>
-          </w:p>
-        </w:tc>
-        <w:tc>
-          <w:tcPr>
-            <w:tcW w:type="dxa" w:w="1440"/>
-          </w:tcPr>
-          <w:p>
-            <w:r>
-              <w:rPr>
-                <w:b w:val="0"/>
-                <w:sz w:val="18"/>
-              </w:rPr>
-            </w:r>
-            <w:r>
-              <w:rPr>
-                <w:b w:val="0"/>
-                <w:sz w:val="18"/>
-              </w:rPr>
-              <w:t>0.745</w:t>
-            </w:r>
-          </w:p>
-        </w:tc>
-        <w:tc>
-          <w:tcPr>
-            <w:tcW w:type="dxa" w:w="1440"/>
-          </w:tcPr>
-          <w:p>
-            <w:r>
-              <w:rPr>
-                <w:b w:val="0"/>
-                <w:sz w:val="18"/>
-              </w:rPr>
-            </w:r>
-            <w:r>
-              <w:rPr>
-                <w:b w:val="0"/>
-                <w:sz w:val="18"/>
-              </w:rPr>
-              <w:t>0.857</w:t>
-            </w:r>
-          </w:p>
-        </w:tc>
-      </w:tr>
-      <w:tr>
-        <w:tc>
-          <w:tcPr>
-            <w:tcW w:type="dxa" w:w="1440"/>
-          </w:tcPr>
-          <w:p>
-            <w:r>
-              <w:rPr>
-                <w:b w:val="0"/>
-                <w:sz w:val="18"/>
-              </w:rPr>
-            </w:r>
-            <w:r>
-              <w:rPr>
-                <w:b w:val="0"/>
-                <w:sz w:val="18"/>
-              </w:rPr>
-              <w:t>Random Forest</w:t>
-            </w:r>
-          </w:p>
-        </w:tc>
-        <w:tc>
-          <w:tcPr>
-            <w:tcW w:type="dxa" w:w="1440"/>
-          </w:tcPr>
-          <w:p>
-            <w:r>
-              <w:rPr>
-                <w:b w:val="0"/>
-                <w:sz w:val="18"/>
-              </w:rPr>
-            </w:r>
-            <w:r>
-              <w:rPr>
-                <w:b w:val="0"/>
-                <w:sz w:val="18"/>
-              </w:rPr>
-              <w:t>0.797</w:t>
-            </w:r>
-          </w:p>
-        </w:tc>
-        <w:tc>
-          <w:tcPr>
-            <w:tcW w:type="dxa" w:w="1440"/>
-          </w:tcPr>
-          <w:p>
-            <w:r>
-              <w:rPr>
-                <w:b w:val="0"/>
-                <w:sz w:val="18"/>
-              </w:rPr>
-            </w:r>
-            <w:r>
-              <w:rPr>
-                <w:b w:val="0"/>
-                <w:sz w:val="18"/>
-              </w:rPr>
-              <w:t>0.806</w:t>
-            </w:r>
-          </w:p>
-        </w:tc>
-        <w:tc>
-          <w:tcPr>
-            <w:tcW w:type="dxa" w:w="1440"/>
-          </w:tcPr>
-          <w:p>
-            <w:r>
-              <w:rPr>
-                <w:b w:val="0"/>
-                <w:sz w:val="18"/>
-              </w:rPr>
-            </w:r>
-            <w:r>
-              <w:rPr>
-                <w:b w:val="0"/>
-                <w:sz w:val="18"/>
-              </w:rPr>
-              <w:t>0.738</w:t>
-            </w:r>
-          </w:p>
-        </w:tc>
-        <w:tc>
-          <w:tcPr>
-            <w:tcW w:type="dxa" w:w="1440"/>
-          </w:tcPr>
-          <w:p>
-            <w:r>
-              <w:rPr>
-                <w:b w:val="0"/>
-                <w:sz w:val="18"/>
-              </w:rPr>
-            </w:r>
-            <w:r>
-              <w:rPr>
-                <w:b w:val="0"/>
-                <w:sz w:val="18"/>
-              </w:rPr>
-              <w:t>0.767</w:t>
-            </w:r>
-          </w:p>
-        </w:tc>
-        <w:tc>
-          <w:tcPr>
-            <w:tcW w:type="dxa" w:w="1440"/>
-          </w:tcPr>
-          <w:p>
-            <w:r>
-              <w:rPr>
-                <w:b w:val="0"/>
-                <w:sz w:val="18"/>
-              </w:rPr>
-            </w:r>
-            <w:r>
-              <w:rPr>
-                <w:b w:val="0"/>
-                <w:sz w:val="18"/>
-              </w:rPr>
-              <w:t>0.875</w:t>
-            </w:r>
-          </w:p>
-        </w:tc>
-      </w:tr>
-      <w:tr>
-        <w:tc>
-          <w:tcPr>
-            <w:tcW w:type="dxa" w:w="1440"/>
-          </w:tcPr>
-          <w:p>
-            <w:r>
-              <w:rPr>
-                <w:b w:val="0"/>
-                <w:sz w:val="18"/>
-              </w:rPr>
-            </w:r>
-            <w:r>
-              <w:rPr>
-                <w:b w:val="0"/>
-                <w:sz w:val="18"/>
-              </w:rPr>
-              <w:t>Gradient Boosting</w:t>
-            </w:r>
-          </w:p>
-        </w:tc>
-        <w:tc>
-          <w:tcPr>
-            <w:tcW w:type="dxa" w:w="1440"/>
-          </w:tcPr>
-          <w:p>
-            <w:r>
-              <w:rPr>
-                <w:b w:val="0"/>
-                <w:sz w:val="18"/>
-              </w:rPr>
-            </w:r>
-            <w:r>
-              <w:rPr>
-                <w:b w:val="0"/>
-                <w:sz w:val="18"/>
-              </w:rPr>
-              <w:t>0.802</w:t>
-            </w:r>
-          </w:p>
-        </w:tc>
-        <w:tc>
-          <w:tcPr>
-            <w:tcW w:type="dxa" w:w="1440"/>
-          </w:tcPr>
-          <w:p>
-            <w:r>
-              <w:rPr>
-                <w:b w:val="0"/>
-                <w:sz w:val="18"/>
-              </w:rPr>
-            </w:r>
-            <w:r>
-              <w:rPr>
-                <w:b w:val="0"/>
-                <w:sz w:val="18"/>
-              </w:rPr>
-              <w:t>0.800</w:t>
-            </w:r>
-          </w:p>
-        </w:tc>
-        <w:tc>
-          <w:tcPr>
-            <w:tcW w:type="dxa" w:w="1440"/>
-          </w:tcPr>
-          <w:p>
-            <w:r>
-              <w:rPr>
-                <w:b w:val="0"/>
-                <w:sz w:val="18"/>
-              </w:rPr>
-            </w:r>
-            <w:r>
-              <w:rPr>
-                <w:b w:val="0"/>
-                <w:sz w:val="18"/>
-              </w:rPr>
-              <w:t>0.757</w:t>
-            </w:r>
-          </w:p>
-        </w:tc>
-        <w:tc>
-          <w:tcPr>
-            <w:tcW w:type="dxa" w:w="1440"/>
-          </w:tcPr>
-          <w:p>
-            <w:r>
-              <w:rPr>
-                <w:b w:val="0"/>
-                <w:sz w:val="18"/>
-              </w:rPr>
-            </w:r>
-            <w:r>
-              <w:rPr>
-                <w:b w:val="0"/>
-                <w:sz w:val="18"/>
-              </w:rPr>
-              <w:t>0.777</w:t>
-            </w:r>
-          </w:p>
-        </w:tc>
-        <w:tc>
-          <w:tcPr>
-            <w:tcW w:type="dxa" w:w="1440"/>
-          </w:tcPr>
-          <w:p>
-            <w:r>
-              <w:rPr>
-                <w:b w:val="0"/>
-                <w:sz w:val="18"/>
-              </w:rPr>
-            </w:r>
-            <w:r>
-              <w:rPr>
-                <w:b w:val="0"/>
-                <w:sz w:val="18"/>
-              </w:rPr>
-              <w:t>0.865</w:t>
-            </w:r>
-          </w:p>
-        </w:tc>
-      </w:tr>
-    </w:tbl>
-    <w:p/>
-    <w:p>
-      <w:r>
-        <w:t>Three families went forward to tuning: Logistic Regression (linear), Random Forest (bagging) and Gradient Boosting (boosting).</w:t>
-      </w:r>
-    </w:p>
-    <w:p>
-      <w:pPr>
-        <w:pStyle w:val="Heading3"/>
-      </w:pPr>
-      <w:r>
-        <w:t>4.3 Hyper-parameter tuning and selection</w:t>
-      </w:r>
-    </w:p>
-    <w:p>
-      <w:r>
-        <w:t xml:space="preserve">Each family was tuned with </w:t>
-      </w:r>
-      <w:r>
-        <w:rPr>
-          <w:rFonts w:ascii="Consolas" w:hAnsi="Consolas"/>
-          <w:sz w:val="19"/>
-        </w:rPr>
-        <w:t>GridSearchCV</w:t>
-      </w:r>
-      <w:r>
-        <w:t xml:space="preserve"> (5-fold stratified CV, </w:t>
-      </w:r>
-      <w:r>
-        <w:rPr>
-          <w:rFonts w:ascii="Consolas" w:hAnsi="Consolas"/>
-          <w:sz w:val="19"/>
-        </w:rPr>
-        <w:t>refit="roc_auc"</w:t>
-      </w:r>
-      <w:r>
-        <w:t>). The grids were:</w:t>
-      </w:r>
-    </w:p>
-    <w:p>
-      <w:pPr>
-        <w:pStyle w:val="ListBullet"/>
-      </w:pPr>
-      <w:r>
-        <w:rPr>
-          <w:b/>
-        </w:rPr>
-        <w:t>Logistic Regression</w:t>
-      </w:r>
-      <w:r>
-        <w:t xml:space="preserve"> (saga, elastic-net) – 24 candidates:</w:t>
-      </w:r>
-    </w:p>
-    <w:p>
-      <w:pPr>
-        <w:pStyle w:val="ListBullet2"/>
-      </w:pPr>
-      <w:r>
-        <w:t>C ∈ {0.01, 0.1, 1, 10}</w:t>
-      </w:r>
-    </w:p>
-    <w:p>
-      <w:pPr>
-        <w:pStyle w:val="ListBullet2"/>
-      </w:pPr>
-      <w:r>
-        <w:t>l1_ratio ∈ {0, 0.5, 1}</w:t>
-      </w:r>
-    </w:p>
-    <w:p>
-      <w:pPr>
-        <w:pStyle w:val="ListBullet2"/>
-      </w:pPr>
-      <w:r>
-        <w:t>class_weight ∈ {None, balanced}</w:t>
-      </w:r>
-    </w:p>
-    <w:p>
-      <w:pPr>
-        <w:pStyle w:val="ListBullet"/>
-      </w:pPr>
-      <w:r>
-        <w:rPr>
-          <w:b/>
-        </w:rPr>
-        <w:t>Random Forest</w:t>
-      </w:r>
-      <w:r>
-        <w:t xml:space="preserve"> – 24 candidates:</w:t>
-      </w:r>
-    </w:p>
-    <w:p>
-      <w:pPr>
-        <w:pStyle w:val="ListBullet2"/>
-      </w:pPr>
-      <w:r>
-        <w:t>n_estimators ∈ {200, 500}</w:t>
-      </w:r>
-    </w:p>
-    <w:p>
-      <w:pPr>
-        <w:pStyle w:val="ListBullet2"/>
-      </w:pPr>
-      <w:r>
-        <w:t>max_depth ∈ {None, 4, 8}</w:t>
-      </w:r>
-    </w:p>
-    <w:p>
-      <w:pPr>
-        <w:pStyle w:val="ListBullet2"/>
-      </w:pPr>
-      <w:r>
-        <w:t>min_samples_leaf ∈ {1, 4}</w:t>
-      </w:r>
-    </w:p>
-    <w:p>
-      <w:pPr>
-        <w:pStyle w:val="ListBullet2"/>
-      </w:pPr>
-      <w:r>
-        <w:t>max_features ∈ {sqrt, 0.5}</w:t>
-      </w:r>
-    </w:p>
-    <w:p>
-      <w:pPr>
-        <w:pStyle w:val="ListBullet"/>
-      </w:pPr>
-      <w:r>
-        <w:rPr>
-          <w:b/>
-        </w:rPr>
-        <w:t>Gradient Boosting</w:t>
-      </w:r>
-      <w:r>
-        <w:t xml:space="preserve"> – 16 candidates:</w:t>
-      </w:r>
-    </w:p>
-    <w:p>
-      <w:pPr>
-        <w:pStyle w:val="ListBullet2"/>
-      </w:pPr>
-      <w:r>
-        <w:t>n_estimators ∈ {100, 300}</w:t>
-      </w:r>
-    </w:p>
-    <w:p>
-      <w:pPr>
-        <w:pStyle w:val="ListBullet2"/>
-      </w:pPr>
-      <w:r>
-        <w:t>learning_rate ∈ {0.03, 0.1}</w:t>
-      </w:r>
-    </w:p>
-    <w:p>
-      <w:pPr>
-        <w:pStyle w:val="ListBullet2"/>
-      </w:pPr>
-      <w:r>
-        <w:t>max_depth ∈ {2, 3}</w:t>
-      </w:r>
-    </w:p>
-    <w:p>
-      <w:pPr>
-        <w:pStyle w:val="ListBullet2"/>
-      </w:pPr>
-      <w:r>
-        <w:t>subsample ∈ {0.8, 1.0}</w:t>
-      </w:r>
-    </w:p>
-    <w:p>
-      <w:r>
-        <w:rPr>
-          <w:b/>
-        </w:rPr>
-        <w:t>Selection rule:</w:t>
-      </w:r>
-      <w:r>
-        <w:t xml:space="preserve"> the model with the highest mean CV ROC-AUC wins. ROC-AUC does not depend on the decision threshold and is robust to the mild class imbalance. The test set is only used for the final report.</w:t>
-      </w:r>
-    </w:p>
-    <w:tbl>
-      <w:tblPr>
-        <w:tblStyle w:val="LightGrid-Accent1"/>
-        <w:tblW w:type="auto" w:w="0"/>
-        <w:tblLook w:firstColumn="1" w:firstRow="1" w:lastColumn="0" w:lastRow="0" w:noHBand="0" w:noVBand="1" w:val="04A0"/>
-      </w:tblPr>
-      <w:tblGrid>
-        <w:gridCol w:w="1234"/>
-        <w:gridCol w:w="1234"/>
-        <w:gridCol w:w="1234"/>
-        <w:gridCol w:w="1234"/>
-        <w:gridCol w:w="1234"/>
-        <w:gridCol w:w="1234"/>
-        <w:gridCol w:w="1234"/>
-      </w:tblGrid>
-      <w:tr>
-        <w:tc>
-          <w:tcPr>
-            <w:tcW w:type="dxa" w:w="1234"/>
-          </w:tcPr>
-          <w:p>
-            <w:r>
-              <w:rPr>
-                <w:b/>
-                <w:sz w:val="18"/>
-              </w:rPr>
-            </w:r>
-            <w:r>
-              <w:rPr>
-                <w:b/>
-                <w:sz w:val="18"/>
-              </w:rPr>
-              <w:t>Model</w:t>
-            </w:r>
-          </w:p>
-        </w:tc>
-        <w:tc>
-          <w:tcPr>
-            <w:tcW w:type="dxa" w:w="1234"/>
-          </w:tcPr>
-          <w:p>
-            <w:r>
-              <w:rPr>
-                <w:b/>
-                <w:sz w:val="18"/>
-              </w:rPr>
-            </w:r>
-            <w:r>
-              <w:rPr>
-                <w:b/>
-                <w:sz w:val="18"/>
-              </w:rPr>
-              <w:t>CV ROC-AUC</w:t>
-            </w:r>
-          </w:p>
-        </w:tc>
-        <w:tc>
-          <w:tcPr>
-            <w:tcW w:type="dxa" w:w="1234"/>
-          </w:tcPr>
-          <w:p>
-            <w:r>
-              <w:rPr>
-                <w:b/>
-                <w:sz w:val="18"/>
-              </w:rPr>
-            </w:r>
-            <w:r>
-              <w:rPr>
-                <w:b/>
-                <w:sz w:val="18"/>
-              </w:rPr>
-              <w:t>Test ROC-AUC</w:t>
-            </w:r>
-          </w:p>
-        </w:tc>
-        <w:tc>
-          <w:tcPr>
-            <w:tcW w:type="dxa" w:w="1234"/>
-          </w:tcPr>
-          <w:p>
-            <w:r>
-              <w:rPr>
-                <w:b/>
-                <w:sz w:val="18"/>
-              </w:rPr>
-            </w:r>
-            <w:r>
-              <w:rPr>
-                <w:b/>
-                <w:sz w:val="18"/>
-              </w:rPr>
-              <w:t>Test accuracy</w:t>
-            </w:r>
-          </w:p>
-        </w:tc>
-        <w:tc>
-          <w:tcPr>
-            <w:tcW w:type="dxa" w:w="1234"/>
-          </w:tcPr>
-          <w:p>
-            <w:r>
-              <w:rPr>
-                <w:b/>
-                <w:sz w:val="18"/>
-              </w:rPr>
-            </w:r>
-            <w:r>
-              <w:rPr>
-                <w:b/>
-                <w:sz w:val="18"/>
-              </w:rPr>
-              <w:t>Test precision</w:t>
-            </w:r>
-          </w:p>
-        </w:tc>
-        <w:tc>
-          <w:tcPr>
-            <w:tcW w:type="dxa" w:w="1234"/>
-          </w:tcPr>
-          <w:p>
-            <w:r>
-              <w:rPr>
-                <w:b/>
-                <w:sz w:val="18"/>
-              </w:rPr>
-            </w:r>
-            <w:r>
-              <w:rPr>
-                <w:b/>
-                <w:sz w:val="18"/>
-              </w:rPr>
-              <w:t>Test recall</w:t>
-            </w:r>
-          </w:p>
-        </w:tc>
-        <w:tc>
-          <w:tcPr>
-            <w:tcW w:type="dxa" w:w="1234"/>
-          </w:tcPr>
-          <w:p>
-            <w:r>
-              <w:rPr>
-                <w:b/>
-                <w:sz w:val="18"/>
-              </w:rPr>
-            </w:r>
-            <w:r>
-              <w:rPr>
-                <w:b/>
-                <w:sz w:val="18"/>
-              </w:rPr>
-              <w:t>Test F1</w:t>
-            </w:r>
-          </w:p>
-        </w:tc>
-      </w:tr>
-      <w:tr>
-        <w:tc>
-          <w:tcPr>
-            <w:tcW w:type="dxa" w:w="1234"/>
-          </w:tcPr>
-          <w:p>
+            <w:pPr>
+              <w:keepNext/>
+            </w:pPr>
             <w:r>
               <w:rPr>
                 <w:b w:val="0"/>
@@ -3446,9 +2141,12 @@
         </w:tc>
         <w:tc>
           <w:tcPr>
-            <w:tcW w:type="dxa" w:w="1234"/>
+            <w:tcW w:type="dxa" w:w="1440"/>
           </w:tcPr>
           <w:p>
+            <w:pPr>
+              <w:keepNext/>
+            </w:pPr>
             <w:r>
               <w:rPr>
                 <w:b w:val="0"/>
@@ -3466,9 +2164,12 @@
         </w:tc>
         <w:tc>
           <w:tcPr>
-            <w:tcW w:type="dxa" w:w="1234"/>
+            <w:tcW w:type="dxa" w:w="1440"/>
           </w:tcPr>
           <w:p>
+            <w:pPr>
+              <w:keepNext/>
+            </w:pPr>
             <w:r>
               <w:rPr>
                 <w:b w:val="0"/>
@@ -3486,9 +2187,12 @@
         </w:tc>
         <w:tc>
           <w:tcPr>
-            <w:tcW w:type="dxa" w:w="1234"/>
+            <w:tcW w:type="dxa" w:w="1440"/>
           </w:tcPr>
           <w:p>
+            <w:pPr>
+              <w:keepNext/>
+            </w:pPr>
             <w:r>
               <w:rPr>
                 <w:b w:val="0"/>
@@ -3506,9 +2210,12 @@
         </w:tc>
         <w:tc>
           <w:tcPr>
-            <w:tcW w:type="dxa" w:w="1234"/>
+            <w:tcW w:type="dxa" w:w="1440"/>
           </w:tcPr>
           <w:p>
+            <w:pPr>
+              <w:keepNext/>
+            </w:pPr>
             <w:r>
               <w:rPr>
                 <w:b w:val="0"/>
@@ -3526,9 +2233,12 @@
         </w:tc>
         <w:tc>
           <w:tcPr>
-            <w:tcW w:type="dxa" w:w="1234"/>
+            <w:tcW w:type="dxa" w:w="1440"/>
           </w:tcPr>
           <w:p>
+            <w:pPr>
+              <w:keepNext/>
+            </w:pPr>
             <w:r>
               <w:rPr>
                 <w:b w:val="0"/>
@@ -3546,9 +2256,12 @@
         </w:tc>
         <w:tc>
           <w:tcPr>
-            <w:tcW w:type="dxa" w:w="1234"/>
+            <w:tcW w:type="dxa" w:w="1440"/>
           </w:tcPr>
           <w:p>
+            <w:pPr>
+              <w:keepNext/>
+            </w:pPr>
             <w:r>
               <w:rPr>
                 <w:b w:val="0"/>
@@ -3566,11 +2279,17 @@
         </w:tc>
       </w:tr>
       <w:tr>
+        <w:trPr>
+          <w:cantSplit/>
+        </w:trPr>
         <w:tc>
           <w:tcPr>
-            <w:tcW w:type="dxa" w:w="1234"/>
+            <w:tcW w:type="dxa" w:w="1440"/>
           </w:tcPr>
           <w:p>
+            <w:pPr>
+              <w:keepNext/>
+            </w:pPr>
             <w:r>
               <w:rPr>
                 <w:b w:val="0"/>
@@ -3588,9 +2307,12 @@
         </w:tc>
         <w:tc>
           <w:tcPr>
-            <w:tcW w:type="dxa" w:w="1234"/>
+            <w:tcW w:type="dxa" w:w="1440"/>
           </w:tcPr>
           <w:p>
+            <w:pPr>
+              <w:keepNext/>
+            </w:pPr>
             <w:r>
               <w:rPr>
                 <w:b w:val="0"/>
@@ -3608,9 +2330,12 @@
         </w:tc>
         <w:tc>
           <w:tcPr>
-            <w:tcW w:type="dxa" w:w="1234"/>
+            <w:tcW w:type="dxa" w:w="1440"/>
           </w:tcPr>
           <w:p>
+            <w:pPr>
+              <w:keepNext/>
+            </w:pPr>
             <w:r>
               <w:rPr>
                 <w:b w:val="0"/>
@@ -3628,9 +2353,12 @@
         </w:tc>
         <w:tc>
           <w:tcPr>
-            <w:tcW w:type="dxa" w:w="1234"/>
+            <w:tcW w:type="dxa" w:w="1440"/>
           </w:tcPr>
           <w:p>
+            <w:pPr>
+              <w:keepNext/>
+            </w:pPr>
             <w:r>
               <w:rPr>
                 <w:b w:val="0"/>
@@ -3648,9 +2376,12 @@
         </w:tc>
         <w:tc>
           <w:tcPr>
-            <w:tcW w:type="dxa" w:w="1234"/>
+            <w:tcW w:type="dxa" w:w="1440"/>
           </w:tcPr>
           <w:p>
+            <w:pPr>
+              <w:keepNext/>
+            </w:pPr>
             <w:r>
               <w:rPr>
                 <w:b w:val="0"/>
@@ -3668,9 +2399,12 @@
         </w:tc>
         <w:tc>
           <w:tcPr>
-            <w:tcW w:type="dxa" w:w="1234"/>
+            <w:tcW w:type="dxa" w:w="1440"/>
           </w:tcPr>
           <w:p>
+            <w:pPr>
+              <w:keepNext/>
+            </w:pPr>
             <w:r>
               <w:rPr>
                 <w:b w:val="0"/>
@@ -3688,9 +2422,12 @@
         </w:tc>
         <w:tc>
           <w:tcPr>
-            <w:tcW w:type="dxa" w:w="1234"/>
+            <w:tcW w:type="dxa" w:w="1440"/>
           </w:tcPr>
           <w:p>
+            <w:pPr>
+              <w:keepNext/>
+            </w:pPr>
             <w:r>
               <w:rPr>
                 <w:b w:val="0"/>
@@ -3708,11 +2445,17 @@
         </w:tc>
       </w:tr>
       <w:tr>
+        <w:trPr>
+          <w:cantSplit/>
+        </w:trPr>
         <w:tc>
           <w:tcPr>
-            <w:tcW w:type="dxa" w:w="1234"/>
+            <w:tcW w:type="dxa" w:w="1440"/>
           </w:tcPr>
           <w:p>
+            <w:pPr>
+              <w:keepNext w:val="0"/>
+            </w:pPr>
             <w:r>
               <w:rPr>
                 <w:b w:val="0"/>
@@ -3730,9 +2473,12 @@
         </w:tc>
         <w:tc>
           <w:tcPr>
-            <w:tcW w:type="dxa" w:w="1234"/>
+            <w:tcW w:type="dxa" w:w="1440"/>
           </w:tcPr>
           <w:p>
+            <w:pPr>
+              <w:keepNext w:val="0"/>
+            </w:pPr>
             <w:r>
               <w:rPr>
                 <w:b w:val="0"/>
@@ -3750,9 +2496,12 @@
         </w:tc>
         <w:tc>
           <w:tcPr>
-            <w:tcW w:type="dxa" w:w="1234"/>
+            <w:tcW w:type="dxa" w:w="1440"/>
           </w:tcPr>
           <w:p>
+            <w:pPr>
+              <w:keepNext w:val="0"/>
+            </w:pPr>
             <w:r>
               <w:rPr>
                 <w:b w:val="0"/>
@@ -3770,9 +2519,12 @@
         </w:tc>
         <w:tc>
           <w:tcPr>
-            <w:tcW w:type="dxa" w:w="1234"/>
+            <w:tcW w:type="dxa" w:w="1440"/>
           </w:tcPr>
           <w:p>
+            <w:pPr>
+              <w:keepNext w:val="0"/>
+            </w:pPr>
             <w:r>
               <w:rPr>
                 <w:b w:val="0"/>
@@ -3790,9 +2542,12 @@
         </w:tc>
         <w:tc>
           <w:tcPr>
-            <w:tcW w:type="dxa" w:w="1234"/>
+            <w:tcW w:type="dxa" w:w="1440"/>
           </w:tcPr>
           <w:p>
+            <w:pPr>
+              <w:keepNext w:val="0"/>
+            </w:pPr>
             <w:r>
               <w:rPr>
                 <w:b w:val="0"/>
@@ -3810,9 +2565,12 @@
         </w:tc>
         <w:tc>
           <w:tcPr>
-            <w:tcW w:type="dxa" w:w="1234"/>
+            <w:tcW w:type="dxa" w:w="1440"/>
           </w:tcPr>
           <w:p>
+            <w:pPr>
+              <w:keepNext w:val="0"/>
+            </w:pPr>
             <w:r>
               <w:rPr>
                 <w:b w:val="0"/>
@@ -3830,9 +2588,12 @@
         </w:tc>
         <w:tc>
           <w:tcPr>
-            <w:tcW w:type="dxa" w:w="1234"/>
+            <w:tcW w:type="dxa" w:w="1440"/>
           </w:tcPr>
           <w:p>
+            <w:pPr>
+              <w:keepNext w:val="0"/>
+            </w:pPr>
             <w:r>
               <w:rPr>
                 <w:b w:val="0"/>
@@ -3851,6 +2612,442 @@
       </w:tr>
     </w:tbl>
     <w:p/>
+    <w:tbl>
+      <w:tblPr>
+        <w:tblW w:type="auto" w:w="0"/>
+        <w:tblLook w:firstColumn="1" w:firstRow="1" w:lastColumn="0" w:lastRow="0" w:noHBand="0" w:noVBand="1" w:val="04A0"/>
+      </w:tblPr>
+      <w:tblGrid>
+        <w:gridCol w:w="5040"/>
+        <w:gridCol w:w="5040"/>
+      </w:tblGrid>
+      <w:tr>
+        <w:tc>
+          <w:tcPr>
+            <w:tcW w:type="dxa" w:w="5040"/>
+          </w:tcPr>
+          <w:p>
+            <w:pPr>
+              <w:jc w:val="center"/>
+            </w:pPr>
+            <w:r>
+              <w:drawing>
+                <wp:inline xmlns:a="http://schemas.openxmlformats.org/drawingml/2006/main" xmlns:pic="http://schemas.openxmlformats.org/drawingml/2006/picture">
+                  <wp:extent cx="3063240" cy="3098500"/>
+                  <wp:docPr id="5" name="Picture 5"/>
+                  <wp:cNvGraphicFramePr>
+                    <a:graphicFrameLocks noChangeAspect="1"/>
+                  </wp:cNvGraphicFramePr>
+                  <a:graphic>
+                    <a:graphicData uri="http://schemas.openxmlformats.org/drawingml/2006/picture">
+                      <pic:pic>
+                        <pic:nvPicPr>
+                          <pic:cNvPr id="0" name="model_roc_overlay.png"/>
+                          <pic:cNvPicPr/>
+                        </pic:nvPicPr>
+                        <pic:blipFill>
+                          <a:blip r:embed="rId13"/>
+                          <a:stretch>
+                            <a:fillRect/>
+                          </a:stretch>
+                        </pic:blipFill>
+                        <pic:spPr>
+                          <a:xfrm>
+                            <a:off x="0" y="0"/>
+                            <a:ext cx="3063240" cy="3098500"/>
+                          </a:xfrm>
+                          <a:prstGeom prst="rect"/>
+                        </pic:spPr>
+                      </pic:pic>
+                    </a:graphicData>
+                  </a:graphic>
+                </wp:inline>
+              </w:drawing>
+            </w:r>
+          </w:p>
+          <w:p>
+            <w:pPr>
+              <w:jc w:val="center"/>
+            </w:pPr>
+            <w:r>
+              <w:rPr>
+                <w:i/>
+                <w:sz w:val="18"/>
+              </w:rPr>
+              <w:t>Figure 5 – Test ROC curves</w:t>
+            </w:r>
+          </w:p>
+        </w:tc>
+        <w:tc>
+          <w:tcPr>
+            <w:tcW w:type="dxa" w:w="5040"/>
+          </w:tcPr>
+          <w:p>
+            <w:pPr>
+              <w:jc w:val="center"/>
+            </w:pPr>
+            <w:r>
+              <w:drawing>
+                <wp:inline xmlns:a="http://schemas.openxmlformats.org/drawingml/2006/main" xmlns:pic="http://schemas.openxmlformats.org/drawingml/2006/picture">
+                  <wp:extent cx="3063240" cy="2387396"/>
+                  <wp:docPr id="6" name="Picture 6"/>
+                  <wp:cNvGraphicFramePr>
+                    <a:graphicFrameLocks noChangeAspect="1"/>
+                  </wp:cNvGraphicFramePr>
+                  <a:graphic>
+                    <a:graphicData uri="http://schemas.openxmlformats.org/drawingml/2006/picture">
+                      <pic:pic>
+                        <pic:nvPicPr>
+                          <pic:cNvPr id="0" name="model_confusion_matrix.png"/>
+                          <pic:cNvPicPr/>
+                        </pic:nvPicPr>
+                        <pic:blipFill>
+                          <a:blip r:embed="rId14"/>
+                          <a:stretch>
+                            <a:fillRect/>
+                          </a:stretch>
+                        </pic:blipFill>
+                        <pic:spPr>
+                          <a:xfrm>
+                            <a:off x="0" y="0"/>
+                            <a:ext cx="3063240" cy="2387396"/>
+                          </a:xfrm>
+                          <a:prstGeom prst="rect"/>
+                        </pic:spPr>
+                      </pic:pic>
+                    </a:graphicData>
+                  </a:graphic>
+                </wp:inline>
+              </w:drawing>
+            </w:r>
+          </w:p>
+          <w:p>
+            <w:pPr>
+              <w:jc w:val="center"/>
+            </w:pPr>
+            <w:r>
+              <w:rPr>
+                <w:i/>
+                <w:sz w:val="18"/>
+              </w:rPr>
+              <w:t>Figure 6 – Champion confusion matrix (test)</w:t>
+            </w:r>
+          </w:p>
+        </w:tc>
+      </w:tr>
+    </w:tbl>
+    <w:p>
+      <w:r>
+        <w:rPr>
+          <w:b/>
+        </w:rPr>
+        <w:t>Choice.</w:t>
+      </w:r>
+      <w:r>
+        <w:t xml:space="preserve"> Gradient boosting has slightly higher test accuracy. However, with 61 test patients one patient changes accuracy by 1.6 points, so that gap is within noise. Cross-validation is the more reliable comparison, and there logistic regression is best and most stable. It is also interpretable, because each coefficient maps to a clinical attribute, which matters in a medical setting. The decision threshold (0.5) is stored in </w:t>
+      </w:r>
+      <w:r>
+        <w:rPr>
+          <w:rFonts w:ascii="Consolas" w:hAnsi="Consolas"/>
+          <w:sz w:val="19"/>
+        </w:rPr>
+        <w:t>metadata.json</w:t>
+      </w:r>
+      <w:r>
+        <w:t>. The supporting document shows the trade-off between 0.3 and 0.7.</w:t>
+      </w:r>
+    </w:p>
+    <w:p>
+      <w:pPr>
+        <w:pStyle w:val="Heading2"/>
+      </w:pPr>
+      <w:r>
+        <w:t>6. Experiment tracking (MLflow)</w:t>
+      </w:r>
+    </w:p>
+    <w:p>
+      <w:r>
+        <w:rPr>
+          <w:rFonts w:ascii="Consolas" w:hAnsi="Consolas"/>
+          <w:sz w:val="19"/>
+        </w:rPr>
+        <w:t>heart_disease.train</w:t>
+      </w:r>
+      <w:r>
+        <w:t xml:space="preserve"> logs to an MLflow store (SQLite plus </w:t>
+      </w:r>
+      <w:r>
+        <w:rPr>
+          <w:rFonts w:ascii="Consolas" w:hAnsi="Consolas"/>
+          <w:sz w:val="19"/>
+        </w:rPr>
+        <w:t>mlruns/</w:t>
+      </w:r>
+      <w:r>
+        <w:t>), structured as follows:</w:t>
+      </w:r>
+    </w:p>
+    <w:p>
+      <w:pPr>
+        <w:pStyle w:val="ListBullet"/>
+      </w:pPr>
+      <w:r>
+        <w:rPr>
+          <w:b/>
+        </w:rPr>
+        <w:t>A parent run per model family</w:t>
+      </w:r>
+      <w:r>
+        <w:t>, which logs:</w:t>
+      </w:r>
+    </w:p>
+    <w:p>
+      <w:pPr>
+        <w:pStyle w:val="ListBullet2"/>
+      </w:pPr>
+      <w:r>
+        <w:t>the best parameters;</w:t>
+      </w:r>
+    </w:p>
+    <w:p>
+      <w:pPr>
+        <w:pStyle w:val="ListBullet2"/>
+      </w:pPr>
+      <w:r>
+        <w:t>CV mean ± std and test values for accuracy, precision, recall, F1 and ROC-AUC;</w:t>
+      </w:r>
+    </w:p>
+    <w:p>
+      <w:pPr>
+        <w:pStyle w:val="ListBullet2"/>
+      </w:pPr>
+      <w:r>
+        <w:t>the training dataset;</w:t>
+      </w:r>
+    </w:p>
+    <w:p>
+      <w:pPr>
+        <w:pStyle w:val="ListBullet2"/>
+      </w:pPr>
+      <w:r>
+        <w:t xml:space="preserve">artifacts: confusion matrix, ROC/PR curves, feature importance, </w:t>
+      </w:r>
+      <w:r>
+        <w:rPr>
+          <w:rFonts w:ascii="Consolas" w:hAnsi="Consolas"/>
+          <w:sz w:val="19"/>
+        </w:rPr>
+        <w:t>cv_results.csv</w:t>
+      </w:r>
+      <w:r>
+        <w:t>, a classification report, and the model with its signature and input example.</w:t>
+      </w:r>
+    </w:p>
+    <w:p>
+      <w:pPr>
+        <w:pStyle w:val="ListBullet"/>
+      </w:pPr>
+      <w:r>
+        <w:rPr>
+          <w:b/>
+        </w:rPr>
+        <w:t>64 nested child runs</w:t>
+      </w:r>
+      <w:r>
+        <w:t>, one per grid candidate.</w:t>
+      </w:r>
+    </w:p>
+    <w:p>
+      <w:pPr>
+        <w:pStyle w:val="ListBullet"/>
+      </w:pPr>
+      <w:r>
+        <w:rPr>
+          <w:b/>
+        </w:rPr>
+        <w:t>A model-selection run</w:t>
+      </w:r>
+      <w:r>
+        <w:t>, which logs the comparison table and figures.</w:t>
+      </w:r>
+    </w:p>
+    <w:p>
+      <w:pPr>
+        <w:pStyle w:val="ListBullet"/>
+      </w:pPr>
+      <w:r>
+        <w:rPr>
+          <w:b/>
+        </w:rPr>
+        <w:t>The registry:</w:t>
+      </w:r>
+      <w:r>
+        <w:t xml:space="preserve"> the champion is registered as </w:t>
+      </w:r>
+      <w:r>
+        <w:rPr>
+          <w:rFonts w:ascii="Consolas" w:hAnsi="Consolas"/>
+          <w:sz w:val="19"/>
+        </w:rPr>
+        <w:t>heart-disease-classifier</w:t>
+      </w:r>
+      <w:r>
+        <w:t xml:space="preserve"> with alias </w:t>
+      </w:r>
+      <w:r>
+        <w:rPr>
+          <w:b/>
+        </w:rPr>
+        <w:t>@champion</w:t>
+      </w:r>
+      <w:r>
+        <w:t xml:space="preserve">. </w:t>
+      </w:r>
+      <w:r>
+        <w:rPr>
+          <w:rFonts w:ascii="Consolas" w:hAnsi="Consolas"/>
+          <w:sz w:val="19"/>
+        </w:rPr>
+        <w:t>notebooks/03_inference.ipynb</w:t>
+      </w:r>
+      <w:r>
+        <w:t xml:space="preserve"> loads it from the registry and confirms its predictions match the exported </w:t>
+      </w:r>
+      <w:r>
+        <w:rPr>
+          <w:rFonts w:ascii="Consolas" w:hAnsi="Consolas"/>
+          <w:sz w:val="19"/>
+        </w:rPr>
+        <w:t>model.joblib</w:t>
+      </w:r>
+      <w:r>
+        <w:t>.</w:t>
+      </w:r>
+    </w:p>
+    <w:tbl>
+      <w:tblPr>
+        <w:tblW w:type="auto" w:w="0"/>
+        <w:tblLook w:firstColumn="1" w:firstRow="1" w:lastColumn="0" w:lastRow="0" w:noHBand="0" w:noVBand="1" w:val="04A0"/>
+      </w:tblPr>
+      <w:tblGrid>
+        <w:gridCol w:w="5040"/>
+        <w:gridCol w:w="5040"/>
+      </w:tblGrid>
+      <w:tr>
+        <w:tc>
+          <w:tcPr>
+            <w:tcW w:type="dxa" w:w="5040"/>
+          </w:tcPr>
+          <w:p>
+            <w:pPr>
+              <w:jc w:val="center"/>
+            </w:pPr>
+            <w:r>
+              <w:drawing>
+                <wp:inline xmlns:a="http://schemas.openxmlformats.org/drawingml/2006/main" xmlns:pic="http://schemas.openxmlformats.org/drawingml/2006/picture">
+                  <wp:extent cx="3063240" cy="1608201"/>
+                  <wp:docPr id="7" name="Picture 7"/>
+                  <wp:cNvGraphicFramePr>
+                    <a:graphicFrameLocks noChangeAspect="1"/>
+                  </wp:cNvGraphicFramePr>
+                  <a:graphic>
+                    <a:graphicData uri="http://schemas.openxmlformats.org/drawingml/2006/picture">
+                      <pic:pic>
+                        <pic:nvPicPr>
+                          <pic:cNvPr id="0" name="01_mlflow_experiments.png"/>
+                          <pic:cNvPicPr/>
+                        </pic:nvPicPr>
+                        <pic:blipFill>
+                          <a:blip r:embed="rId15"/>
+                          <a:stretch>
+                            <a:fillRect/>
+                          </a:stretch>
+                        </pic:blipFill>
+                        <pic:spPr>
+                          <a:xfrm>
+                            <a:off x="0" y="0"/>
+                            <a:ext cx="3063240" cy="1608201"/>
+                          </a:xfrm>
+                          <a:prstGeom prst="rect"/>
+                        </pic:spPr>
+                      </pic:pic>
+                    </a:graphicData>
+                  </a:graphic>
+                </wp:inline>
+              </w:drawing>
+            </w:r>
+          </w:p>
+          <w:p>
+            <w:pPr>
+              <w:jc w:val="center"/>
+            </w:pPr>
+            <w:r>
+              <w:rPr>
+                <w:i/>
+                <w:sz w:val="18"/>
+              </w:rPr>
+              <w:t>Figure 7 – Experiment runs with metrics</w:t>
+            </w:r>
+          </w:p>
+        </w:tc>
+        <w:tc>
+          <w:tcPr>
+            <w:tcW w:type="dxa" w:w="5040"/>
+          </w:tcPr>
+          <w:p>
+            <w:pPr>
+              <w:jc w:val="center"/>
+            </w:pPr>
+            <w:r>
+              <w:drawing>
+                <wp:inline xmlns:a="http://schemas.openxmlformats.org/drawingml/2006/main" xmlns:pic="http://schemas.openxmlformats.org/drawingml/2006/picture">
+                  <wp:extent cx="3063240" cy="1608201"/>
+                  <wp:docPr id="8" name="Picture 8"/>
+                  <wp:cNvGraphicFramePr>
+                    <a:graphicFrameLocks noChangeAspect="1"/>
+                  </wp:cNvGraphicFramePr>
+                  <a:graphic>
+                    <a:graphicData uri="http://schemas.openxmlformats.org/drawingml/2006/picture">
+                      <pic:pic>
+                        <pic:nvPicPr>
+                          <pic:cNvPr id="0" name="05_mlflow_registry.png"/>
+                          <pic:cNvPicPr/>
+                        </pic:nvPicPr>
+                        <pic:blipFill>
+                          <a:blip r:embed="rId16"/>
+                          <a:stretch>
+                            <a:fillRect/>
+                          </a:stretch>
+                        </pic:blipFill>
+                        <pic:spPr>
+                          <a:xfrm>
+                            <a:off x="0" y="0"/>
+                            <a:ext cx="3063240" cy="1608201"/>
+                          </a:xfrm>
+                          <a:prstGeom prst="rect"/>
+                        </pic:spPr>
+                      </pic:pic>
+                    </a:graphicData>
+                  </a:graphic>
+                </wp:inline>
+              </w:drawing>
+            </w:r>
+          </w:p>
+          <w:p>
+            <w:pPr>
+              <w:jc w:val="center"/>
+            </w:pPr>
+            <w:r>
+              <w:rPr>
+                <w:i/>
+                <w:sz w:val="18"/>
+              </w:rPr>
+              <w:t>Figure 8 – Registry: version 1 with @champion</w:t>
+            </w:r>
+          </w:p>
+        </w:tc>
+      </w:tr>
+    </w:tbl>
     <w:p>
       <w:pPr>
         <w:jc w:val="center"/>
@@ -3858,129 +3055,7 @@
       <w:r>
         <w:drawing>
           <wp:inline xmlns:a="http://schemas.openxmlformats.org/drawingml/2006/main" xmlns:pic="http://schemas.openxmlformats.org/drawingml/2006/picture">
-            <wp:extent cx="5760720" cy="3041515"/>
-            <wp:docPr id="7" name="Picture 7"/>
-            <wp:cNvGraphicFramePr>
-              <a:graphicFrameLocks noChangeAspect="1"/>
-            </wp:cNvGraphicFramePr>
-            <a:graphic>
-              <a:graphicData uri="http://schemas.openxmlformats.org/drawingml/2006/picture">
-                <pic:pic>
-                  <pic:nvPicPr>
-                    <pic:cNvPr id="0" name="model_comparison.png"/>
-                    <pic:cNvPicPr/>
-                  </pic:nvPicPr>
-                  <pic:blipFill>
-                    <a:blip r:embed="rId15"/>
-                    <a:stretch>
-                      <a:fillRect/>
-                    </a:stretch>
-                  </pic:blipFill>
-                  <pic:spPr>
-                    <a:xfrm>
-                      <a:off x="0" y="0"/>
-                      <a:ext cx="5760720" cy="3041515"/>
-                    </a:xfrm>
-                    <a:prstGeom prst="rect"/>
-                  </pic:spPr>
-                </pic:pic>
-              </a:graphicData>
-            </a:graphic>
-          </wp:inline>
-        </w:drawing>
-      </w:r>
-    </w:p>
-    <w:p>
-      <w:pPr>
-        <w:jc w:val="center"/>
-      </w:pPr>
-      <w:r>
-        <w:rPr>
-          <w:i/>
-          <w:sz w:val="18"/>
-        </w:rPr>
-        <w:t>Figure 7 – Model comparison (CV mean ± std and test)</w:t>
-      </w:r>
-    </w:p>
-    <w:p>
-      <w:pPr>
-        <w:jc w:val="center"/>
-      </w:pPr>
-      <w:r>
-        <w:drawing>
-          <wp:inline xmlns:a="http://schemas.openxmlformats.org/drawingml/2006/main" xmlns:pic="http://schemas.openxmlformats.org/drawingml/2006/picture">
-            <wp:extent cx="5760720" cy="5827030"/>
-            <wp:docPr id="8" name="Picture 8"/>
-            <wp:cNvGraphicFramePr>
-              <a:graphicFrameLocks noChangeAspect="1"/>
-            </wp:cNvGraphicFramePr>
-            <a:graphic>
-              <a:graphicData uri="http://schemas.openxmlformats.org/drawingml/2006/picture">
-                <pic:pic>
-                  <pic:nvPicPr>
-                    <pic:cNvPr id="0" name="model_roc_overlay.png"/>
-                    <pic:cNvPicPr/>
-                  </pic:nvPicPr>
-                  <pic:blipFill>
-                    <a:blip r:embed="rId16"/>
-                    <a:stretch>
-                      <a:fillRect/>
-                    </a:stretch>
-                  </pic:blipFill>
-                  <pic:spPr>
-                    <a:xfrm>
-                      <a:off x="0" y="0"/>
-                      <a:ext cx="5760720" cy="5827030"/>
-                    </a:xfrm>
-                    <a:prstGeom prst="rect"/>
-                  </pic:spPr>
-                </pic:pic>
-              </a:graphicData>
-            </a:graphic>
-          </wp:inline>
-        </w:drawing>
-      </w:r>
-    </w:p>
-    <w:p>
-      <w:pPr>
-        <w:jc w:val="center"/>
-      </w:pPr>
-      <w:r>
-        <w:rPr>
-          <w:i/>
-          <w:sz w:val="18"/>
-        </w:rPr>
-        <w:t>Figure 8 – Test ROC curves of the tuned models</w:t>
-      </w:r>
-    </w:p>
-    <w:p>
-      <w:r>
-        <w:rPr>
-          <w:b/>
-        </w:rPr>
-        <w:t>Discussion.</w:t>
-      </w:r>
-      <w:r>
-        <w:t xml:space="preserve"> Gradient Boosting reaches a slightly higher test accuracy. However, 61 test patients is a small sample: one patient is worth 1.6 percentage points of accuracy, so the test differences are within noise. Cross-validation over 242 patients is the more reliable estimate, and there the regularised logistic regression is best and also the most stable. It is also the most interpretable model, because each coefficient maps to a clinical attribute (Figure 10). That matters in a medical setting. It was therefore selected as the </w:t>
-      </w:r>
-      <w:r>
-        <w:rPr>
-          <w:b/>
-        </w:rPr>
-        <w:t>champion</w:t>
-      </w:r>
-      <w:r>
-        <w:t>.</w:t>
-      </w:r>
-    </w:p>
-    <w:p>
-      <w:pPr>
-        <w:jc w:val="center"/>
-      </w:pPr>
-      <w:r>
-        <w:drawing>
-          <wp:inline xmlns:a="http://schemas.openxmlformats.org/drawingml/2006/main" xmlns:pic="http://schemas.openxmlformats.org/drawingml/2006/picture">
-            <wp:extent cx="5760720" cy="4489730"/>
+            <wp:extent cx="4754880" cy="2496312"/>
             <wp:docPr id="9" name="Picture 9"/>
             <wp:cNvGraphicFramePr>
               <a:graphicFrameLocks noChangeAspect="1"/>
@@ -3989,7 +3064,7 @@
               <a:graphicData uri="http://schemas.openxmlformats.org/drawingml/2006/picture">
                 <pic:pic>
                   <pic:nvPicPr>
-                    <pic:cNvPr id="0" name="model_confusion_matrix.png"/>
+                    <pic:cNvPr id="0" name="02_mlflow_nested_runs.png"/>
                     <pic:cNvPicPr/>
                   </pic:nvPicPr>
                   <pic:blipFill>
@@ -4001,7 +3076,7 @@
                   <pic:spPr>
                     <a:xfrm>
                       <a:off x="0" y="0"/>
-                      <a:ext cx="5760720" cy="4489730"/>
+                      <a:ext cx="4754880" cy="2496312"/>
                     </a:xfrm>
                     <a:prstGeom prst="rect"/>
                   </pic:spPr>
@@ -4021,70 +3096,122 @@
           <w:i/>
           <w:sz w:val="18"/>
         </w:rPr>
-        <w:t>Figure 9 – Champion confusion matrix on the test set</w:t>
+        <w:t>Figure 9 – Nested grid-search runs under a parent run</w:t>
       </w:r>
     </w:p>
     <w:p>
       <w:pPr>
-        <w:jc w:val="center"/>
+        <w:pStyle w:val="Heading2"/>
       </w:pPr>
       <w:r>
-        <w:drawing>
-          <wp:inline xmlns:a="http://schemas.openxmlformats.org/drawingml/2006/main" xmlns:pic="http://schemas.openxmlformats.org/drawingml/2006/picture">
-            <wp:extent cx="5760720" cy="4814316"/>
-            <wp:docPr id="10" name="Picture 10"/>
-            <wp:cNvGraphicFramePr>
-              <a:graphicFrameLocks noChangeAspect="1"/>
-            </wp:cNvGraphicFramePr>
-            <a:graphic>
-              <a:graphicData uri="http://schemas.openxmlformats.org/drawingml/2006/picture">
-                <pic:pic>
-                  <pic:nvPicPr>
-                    <pic:cNvPr id="0" name="model_feature_importance.png"/>
-                    <pic:cNvPicPr/>
-                  </pic:nvPicPr>
-                  <pic:blipFill>
-                    <a:blip r:embed="rId18"/>
-                    <a:stretch>
-                      <a:fillRect/>
-                    </a:stretch>
-                  </pic:blipFill>
-                  <pic:spPr>
-                    <a:xfrm>
-                      <a:off x="0" y="0"/>
-                      <a:ext cx="5760720" cy="4814316"/>
-                    </a:xfrm>
-                    <a:prstGeom prst="rect"/>
-                  </pic:spPr>
-                </pic:pic>
-              </a:graphicData>
-            </a:graphic>
-          </wp:inline>
-        </w:drawing>
+        <w:t>7. Packaging and reproducibility</w:t>
       </w:r>
     </w:p>
     <w:p>
       <w:pPr>
-        <w:jc w:val="center"/>
+        <w:pStyle w:val="ListBullet"/>
       </w:pPr>
-      <w:r>
-        <w:rPr>
-          <w:i/>
-          <w:sz w:val="18"/>
-        </w:rPr>
-        <w:t>Figure 10 – Champion feature importance (absolute coefficients)</w:t>
-      </w:r>
-    </w:p>
-    <w:p>
       <w:r>
         <w:rPr>
           <w:b/>
         </w:rPr>
-        <w:t>Threshold analysis.</w:t>
-      </w:r>
-      <w:r>
-        <w:t xml:space="preserve"> In screening, a missed disease (false negative) costs more than a false alarm. The table shows the trade-off on the test set. The service uses 0.5, which gives recall 0.93. The threshold is stored in </w:t>
-      </w:r>
+        <w:t>Installable package:</w:t>
+      </w:r>
+      <w:r>
+        <w:t xml:space="preserve"> the code is installed with </w:t>
+      </w:r>
+      <w:r>
+        <w:rPr>
+          <w:rFonts w:ascii="Consolas" w:hAnsi="Consolas"/>
+          <w:sz w:val="19"/>
+        </w:rPr>
+        <w:t>pip install -e .</w:t>
+      </w:r>
+      <w:r>
+        <w:t xml:space="preserve"> (configured in </w:t>
+      </w:r>
+      <w:r>
+        <w:rPr>
+          <w:rFonts w:ascii="Consolas" w:hAnsi="Consolas"/>
+          <w:sz w:val="19"/>
+        </w:rPr>
+        <w:t>pyproject.toml</w:t>
+      </w:r>
+      <w:r>
+        <w:t>).</w:t>
+      </w:r>
+    </w:p>
+    <w:p>
+      <w:pPr>
+        <w:pStyle w:val="ListBullet"/>
+      </w:pPr>
+      <w:r>
+        <w:rPr>
+          <w:b/>
+        </w:rPr>
+        <w:t>Two pinned requirement sets:</w:t>
+      </w:r>
+    </w:p>
+    <w:p>
+      <w:pPr>
+        <w:pStyle w:val="ListBullet2"/>
+      </w:pPr>
+      <w:r>
+        <w:rPr>
+          <w:rFonts w:ascii="Consolas" w:hAnsi="Consolas"/>
+          <w:sz w:val="19"/>
+        </w:rPr>
+        <w:t>requirements.txt</w:t>
+      </w:r>
+      <w:r>
+        <w:t xml:space="preserve"> – the full development environment.</w:t>
+      </w:r>
+    </w:p>
+    <w:p>
+      <w:pPr>
+        <w:pStyle w:val="ListBullet2"/>
+      </w:pPr>
+      <w:r>
+        <w:rPr>
+          <w:rFonts w:ascii="Consolas" w:hAnsi="Consolas"/>
+          <w:sz w:val="19"/>
+        </w:rPr>
+        <w:t>requirements-serve.txt</w:t>
+      </w:r>
+      <w:r>
+        <w:t xml:space="preserve"> – the minimal runtime used by Docker and the MLflow model.</w:t>
+      </w:r>
+    </w:p>
+    <w:p>
+      <w:pPr>
+        <w:pStyle w:val="ListBullet"/>
+      </w:pPr>
+      <w:r>
+        <w:rPr>
+          <w:b/>
+        </w:rPr>
+        <w:t>The model:</w:t>
+      </w:r>
+    </w:p>
+    <w:p>
+      <w:pPr>
+        <w:pStyle w:val="ListBullet2"/>
+      </w:pPr>
+      <w:r>
+        <w:rPr>
+          <w:rFonts w:ascii="Consolas" w:hAnsi="Consolas"/>
+          <w:sz w:val="19"/>
+        </w:rPr>
+        <w:t>models/model.joblib</w:t>
+      </w:r>
+      <w:r>
+        <w:t xml:space="preserve"> is the complete pipeline, including preprocessing.</w:t>
+      </w:r>
+    </w:p>
+    <w:p>
+      <w:pPr>
+        <w:pStyle w:val="ListBullet2"/>
+      </w:pPr>
       <w:r>
         <w:rPr>
           <w:rFonts w:ascii="Consolas" w:hAnsi="Consolas"/>
@@ -4093,7 +3220,163 @@
         <w:t>metadata.json</w:t>
       </w:r>
       <w:r>
-        <w:t>, so it can be lowered without retraining.</w:t>
+        <w:t xml:space="preserve"> records the version, parameters, metrics, features, threshold, MLflow run id, data hash and library versions.</w:t>
+      </w:r>
+    </w:p>
+    <w:p>
+      <w:pPr>
+        <w:pStyle w:val="ListBullet2"/>
+      </w:pPr>
+      <w:r>
+        <w:t>The same model is also saved in MLflow format.</w:t>
+      </w:r>
+    </w:p>
+    <w:p>
+      <w:pPr>
+        <w:pStyle w:val="ListBullet"/>
+      </w:pPr>
+      <w:r>
+        <w:rPr>
+          <w:b/>
+        </w:rPr>
+        <w:t>Fixed randomness:</w:t>
+      </w:r>
+      <w:r>
+        <w:t xml:space="preserve"> </w:t>
+      </w:r>
+      <w:r>
+        <w:rPr>
+          <w:rFonts w:ascii="Consolas" w:hAnsi="Consolas"/>
+          <w:sz w:val="19"/>
+        </w:rPr>
+        <w:t>random_state=42</w:t>
+      </w:r>
+      <w:r>
+        <w:t xml:space="preserve"> is used throughout.</w:t>
+      </w:r>
+    </w:p>
+    <w:p>
+      <w:pPr>
+        <w:pStyle w:val="ListBullet"/>
+      </w:pPr>
+      <w:r>
+        <w:rPr>
+          <w:b/>
+        </w:rPr>
+        <w:t>Same steps everywhere:</w:t>
+      </w:r>
+      <w:r>
+        <w:t xml:space="preserve"> CI runs the exact four commands from Section 3, so a clean checkout reproduces every artifact.</w:t>
+      </w:r>
+    </w:p>
+    <w:p>
+      <w:pPr>
+        <w:pStyle w:val="Heading2"/>
+      </w:pPr>
+      <w:r>
+        <w:t>8. CI/CD pipeline and automated testing</w:t>
+      </w:r>
+    </w:p>
+    <w:p>
+      <w:r>
+        <w:rPr>
+          <w:b/>
+        </w:rPr>
+        <w:t>Tests.</w:t>
+      </w:r>
+      <w:r>
+        <w:t xml:space="preserve"> There are 42 pytest tests, covering 78 % of the code. They cover:</w:t>
+      </w:r>
+    </w:p>
+    <w:p>
+      <w:pPr>
+        <w:pStyle w:val="ListBullet"/>
+      </w:pPr>
+      <w:r>
+        <w:t>data cleaning rules;</w:t>
+      </w:r>
+    </w:p>
+    <w:p>
+      <w:pPr>
+        <w:pStyle w:val="ListBullet"/>
+      </w:pPr>
+      <w:r>
+        <w:t>feature formulas and imputation;</w:t>
+      </w:r>
+    </w:p>
+    <w:p>
+      <w:pPr>
+        <w:pStyle w:val="ListBullet"/>
+      </w:pPr>
+      <w:r>
+        <w:t>model training and the prediction contract;</w:t>
+      </w:r>
+    </w:p>
+    <w:p>
+      <w:pPr>
+        <w:pStyle w:val="ListBullet"/>
+      </w:pPr>
+      <w:r>
+        <w:t>an end-to-end training run against a temporary MLflow store;</w:t>
+      </w:r>
+    </w:p>
+    <w:p>
+      <w:pPr>
+        <w:pStyle w:val="ListBullet"/>
+      </w:pPr>
+      <w:r>
+        <w:t xml:space="preserve">the API: valid prediction, 422 on invalid input, and the </w:t>
+      </w:r>
+      <w:r>
+        <w:rPr>
+          <w:rFonts w:ascii="Consolas" w:hAnsi="Consolas"/>
+          <w:sz w:val="19"/>
+        </w:rPr>
+        <w:t>/metrics</w:t>
+      </w:r>
+      <w:r>
+        <w:t xml:space="preserve"> and </w:t>
+      </w:r>
+      <w:r>
+        <w:rPr>
+          <w:rFonts w:ascii="Consolas" w:hAnsi="Consolas"/>
+          <w:sz w:val="19"/>
+        </w:rPr>
+        <w:t>/health</w:t>
+      </w:r>
+      <w:r>
+        <w:t xml:space="preserve"> endpoints.</w:t>
+      </w:r>
+    </w:p>
+    <w:p>
+      <w:r>
+        <w:rPr>
+          <w:b/>
+        </w:rPr>
+        <w:t>Workflow</w:t>
+      </w:r>
+      <w:r>
+        <w:t xml:space="preserve"> (</w:t>
+      </w:r>
+      <w:r>
+        <w:rPr>
+          <w:rFonts w:ascii="Consolas" w:hAnsi="Consolas"/>
+          <w:sz w:val="19"/>
+        </w:rPr>
+        <w:t>.github/workflows/ci-cd.yml</w:t>
+      </w:r>
+      <w:r>
+        <w:t xml:space="preserve">). It runs on every push and pull request to </w:t>
+      </w:r>
+      <w:r>
+        <w:rPr>
+          <w:rFonts w:ascii="Consolas" w:hAnsi="Consolas"/>
+          <w:sz w:val="19"/>
+        </w:rPr>
+        <w:t>main</w:t>
+      </w:r>
+      <w:r>
+        <w:t>. The jobs run in sequence, and a failure stops all later jobs.</w:t>
       </w:r>
     </w:p>
     <w:tbl>
@@ -4103,1663 +3386,22 @@
         <w:tblLook w:firstColumn="1" w:firstRow="1" w:lastColumn="0" w:lastRow="0" w:noHBand="0" w:noVBand="1" w:val="04A0"/>
       </w:tblPr>
       <w:tblGrid>
-        <w:gridCol w:w="1728"/>
-        <w:gridCol w:w="1728"/>
-        <w:gridCol w:w="1728"/>
-        <w:gridCol w:w="1728"/>
-        <w:gridCol w:w="1728"/>
+        <w:gridCol w:w="3360"/>
+        <w:gridCol w:w="3360"/>
+        <w:gridCol w:w="3360"/>
       </w:tblGrid>
       <w:tr>
+        <w:trPr>
+          <w:cantSplit/>
+        </w:trPr>
         <w:tc>
           <w:tcPr>
-            <w:tcW w:type="dxa" w:w="1728"/>
+            <w:tcW w:type="dxa" w:w="3360"/>
           </w:tcPr>
           <w:p>
-            <w:r>
-              <w:rPr>
-                <w:b/>
-                <w:sz w:val="18"/>
-              </w:rPr>
-            </w:r>
-            <w:r>
-              <w:rPr>
-                <w:b/>
-                <w:sz w:val="18"/>
-              </w:rPr>
-              <w:t>Threshold</w:t>
-            </w:r>
-          </w:p>
-        </w:tc>
-        <w:tc>
-          <w:tcPr>
-            <w:tcW w:type="dxa" w:w="1728"/>
-          </w:tcPr>
-          <w:p>
-            <w:r>
-              <w:rPr>
-                <w:b/>
-                <w:sz w:val="18"/>
-              </w:rPr>
-            </w:r>
-            <w:r>
-              <w:rPr>
-                <w:b/>
-                <w:sz w:val="18"/>
-              </w:rPr>
-              <w:t>Accuracy</w:t>
-            </w:r>
-          </w:p>
-        </w:tc>
-        <w:tc>
-          <w:tcPr>
-            <w:tcW w:type="dxa" w:w="1728"/>
-          </w:tcPr>
-          <w:p>
-            <w:r>
-              <w:rPr>
-                <w:b/>
-                <w:sz w:val="18"/>
-              </w:rPr>
-            </w:r>
-            <w:r>
-              <w:rPr>
-                <w:b/>
-                <w:sz w:val="18"/>
-              </w:rPr>
-              <w:t>Precision</w:t>
-            </w:r>
-          </w:p>
-        </w:tc>
-        <w:tc>
-          <w:tcPr>
-            <w:tcW w:type="dxa" w:w="1728"/>
-          </w:tcPr>
-          <w:p>
-            <w:r>
-              <w:rPr>
-                <w:b/>
-                <w:sz w:val="18"/>
-              </w:rPr>
-            </w:r>
-            <w:r>
-              <w:rPr>
-                <w:b/>
-                <w:sz w:val="18"/>
-              </w:rPr>
-              <w:t>Recall</w:t>
-            </w:r>
-          </w:p>
-        </w:tc>
-        <w:tc>
-          <w:tcPr>
-            <w:tcW w:type="dxa" w:w="1728"/>
-          </w:tcPr>
-          <w:p>
-            <w:r>
-              <w:rPr>
-                <w:b/>
-                <w:sz w:val="18"/>
-              </w:rPr>
-            </w:r>
-            <w:r>
-              <w:rPr>
-                <w:b/>
-                <w:sz w:val="18"/>
-              </w:rPr>
-              <w:t>F1</w:t>
-            </w:r>
-          </w:p>
-        </w:tc>
-      </w:tr>
-      <w:tr>
-        <w:tc>
-          <w:tcPr>
-            <w:tcW w:type="dxa" w:w="1728"/>
-          </w:tcPr>
-          <w:p>
-            <w:r>
-              <w:rPr>
-                <w:b w:val="0"/>
-                <w:sz w:val="18"/>
-              </w:rPr>
-            </w:r>
-            <w:r>
-              <w:rPr>
-                <w:b w:val="0"/>
-                <w:sz w:val="18"/>
-              </w:rPr>
-              <w:t>0.3</w:t>
-            </w:r>
-          </w:p>
-        </w:tc>
-        <w:tc>
-          <w:tcPr>
-            <w:tcW w:type="dxa" w:w="1728"/>
-          </w:tcPr>
-          <w:p>
-            <w:r>
-              <w:rPr>
-                <w:b w:val="0"/>
-                <w:sz w:val="18"/>
-              </w:rPr>
-            </w:r>
-            <w:r>
-              <w:rPr>
-                <w:b w:val="0"/>
-                <w:sz w:val="18"/>
-              </w:rPr>
-              <w:t>0.820</w:t>
-            </w:r>
-          </w:p>
-        </w:tc>
-        <w:tc>
-          <w:tcPr>
-            <w:tcW w:type="dxa" w:w="1728"/>
-          </w:tcPr>
-          <w:p>
-            <w:r>
-              <w:rPr>
-                <w:b w:val="0"/>
-                <w:sz w:val="18"/>
-              </w:rPr>
-            </w:r>
-            <w:r>
-              <w:rPr>
-                <w:b w:val="0"/>
-                <w:sz w:val="18"/>
-              </w:rPr>
-              <w:t>0.730</w:t>
-            </w:r>
-          </w:p>
-        </w:tc>
-        <w:tc>
-          <w:tcPr>
-            <w:tcW w:type="dxa" w:w="1728"/>
-          </w:tcPr>
-          <w:p>
-            <w:r>
-              <w:rPr>
-                <w:b w:val="0"/>
-                <w:sz w:val="18"/>
-              </w:rPr>
-            </w:r>
-            <w:r>
-              <w:rPr>
-                <w:b w:val="0"/>
-                <w:sz w:val="18"/>
-              </w:rPr>
-              <w:t>0.964</w:t>
-            </w:r>
-          </w:p>
-        </w:tc>
-        <w:tc>
-          <w:tcPr>
-            <w:tcW w:type="dxa" w:w="1728"/>
-          </w:tcPr>
-          <w:p>
-            <w:r>
-              <w:rPr>
-                <w:b w:val="0"/>
-                <w:sz w:val="18"/>
-              </w:rPr>
-            </w:r>
-            <w:r>
-              <w:rPr>
-                <w:b w:val="0"/>
-                <w:sz w:val="18"/>
-              </w:rPr>
-              <w:t>0.831</w:t>
-            </w:r>
-          </w:p>
-        </w:tc>
-      </w:tr>
-      <w:tr>
-        <w:tc>
-          <w:tcPr>
-            <w:tcW w:type="dxa" w:w="1728"/>
-          </w:tcPr>
-          <w:p>
-            <w:r>
-              <w:rPr>
-                <w:b w:val="0"/>
-                <w:sz w:val="18"/>
-              </w:rPr>
-            </w:r>
-            <w:r>
-              <w:rPr>
-                <w:b w:val="0"/>
-                <w:sz w:val="18"/>
-              </w:rPr>
-              <w:t>0.4</w:t>
-            </w:r>
-          </w:p>
-        </w:tc>
-        <w:tc>
-          <w:tcPr>
-            <w:tcW w:type="dxa" w:w="1728"/>
-          </w:tcPr>
-          <w:p>
-            <w:r>
-              <w:rPr>
-                <w:b w:val="0"/>
-                <w:sz w:val="18"/>
-              </w:rPr>
-            </w:r>
-            <w:r>
-              <w:rPr>
-                <w:b w:val="0"/>
-                <w:sz w:val="18"/>
-              </w:rPr>
-              <w:t>0.852</w:t>
-            </w:r>
-          </w:p>
-        </w:tc>
-        <w:tc>
-          <w:tcPr>
-            <w:tcW w:type="dxa" w:w="1728"/>
-          </w:tcPr>
-          <w:p>
-            <w:r>
-              <w:rPr>
-                <w:b w:val="0"/>
-                <w:sz w:val="18"/>
-              </w:rPr>
-            </w:r>
-            <w:r>
-              <w:rPr>
-                <w:b w:val="0"/>
-                <w:sz w:val="18"/>
-              </w:rPr>
-              <w:t>0.771</w:t>
-            </w:r>
-          </w:p>
-        </w:tc>
-        <w:tc>
-          <w:tcPr>
-            <w:tcW w:type="dxa" w:w="1728"/>
-          </w:tcPr>
-          <w:p>
-            <w:r>
-              <w:rPr>
-                <w:b w:val="0"/>
-                <w:sz w:val="18"/>
-              </w:rPr>
-            </w:r>
-            <w:r>
-              <w:rPr>
-                <w:b w:val="0"/>
-                <w:sz w:val="18"/>
-              </w:rPr>
-              <w:t>0.964</w:t>
-            </w:r>
-          </w:p>
-        </w:tc>
-        <w:tc>
-          <w:tcPr>
-            <w:tcW w:type="dxa" w:w="1728"/>
-          </w:tcPr>
-          <w:p>
-            <w:r>
-              <w:rPr>
-                <w:b w:val="0"/>
-                <w:sz w:val="18"/>
-              </w:rPr>
-            </w:r>
-            <w:r>
-              <w:rPr>
-                <w:b w:val="0"/>
-                <w:sz w:val="18"/>
-              </w:rPr>
-              <w:t>0.857</w:t>
-            </w:r>
-          </w:p>
-        </w:tc>
-      </w:tr>
-      <w:tr>
-        <w:tc>
-          <w:tcPr>
-            <w:tcW w:type="dxa" w:w="1728"/>
-          </w:tcPr>
-          <w:p>
-            <w:r>
-              <w:rPr>
-                <w:b w:val="0"/>
-                <w:sz w:val="18"/>
-              </w:rPr>
-            </w:r>
-            <w:r>
-              <w:rPr>
-                <w:b/>
-                <w:sz w:val="18"/>
-              </w:rPr>
-              <w:t>0.5</w:t>
-            </w:r>
-          </w:p>
-        </w:tc>
-        <w:tc>
-          <w:tcPr>
-            <w:tcW w:type="dxa" w:w="1728"/>
-          </w:tcPr>
-          <w:p>
-            <w:r>
-              <w:rPr>
-                <w:b w:val="0"/>
-                <w:sz w:val="18"/>
-              </w:rPr>
-            </w:r>
-            <w:r>
-              <w:rPr>
-                <w:b/>
-                <w:sz w:val="18"/>
-              </w:rPr>
-              <w:t>0.869</w:t>
-            </w:r>
-          </w:p>
-        </w:tc>
-        <w:tc>
-          <w:tcPr>
-            <w:tcW w:type="dxa" w:w="1728"/>
-          </w:tcPr>
-          <w:p>
-            <w:r>
-              <w:rPr>
-                <w:b w:val="0"/>
-                <w:sz w:val="18"/>
-              </w:rPr>
-            </w:r>
-            <w:r>
-              <w:rPr>
-                <w:b/>
-                <w:sz w:val="18"/>
-              </w:rPr>
-              <w:t>0.812</w:t>
-            </w:r>
-          </w:p>
-        </w:tc>
-        <w:tc>
-          <w:tcPr>
-            <w:tcW w:type="dxa" w:w="1728"/>
-          </w:tcPr>
-          <w:p>
-            <w:r>
-              <w:rPr>
-                <w:b w:val="0"/>
-                <w:sz w:val="18"/>
-              </w:rPr>
-            </w:r>
-            <w:r>
-              <w:rPr>
-                <w:b/>
-                <w:sz w:val="18"/>
-              </w:rPr>
-              <w:t>0.929</w:t>
-            </w:r>
-          </w:p>
-        </w:tc>
-        <w:tc>
-          <w:tcPr>
-            <w:tcW w:type="dxa" w:w="1728"/>
-          </w:tcPr>
-          <w:p>
-            <w:r>
-              <w:rPr>
-                <w:b w:val="0"/>
-                <w:sz w:val="18"/>
-              </w:rPr>
-            </w:r>
-            <w:r>
-              <w:rPr>
-                <w:b/>
-                <w:sz w:val="18"/>
-              </w:rPr>
-              <w:t>0.867</w:t>
-            </w:r>
-          </w:p>
-        </w:tc>
-      </w:tr>
-      <w:tr>
-        <w:tc>
-          <w:tcPr>
-            <w:tcW w:type="dxa" w:w="1728"/>
-          </w:tcPr>
-          <w:p>
-            <w:r>
-              <w:rPr>
-                <w:b w:val="0"/>
-                <w:sz w:val="18"/>
-              </w:rPr>
-            </w:r>
-            <w:r>
-              <w:rPr>
-                <w:b w:val="0"/>
-                <w:sz w:val="18"/>
-              </w:rPr>
-              <w:t>0.6</w:t>
-            </w:r>
-          </w:p>
-        </w:tc>
-        <w:tc>
-          <w:tcPr>
-            <w:tcW w:type="dxa" w:w="1728"/>
-          </w:tcPr>
-          <w:p>
-            <w:r>
-              <w:rPr>
-                <w:b w:val="0"/>
-                <w:sz w:val="18"/>
-              </w:rPr>
-            </w:r>
-            <w:r>
-              <w:rPr>
-                <w:b w:val="0"/>
-                <w:sz w:val="18"/>
-              </w:rPr>
-              <w:t>0.869</w:t>
-            </w:r>
-          </w:p>
-        </w:tc>
-        <w:tc>
-          <w:tcPr>
-            <w:tcW w:type="dxa" w:w="1728"/>
-          </w:tcPr>
-          <w:p>
-            <w:r>
-              <w:rPr>
-                <w:b w:val="0"/>
-                <w:sz w:val="18"/>
-              </w:rPr>
-            </w:r>
-            <w:r>
-              <w:rPr>
-                <w:b w:val="0"/>
-                <w:sz w:val="18"/>
-              </w:rPr>
-              <w:t>0.833</w:t>
-            </w:r>
-          </w:p>
-        </w:tc>
-        <w:tc>
-          <w:tcPr>
-            <w:tcW w:type="dxa" w:w="1728"/>
-          </w:tcPr>
-          <w:p>
-            <w:r>
-              <w:rPr>
-                <w:b w:val="0"/>
-                <w:sz w:val="18"/>
-              </w:rPr>
-            </w:r>
-            <w:r>
-              <w:rPr>
-                <w:b w:val="0"/>
-                <w:sz w:val="18"/>
-              </w:rPr>
-              <w:t>0.893</w:t>
-            </w:r>
-          </w:p>
-        </w:tc>
-        <w:tc>
-          <w:tcPr>
-            <w:tcW w:type="dxa" w:w="1728"/>
-          </w:tcPr>
-          <w:p>
-            <w:r>
-              <w:rPr>
-                <w:b w:val="0"/>
-                <w:sz w:val="18"/>
-              </w:rPr>
-            </w:r>
-            <w:r>
-              <w:rPr>
-                <w:b w:val="0"/>
-                <w:sz w:val="18"/>
-              </w:rPr>
-              <w:t>0.862</w:t>
-            </w:r>
-          </w:p>
-        </w:tc>
-      </w:tr>
-      <w:tr>
-        <w:tc>
-          <w:tcPr>
-            <w:tcW w:type="dxa" w:w="1728"/>
-          </w:tcPr>
-          <w:p>
-            <w:r>
-              <w:rPr>
-                <w:b w:val="0"/>
-                <w:sz w:val="18"/>
-              </w:rPr>
-            </w:r>
-            <w:r>
-              <w:rPr>
-                <w:b w:val="0"/>
-                <w:sz w:val="18"/>
-              </w:rPr>
-              <w:t>0.7</w:t>
-            </w:r>
-          </w:p>
-        </w:tc>
-        <w:tc>
-          <w:tcPr>
-            <w:tcW w:type="dxa" w:w="1728"/>
-          </w:tcPr>
-          <w:p>
-            <w:r>
-              <w:rPr>
-                <w:b w:val="0"/>
-                <w:sz w:val="18"/>
-              </w:rPr>
-            </w:r>
-            <w:r>
-              <w:rPr>
-                <w:b w:val="0"/>
-                <w:sz w:val="18"/>
-              </w:rPr>
-              <w:t>0.902</w:t>
-            </w:r>
-          </w:p>
-        </w:tc>
-        <w:tc>
-          <w:tcPr>
-            <w:tcW w:type="dxa" w:w="1728"/>
-          </w:tcPr>
-          <w:p>
-            <w:r>
-              <w:rPr>
-                <w:b w:val="0"/>
-                <w:sz w:val="18"/>
-              </w:rPr>
-            </w:r>
-            <w:r>
-              <w:rPr>
-                <w:b w:val="0"/>
-                <w:sz w:val="18"/>
-              </w:rPr>
-              <w:t>0.893</w:t>
-            </w:r>
-          </w:p>
-        </w:tc>
-        <w:tc>
-          <w:tcPr>
-            <w:tcW w:type="dxa" w:w="1728"/>
-          </w:tcPr>
-          <w:p>
-            <w:r>
-              <w:rPr>
-                <w:b w:val="0"/>
-                <w:sz w:val="18"/>
-              </w:rPr>
-            </w:r>
-            <w:r>
-              <w:rPr>
-                <w:b w:val="0"/>
-                <w:sz w:val="18"/>
-              </w:rPr>
-              <w:t>0.893</w:t>
-            </w:r>
-          </w:p>
-        </w:tc>
-        <w:tc>
-          <w:tcPr>
-            <w:tcW w:type="dxa" w:w="1728"/>
-          </w:tcPr>
-          <w:p>
-            <w:r>
-              <w:rPr>
-                <w:b w:val="0"/>
-                <w:sz w:val="18"/>
-              </w:rPr>
-            </w:r>
-            <w:r>
-              <w:rPr>
-                <w:b w:val="0"/>
-                <w:sz w:val="18"/>
-              </w:rPr>
-              <w:t>0.893</w:t>
-            </w:r>
-          </w:p>
-        </w:tc>
-      </w:tr>
-    </w:tbl>
-    <w:p/>
-    <w:p>
-      <w:pPr>
-        <w:pStyle w:val="Heading2"/>
-      </w:pPr>
-      <w:r>
-        <w:t>5. Experiment tracking (MLflow)</w:t>
-      </w:r>
-    </w:p>
-    <w:p>
-      <w:r>
-        <w:rPr>
-          <w:rFonts w:ascii="Consolas" w:hAnsi="Consolas"/>
-          <w:sz w:val="19"/>
-        </w:rPr>
-        <w:t>heart_disease.train</w:t>
-      </w:r>
-      <w:r>
-        <w:t xml:space="preserve"> logs to an MLflow tracking server backed by SQLite (</w:t>
-      </w:r>
-      <w:r>
-        <w:rPr>
-          <w:rFonts w:ascii="Consolas" w:hAnsi="Consolas"/>
-          <w:sz w:val="19"/>
-        </w:rPr>
-        <w:t>mlflow.db</w:t>
-      </w:r>
-      <w:r>
-        <w:t xml:space="preserve">), with file artifacts under </w:t>
-      </w:r>
-      <w:r>
-        <w:rPr>
-          <w:rFonts w:ascii="Consolas" w:hAnsi="Consolas"/>
-          <w:sz w:val="19"/>
-        </w:rPr>
-        <w:t>mlruns/</w:t>
-      </w:r>
-      <w:r>
-        <w:t>. Each training run creates the following:</w:t>
-      </w:r>
-    </w:p>
-    <w:p>
-      <w:pPr>
-        <w:pStyle w:val="ListBullet"/>
-      </w:pPr>
-      <w:r>
-        <w:rPr>
-          <w:b/>
-        </w:rPr>
-        <w:t>A parent run per model family</w:t>
-      </w:r>
-      <w:r>
-        <w:t xml:space="preserve"> containing:</w:t>
-      </w:r>
-    </w:p>
-    <w:p>
-      <w:pPr>
-        <w:pStyle w:val="ListBullet2"/>
-      </w:pPr>
-      <w:r>
-        <w:t>the best hyper-parameters</w:t>
-      </w:r>
-    </w:p>
-    <w:p>
-      <w:pPr>
-        <w:pStyle w:val="ListBullet2"/>
-      </w:pPr>
-      <w:r>
-        <w:t>CV mean and standard deviation for accuracy, precision, recall, F1 and ROC-AUC</w:t>
-      </w:r>
-    </w:p>
-    <w:p>
-      <w:pPr>
-        <w:pStyle w:val="ListBullet2"/>
-      </w:pPr>
-      <w:r>
-        <w:t>test metrics</w:t>
-      </w:r>
-    </w:p>
-    <w:p>
-      <w:pPr>
-        <w:pStyle w:val="ListBullet2"/>
-      </w:pPr>
-      <w:r>
-        <w:t xml:space="preserve">the training dataset, logged with </w:t>
-      </w:r>
-      <w:r>
-        <w:rPr>
-          <w:rFonts w:ascii="Consolas" w:hAnsi="Consolas"/>
-          <w:sz w:val="19"/>
-        </w:rPr>
-        <w:t>mlflow.log_input</w:t>
-      </w:r>
-    </w:p>
-    <w:p>
-      <w:pPr>
-        <w:pStyle w:val="ListBullet2"/>
-      </w:pPr>
-      <w:r>
-        <w:t xml:space="preserve">artifacts: confusion matrix, ROC/PR curves, feature importance, full </w:t>
-      </w:r>
-      <w:r>
-        <w:rPr>
-          <w:rFonts w:ascii="Consolas" w:hAnsi="Consolas"/>
-          <w:sz w:val="19"/>
-        </w:rPr>
-        <w:t>cv_results.csv</w:t>
-      </w:r>
-      <w:r>
-        <w:t>, a classification report, and the model</w:t>
-      </w:r>
-    </w:p>
-    <w:p>
-      <w:pPr>
-        <w:pStyle w:val="ListBullet"/>
-      </w:pPr>
-      <w:r>
-        <w:rPr>
-          <w:b/>
-        </w:rPr>
-        <w:t>The logged model</w:t>
-      </w:r>
-      <w:r>
-        <w:t xml:space="preserve"> has an inferred </w:t>
-      </w:r>
-      <w:r>
-        <w:rPr>
-          <w:b/>
-        </w:rPr>
-        <w:t>signature</w:t>
-      </w:r>
-      <w:r>
-        <w:t xml:space="preserve"> and an </w:t>
-      </w:r>
-      <w:r>
-        <w:rPr>
-          <w:b/>
-        </w:rPr>
-        <w:t>input example</w:t>
-      </w:r>
-      <w:r>
-        <w:t>. The package code is attached (</w:t>
-      </w:r>
-      <w:r>
-        <w:rPr>
-          <w:rFonts w:ascii="Consolas" w:hAnsi="Consolas"/>
-          <w:sz w:val="19"/>
-        </w:rPr>
-        <w:t>code_paths</w:t>
-      </w:r>
-      <w:r>
-        <w:t xml:space="preserve">) and the serving requirements are pinned, so </w:t>
-      </w:r>
-      <w:r>
-        <w:rPr>
-          <w:rFonts w:ascii="Consolas" w:hAnsi="Consolas"/>
-          <w:sz w:val="19"/>
-        </w:rPr>
-        <w:t>mlflow models serve</w:t>
-      </w:r>
-      <w:r>
-        <w:t xml:space="preserve"> works without the repository.</w:t>
-      </w:r>
-    </w:p>
-    <w:p>
-      <w:pPr>
-        <w:pStyle w:val="ListBullet"/>
-      </w:pPr>
-      <w:r>
-        <w:rPr>
-          <w:b/>
-        </w:rPr>
-        <w:t>Nested child runs</w:t>
-      </w:r>
-      <w:r>
-        <w:t xml:space="preserve"> – one for each of the 64 grid candidates, with that candidate's parameters and CV scores. The search can therefore be sorted and compared in the UI.</w:t>
-      </w:r>
-    </w:p>
-    <w:p>
-      <w:pPr>
-        <w:pStyle w:val="ListBullet"/>
-      </w:pPr>
-      <w:r>
-        <w:rPr>
-          <w:b/>
-        </w:rPr>
-        <w:t>A "model-selection" run</w:t>
-      </w:r>
-      <w:r>
-        <w:t xml:space="preserve"> that logs the comparison table and figures, and the name of the winning model.</w:t>
-      </w:r>
-    </w:p>
-    <w:p>
-      <w:pPr>
-        <w:pStyle w:val="ListBullet"/>
-      </w:pPr>
-      <w:r>
-        <w:rPr>
-          <w:b/>
-        </w:rPr>
-        <w:t>Model Registry</w:t>
-      </w:r>
-      <w:r>
-        <w:t xml:space="preserve"> – the champion is registered as </w:t>
-      </w:r>
-      <w:r>
-        <w:rPr>
-          <w:rFonts w:ascii="Consolas" w:hAnsi="Consolas"/>
-          <w:sz w:val="19"/>
-        </w:rPr>
-        <w:t>heart-disease-classifier</w:t>
-      </w:r>
-      <w:r>
-        <w:t xml:space="preserve">, and the alias </w:t>
-      </w:r>
-      <w:r>
-        <w:rPr>
-          <w:rFonts w:ascii="Consolas" w:hAnsi="Consolas"/>
-          <w:sz w:val="19"/>
-        </w:rPr>
-        <w:t>@champion</w:t>
-      </w:r>
-      <w:r>
-        <w:t xml:space="preserve"> points to the newest version. </w:t>
-      </w:r>
-      <w:r>
-        <w:rPr>
-          <w:rFonts w:ascii="Consolas" w:hAnsi="Consolas"/>
-          <w:sz w:val="19"/>
-        </w:rPr>
-        <w:t>notebooks/03_inference.ipynb</w:t>
-      </w:r>
-      <w:r>
-        <w:t xml:space="preserve"> loads </w:t>
-      </w:r>
-      <w:r>
-        <w:rPr>
-          <w:rFonts w:ascii="Consolas" w:hAnsi="Consolas"/>
-          <w:sz w:val="19"/>
-        </w:rPr>
-        <w:t>models:/heart-disease-classifier@champion</w:t>
-      </w:r>
-      <w:r>
-        <w:t xml:space="preserve"> and checks that its predictions equal those of the exported joblib file.</w:t>
-      </w:r>
-    </w:p>
-    <w:p>
-      <w:pPr>
-        <w:jc w:val="center"/>
-      </w:pPr>
-      <w:r>
-        <w:drawing>
-          <wp:inline xmlns:a="http://schemas.openxmlformats.org/drawingml/2006/main" xmlns:pic="http://schemas.openxmlformats.org/drawingml/2006/picture">
-            <wp:extent cx="5760720" cy="3024378"/>
-            <wp:docPr id="11" name="Picture 11"/>
-            <wp:cNvGraphicFramePr>
-              <a:graphicFrameLocks noChangeAspect="1"/>
-            </wp:cNvGraphicFramePr>
-            <a:graphic>
-              <a:graphicData uri="http://schemas.openxmlformats.org/drawingml/2006/picture">
-                <pic:pic>
-                  <pic:nvPicPr>
-                    <pic:cNvPr id="0" name="01_mlflow_experiments.png"/>
-                    <pic:cNvPicPr/>
-                  </pic:nvPicPr>
-                  <pic:blipFill>
-                    <a:blip r:embed="rId19"/>
-                    <a:stretch>
-                      <a:fillRect/>
-                    </a:stretch>
-                  </pic:blipFill>
-                  <pic:spPr>
-                    <a:xfrm>
-                      <a:off x="0" y="0"/>
-                      <a:ext cx="5760720" cy="3024378"/>
-                    </a:xfrm>
-                    <a:prstGeom prst="rect"/>
-                  </pic:spPr>
-                </pic:pic>
-              </a:graphicData>
-            </a:graphic>
-          </wp:inline>
-        </w:drawing>
-      </w:r>
-    </w:p>
-    <w:p>
-      <w:pPr>
-        <w:jc w:val="center"/>
-      </w:pPr>
-      <w:r>
-        <w:rPr>
-          <w:i/>
-          <w:sz w:val="18"/>
-        </w:rPr>
-        <w:t>Figure 11 – MLflow experiment view</w:t>
-      </w:r>
-    </w:p>
-    <w:p>
-      <w:pPr>
-        <w:jc w:val="center"/>
-      </w:pPr>
-      <w:r>
-        <w:drawing>
-          <wp:inline xmlns:a="http://schemas.openxmlformats.org/drawingml/2006/main" xmlns:pic="http://schemas.openxmlformats.org/drawingml/2006/picture">
-            <wp:extent cx="5760720" cy="3024378"/>
-            <wp:docPr id="12" name="Picture 12"/>
-            <wp:cNvGraphicFramePr>
-              <a:graphicFrameLocks noChangeAspect="1"/>
-            </wp:cNvGraphicFramePr>
-            <a:graphic>
-              <a:graphicData uri="http://schemas.openxmlformats.org/drawingml/2006/picture">
-                <pic:pic>
-                  <pic:nvPicPr>
-                    <pic:cNvPr id="0" name="02_mlflow_nested_runs.png"/>
-                    <pic:cNvPicPr/>
-                  </pic:nvPicPr>
-                  <pic:blipFill>
-                    <a:blip r:embed="rId20"/>
-                    <a:stretch>
-                      <a:fillRect/>
-                    </a:stretch>
-                  </pic:blipFill>
-                  <pic:spPr>
-                    <a:xfrm>
-                      <a:off x="0" y="0"/>
-                      <a:ext cx="5760720" cy="3024378"/>
-                    </a:xfrm>
-                    <a:prstGeom prst="rect"/>
-                  </pic:spPr>
-                </pic:pic>
-              </a:graphicData>
-            </a:graphic>
-          </wp:inline>
-        </w:drawing>
-      </w:r>
-    </w:p>
-    <w:p>
-      <w:pPr>
-        <w:jc w:val="center"/>
-      </w:pPr>
-      <w:r>
-        <w:rPr>
-          <w:i/>
-          <w:sz w:val="18"/>
-        </w:rPr>
-        <w:t>Figure 12 – Nested grid-search runs</w:t>
-      </w:r>
-    </w:p>
-    <w:p>
-      <w:pPr>
-        <w:jc w:val="center"/>
-      </w:pPr>
-      <w:r>
-        <w:drawing>
-          <wp:inline xmlns:a="http://schemas.openxmlformats.org/drawingml/2006/main" xmlns:pic="http://schemas.openxmlformats.org/drawingml/2006/picture">
-            <wp:extent cx="5760720" cy="3024378"/>
-            <wp:docPr id="13" name="Picture 13"/>
-            <wp:cNvGraphicFramePr>
-              <a:graphicFrameLocks noChangeAspect="1"/>
-            </wp:cNvGraphicFramePr>
-            <a:graphic>
-              <a:graphicData uri="http://schemas.openxmlformats.org/drawingml/2006/picture">
-                <pic:pic>
-                  <pic:nvPicPr>
-                    <pic:cNvPr id="0" name="05_mlflow_registry.png"/>
-                    <pic:cNvPicPr/>
-                  </pic:nvPicPr>
-                  <pic:blipFill>
-                    <a:blip r:embed="rId21"/>
-                    <a:stretch>
-                      <a:fillRect/>
-                    </a:stretch>
-                  </pic:blipFill>
-                  <pic:spPr>
-                    <a:xfrm>
-                      <a:off x="0" y="0"/>
-                      <a:ext cx="5760720" cy="3024378"/>
-                    </a:xfrm>
-                    <a:prstGeom prst="rect"/>
-                  </pic:spPr>
-                </pic:pic>
-              </a:graphicData>
-            </a:graphic>
-          </wp:inline>
-        </w:drawing>
-      </w:r>
-    </w:p>
-    <w:p>
-      <w:pPr>
-        <w:jc w:val="center"/>
-      </w:pPr>
-      <w:r>
-        <w:rPr>
-          <w:i/>
-          <w:sz w:val="18"/>
-        </w:rPr>
-        <w:t>Figure 13 – Model registry with @champion alias</w:t>
-      </w:r>
-    </w:p>
-    <w:p>
-      <w:pPr>
-        <w:pStyle w:val="Heading2"/>
-      </w:pPr>
-      <w:r>
-        <w:t>6. Packaging and reproducibility</w:t>
-      </w:r>
-    </w:p>
-    <w:p>
-      <w:pPr>
-        <w:pStyle w:val="ListBullet"/>
-      </w:pPr>
-      <w:r>
-        <w:rPr>
-          <w:b/>
-        </w:rPr>
-        <w:t>Installable package:</w:t>
-      </w:r>
-      <w:r>
-        <w:t xml:space="preserve"> the code is installed with </w:t>
-      </w:r>
-      <w:r>
-        <w:rPr>
-          <w:rFonts w:ascii="Consolas" w:hAnsi="Consolas"/>
-          <w:sz w:val="19"/>
-        </w:rPr>
-        <w:t>pip install -e .</w:t>
-      </w:r>
-      <w:r>
-        <w:t xml:space="preserve">, configured in </w:t>
-      </w:r>
-      <w:r>
-        <w:rPr>
-          <w:rFonts w:ascii="Consolas" w:hAnsi="Consolas"/>
-          <w:sz w:val="19"/>
-        </w:rPr>
-        <w:t>pyproject.toml</w:t>
-      </w:r>
-      <w:r>
-        <w:t>. The same file holds the ruff, pytest and coverage settings.</w:t>
-      </w:r>
-    </w:p>
-    <w:p>
-      <w:pPr>
-        <w:pStyle w:val="ListBullet"/>
-      </w:pPr>
-      <w:r>
-        <w:rPr>
-          <w:b/>
-        </w:rPr>
-        <w:t>Pinned environments:</w:t>
-      </w:r>
-    </w:p>
-    <w:p>
-      <w:pPr>
-        <w:pStyle w:val="ListBullet2"/>
-      </w:pPr>
-      <w:r>
-        <w:rPr>
-          <w:rFonts w:ascii="Consolas" w:hAnsi="Consolas"/>
-          <w:sz w:val="19"/>
-        </w:rPr>
-        <w:t>requirements.txt</w:t>
-      </w:r>
-      <w:r>
-        <w:t xml:space="preserve"> – full development environment, with exact versions.</w:t>
-      </w:r>
-    </w:p>
-    <w:p>
-      <w:pPr>
-        <w:pStyle w:val="ListBullet2"/>
-      </w:pPr>
-      <w:r>
-        <w:rPr>
-          <w:rFonts w:ascii="Consolas" w:hAnsi="Consolas"/>
-          <w:sz w:val="19"/>
-        </w:rPr>
-        <w:t>requirements-serve.txt</w:t>
-      </w:r>
-      <w:r>
-        <w:t xml:space="preserve"> – minimal runtime used by Docker and by the MLflow model.</w:t>
-      </w:r>
-    </w:p>
-    <w:p>
-      <w:pPr>
-        <w:pStyle w:val="ListBullet"/>
-      </w:pPr>
-      <w:r>
-        <w:rPr>
-          <w:b/>
-        </w:rPr>
-        <w:t>Determinism:</w:t>
-      </w:r>
-      <w:r>
-        <w:t xml:space="preserve"> </w:t>
-      </w:r>
-      <w:r>
-        <w:rPr>
-          <w:rFonts w:ascii="Consolas" w:hAnsi="Consolas"/>
-          <w:sz w:val="19"/>
-        </w:rPr>
-        <w:t>RANDOM_STATE=42</w:t>
-      </w:r>
-      <w:r>
-        <w:t xml:space="preserve"> is used for the split, the CV folds and the estimators. The data hash is recorded.</w:t>
-      </w:r>
-    </w:p>
-    <w:p>
-      <w:pPr>
-        <w:pStyle w:val="ListBullet"/>
-      </w:pPr>
-      <w:r>
-        <w:rPr>
-          <w:b/>
-        </w:rPr>
-        <w:t>Model artefacts:</w:t>
-      </w:r>
-    </w:p>
-    <w:p>
-      <w:pPr>
-        <w:pStyle w:val="ListBullet2"/>
-      </w:pPr>
-      <w:r>
-        <w:rPr>
-          <w:rFonts w:ascii="Consolas" w:hAnsi="Consolas"/>
-          <w:sz w:val="19"/>
-        </w:rPr>
-        <w:t>models/model.joblib</w:t>
-      </w:r>
-      <w:r>
-        <w:t xml:space="preserve"> – the complete pipeline, including preprocessing.</w:t>
-      </w:r>
-    </w:p>
-    <w:p>
-      <w:pPr>
-        <w:pStyle w:val="ListBullet2"/>
-      </w:pPr>
-      <w:r>
-        <w:rPr>
-          <w:rFonts w:ascii="Consolas" w:hAnsi="Consolas"/>
-          <w:sz w:val="19"/>
-        </w:rPr>
-        <w:t>models/metadata.json</w:t>
-      </w:r>
-      <w:r>
-        <w:t xml:space="preserve"> – model name, version timestamp, best params, CV and test metrics, feature list, decision threshold, MLflow run id, registry version, data SHA-256, and the sklearn and Python versions.</w:t>
-      </w:r>
-    </w:p>
-    <w:p>
-      <w:pPr>
-        <w:pStyle w:val="ListBullet2"/>
-      </w:pPr>
-      <w:r>
-        <w:t xml:space="preserve">The same model is also available in MLflow </w:t>
-      </w:r>
-      <w:r>
-        <w:rPr>
-          <w:rFonts w:ascii="Consolas" w:hAnsi="Consolas"/>
-          <w:sz w:val="19"/>
-        </w:rPr>
-        <w:t>pyfunc</w:t>
-      </w:r>
-      <w:r>
-        <w:t xml:space="preserve"> format.</w:t>
-      </w:r>
-    </w:p>
-    <w:p>
-      <w:pPr>
-        <w:pStyle w:val="ListBullet"/>
-      </w:pPr>
-      <w:r>
-        <w:rPr>
-          <w:b/>
-        </w:rPr>
-        <w:t>One-command rebuild:</w:t>
-      </w:r>
-      <w:r>
-        <w:t xml:space="preserve"> the steps below regenerate every artefact from scratch. CI runs exactly these steps.</w:t>
-      </w:r>
-    </w:p>
-    <w:p>
-      <w:pPr>
-        <w:pStyle w:val="ListNumber"/>
-      </w:pPr>
-      <w:r>
-        <w:rPr>
-          <w:rFonts w:ascii="Consolas" w:hAnsi="Consolas"/>
-          <w:sz w:val="19"/>
-        </w:rPr>
-        <w:t>python scripts/download_data.py</w:t>
-      </w:r>
-    </w:p>
-    <w:p>
-      <w:pPr>
-        <w:pStyle w:val="ListNumber"/>
-      </w:pPr>
-      <w:r>
-        <w:rPr>
-          <w:rFonts w:ascii="Consolas" w:hAnsi="Consolas"/>
-          <w:sz w:val="19"/>
-        </w:rPr>
-        <w:t>python -m heart_disease.data</w:t>
-      </w:r>
-    </w:p>
-    <w:p>
-      <w:pPr>
-        <w:pStyle w:val="ListNumber"/>
-      </w:pPr>
-      <w:r>
-        <w:rPr>
-          <w:rFonts w:ascii="Consolas" w:hAnsi="Consolas"/>
-          <w:sz w:val="19"/>
-        </w:rPr>
-        <w:t>python -m heart_disease.eda</w:t>
-      </w:r>
-    </w:p>
-    <w:p>
-      <w:pPr>
-        <w:pStyle w:val="ListNumber"/>
-      </w:pPr>
-      <w:r>
-        <w:rPr>
-          <w:rFonts w:ascii="Consolas" w:hAnsi="Consolas"/>
-          <w:sz w:val="19"/>
-        </w:rPr>
-        <w:t>python -m heart_disease.train</w:t>
-      </w:r>
-    </w:p>
-    <w:p>
-      <w:pPr>
-        <w:pStyle w:val="Heading2"/>
-      </w:pPr>
-      <w:r>
-        <w:t>7. CI/CD pipeline and automated testing</w:t>
-      </w:r>
-    </w:p>
-    <w:p>
-      <w:pPr>
-        <w:pStyle w:val="Heading3"/>
-      </w:pPr>
-      <w:r>
-        <w:t>7.1 Tests</w:t>
-      </w:r>
-    </w:p>
-    <w:p>
-      <w:r>
-        <w:rPr>
-          <w:rFonts w:ascii="Consolas" w:hAnsi="Consolas"/>
-          <w:sz w:val="19"/>
-        </w:rPr>
-        <w:t>tests/</w:t>
-      </w:r>
-      <w:r>
-        <w:t xml:space="preserve"> contains 42 pytest tests. They run in about 10 s and cover 78 % of the package's lines; the plotting-only </w:t>
-      </w:r>
-      <w:r>
-        <w:rPr>
-          <w:rFonts w:ascii="Consolas" w:hAnsi="Consolas"/>
-          <w:sz w:val="19"/>
-        </w:rPr>
-        <w:t>eda.py</w:t>
-      </w:r>
-      <w:r>
-        <w:t xml:space="preserve"> module is exercised by the notebook and the CI train job instead.</w:t>
-      </w:r>
-    </w:p>
-    <w:tbl>
-      <w:tblPr>
-        <w:tblStyle w:val="LightGrid-Accent1"/>
-        <w:tblW w:type="auto" w:w="0"/>
-        <w:tblLook w:firstColumn="1" w:firstRow="1" w:lastColumn="0" w:lastRow="0" w:noHBand="0" w:noVBand="1" w:val="04A0"/>
-      </w:tblPr>
-      <w:tblGrid>
-        <w:gridCol w:w="4320"/>
-        <w:gridCol w:w="4320"/>
-      </w:tblGrid>
-      <w:tr>
-        <w:tc>
-          <w:tcPr>
-            <w:tcW w:type="dxa" w:w="4320"/>
-          </w:tcPr>
-          <w:p>
-            <w:r>
-              <w:rPr>
-                <w:b/>
-                <w:sz w:val="18"/>
-              </w:rPr>
-            </w:r>
-            <w:r>
-              <w:rPr>
-                <w:b/>
-                <w:sz w:val="18"/>
-              </w:rPr>
-              <w:t>File</w:t>
-            </w:r>
-          </w:p>
-        </w:tc>
-        <w:tc>
-          <w:tcPr>
-            <w:tcW w:type="dxa" w:w="4320"/>
-          </w:tcPr>
-          <w:p>
-            <w:r>
-              <w:rPr>
-                <w:b/>
-                <w:sz w:val="18"/>
-              </w:rPr>
-            </w:r>
-            <w:r>
-              <w:rPr>
-                <w:b/>
-                <w:sz w:val="18"/>
-              </w:rPr>
-              <w:t>Covers</w:t>
-            </w:r>
-          </w:p>
-        </w:tc>
-      </w:tr>
-      <w:tr>
-        <w:tc>
-          <w:tcPr>
-            <w:tcW w:type="dxa" w:w="4320"/>
-          </w:tcPr>
-          <w:p>
-            <w:r>
-              <w:rPr>
-                <w:b w:val="0"/>
-                <w:sz w:val="18"/>
-              </w:rPr>
-            </w:r>
-            <w:r>
-              <w:rPr>
-                <w:rFonts w:ascii="Consolas" w:hAnsi="Consolas"/>
-                <w:b w:val="0"/>
-                <w:sz w:val="18"/>
-              </w:rPr>
-              <w:t>test_data.py</w:t>
-            </w:r>
-          </w:p>
-        </w:tc>
-        <w:tc>
-          <w:tcPr>
-            <w:tcW w:type="dxa" w:w="4320"/>
-          </w:tcPr>
-          <w:p>
-            <w:r>
-              <w:rPr>
-                <w:b w:val="0"/>
-                <w:sz w:val="18"/>
-              </w:rPr>
-            </w:r>
-            <w:r>
-              <w:rPr>
-                <w:b w:val="0"/>
-                <w:sz w:val="18"/>
-              </w:rPr>
-              <w:t xml:space="preserve">parsing </w:t>
-            </w:r>
-            <w:r>
-              <w:rPr>
-                <w:rFonts w:ascii="Consolas" w:hAnsi="Consolas"/>
-                <w:b w:val="0"/>
-                <w:sz w:val="18"/>
-              </w:rPr>
-              <w:t>?</w:t>
-            </w:r>
-            <w:r>
-              <w:rPr>
-                <w:b w:val="0"/>
-                <w:sz w:val="18"/>
-              </w:rPr>
-              <w:t xml:space="preserve"> as missing, a missing file, binarising the target, range/category validation, dropping duplicates and rows without a target, rejecting missing columns</w:t>
-            </w:r>
-          </w:p>
-        </w:tc>
-      </w:tr>
-      <w:tr>
-        <w:tc>
-          <w:tcPr>
-            <w:tcW w:type="dxa" w:w="4320"/>
-          </w:tcPr>
-          <w:p>
-            <w:r>
-              <w:rPr>
-                <w:b w:val="0"/>
-                <w:sz w:val="18"/>
-              </w:rPr>
-            </w:r>
-            <w:r>
-              <w:rPr>
-                <w:rFonts w:ascii="Consolas" w:hAnsi="Consolas"/>
-                <w:b w:val="0"/>
-                <w:sz w:val="18"/>
-              </w:rPr>
-              <w:t>test_features.py</w:t>
-            </w:r>
-          </w:p>
-        </w:tc>
-        <w:tc>
-          <w:tcPr>
-            <w:tcW w:type="dxa" w:w="4320"/>
-          </w:tcPr>
-          <w:p>
-            <w:r>
-              <w:rPr>
-                <w:b w:val="0"/>
-                <w:sz w:val="18"/>
-              </w:rPr>
-            </w:r>
-            <w:r>
-              <w:rPr>
-                <w:b w:val="0"/>
-                <w:sz w:val="18"/>
-              </w:rPr>
-              <w:t>the derived feature formulas, tolerance of missing values, no NaNs after preprocessing, standardisation, unseen categories, output feature names</w:t>
-            </w:r>
-          </w:p>
-        </w:tc>
-      </w:tr>
-      <w:tr>
-        <w:tc>
-          <w:tcPr>
-            <w:tcW w:type="dxa" w:w="4320"/>
-          </w:tcPr>
-          <w:p>
-            <w:r>
-              <w:rPr>
-                <w:b w:val="0"/>
-                <w:sz w:val="18"/>
-              </w:rPr>
-            </w:r>
-            <w:r>
-              <w:rPr>
-                <w:rFonts w:ascii="Consolas" w:hAnsi="Consolas"/>
-                <w:b w:val="0"/>
-                <w:sz w:val="18"/>
-              </w:rPr>
-              <w:t>test_model.py</w:t>
-            </w:r>
-          </w:p>
-        </w:tc>
-        <w:tc>
-          <w:tcPr>
-            <w:tcW w:type="dxa" w:w="4320"/>
-          </w:tcPr>
-          <w:p>
-            <w:r>
-              <w:rPr>
-                <w:b w:val="0"/>
-                <w:sz w:val="18"/>
-              </w:rPr>
-            </w:r>
-            <w:r>
-              <w:rPr>
-                <w:b w:val="0"/>
-                <w:sz w:val="18"/>
-              </w:rPr>
-              <w:t xml:space="preserve">metric computation, every model family learning a synthetic signal, feature importance for linear and tree models, grid definitions, the prediction output contract, a missing-model error, risk bands, and an </w:t>
-            </w:r>
-            <w:r>
-              <w:rPr>
-                <w:b/>
-                <w:sz w:val="18"/>
-              </w:rPr>
-              <w:t>end-to-end quick training run</w:t>
-            </w:r>
-            <w:r>
-              <w:rPr>
-                <w:b w:val="0"/>
-                <w:sz w:val="18"/>
-              </w:rPr>
-              <w:t xml:space="preserve"> against a temporary MLflow store (runs, artifacts, registry)</w:t>
-            </w:r>
-          </w:p>
-        </w:tc>
-      </w:tr>
-      <w:tr>
-        <w:tc>
-          <w:tcPr>
-            <w:tcW w:type="dxa" w:w="4320"/>
-          </w:tcPr>
-          <w:p>
-            <w:r>
-              <w:rPr>
-                <w:b w:val="0"/>
-                <w:sz w:val="18"/>
-              </w:rPr>
-            </w:r>
-            <w:r>
-              <w:rPr>
-                <w:rFonts w:ascii="Consolas" w:hAnsi="Consolas"/>
-                <w:b w:val="0"/>
-                <w:sz w:val="18"/>
-              </w:rPr>
-              <w:t>test_api.py</w:t>
-            </w:r>
-          </w:p>
-        </w:tc>
-        <w:tc>
-          <w:tcPr>
-            <w:tcW w:type="dxa" w:w="4320"/>
-          </w:tcPr>
-          <w:p>
-            <w:r>
-              <w:rPr>
-                <w:b w:val="0"/>
-                <w:sz w:val="18"/>
-              </w:rPr>
-            </w:r>
-            <w:r>
-              <w:rPr>
-                <w:rFonts w:ascii="Consolas" w:hAnsi="Consolas"/>
-                <w:b w:val="0"/>
-                <w:sz w:val="18"/>
-              </w:rPr>
-              <w:t>/health</w:t>
-            </w:r>
-            <w:r>
-              <w:rPr>
-                <w:b w:val="0"/>
-                <w:sz w:val="18"/>
-              </w:rPr>
-              <w:t xml:space="preserve">, </w:t>
-            </w:r>
-            <w:r>
-              <w:rPr>
-                <w:rFonts w:ascii="Consolas" w:hAnsi="Consolas"/>
-                <w:b w:val="0"/>
-                <w:sz w:val="18"/>
-              </w:rPr>
-              <w:t>/model-info</w:t>
-            </w:r>
-            <w:r>
-              <w:rPr>
-                <w:b w:val="0"/>
-                <w:sz w:val="18"/>
-              </w:rPr>
-              <w:t xml:space="preserve">, </w:t>
-            </w:r>
-            <w:r>
-              <w:rPr>
-                <w:rFonts w:ascii="Consolas" w:hAnsi="Consolas"/>
-                <w:b w:val="0"/>
-                <w:sz w:val="18"/>
-              </w:rPr>
-              <w:t>/predict</w:t>
-            </w:r>
-            <w:r>
-              <w:rPr>
-                <w:b w:val="0"/>
-                <w:sz w:val="18"/>
-              </w:rPr>
-              <w:t xml:space="preserve"> returning a prediction and confidence, optional fields, </w:t>
-            </w:r>
-            <w:r>
-              <w:rPr>
-                <w:rFonts w:ascii="Consolas" w:hAnsi="Consolas"/>
-                <w:b w:val="0"/>
-                <w:sz w:val="18"/>
-              </w:rPr>
-              <w:t>X-Request-ID</w:t>
-            </w:r>
-            <w:r>
-              <w:rPr>
-                <w:b w:val="0"/>
-                <w:sz w:val="18"/>
-              </w:rPr>
-              <w:t xml:space="preserve"> propagation, 422 on invalid values / extra or missing fields, </w:t>
-            </w:r>
-            <w:r>
-              <w:rPr>
-                <w:rFonts w:ascii="Consolas" w:hAnsi="Consolas"/>
-                <w:b w:val="0"/>
-                <w:sz w:val="18"/>
-              </w:rPr>
-              <w:t>/metrics</w:t>
-            </w:r>
-            <w:r>
-              <w:rPr>
-                <w:b w:val="0"/>
-                <w:sz w:val="18"/>
-              </w:rPr>
-              <w:t xml:space="preserve"> counters, and a 503 when no model is loaded</w:t>
-            </w:r>
-          </w:p>
-        </w:tc>
-      </w:tr>
-    </w:tbl>
-    <w:p/>
-    <w:p>
-      <w:pPr>
-        <w:pStyle w:val="Heading3"/>
-      </w:pPr>
-      <w:r>
-        <w:t>7.2 GitHub Actions workflow</w:t>
-      </w:r>
-    </w:p>
-    <w:p>
-      <w:r>
-        <w:t xml:space="preserve">The workflow </w:t>
-      </w:r>
-      <w:r>
-        <w:rPr>
-          <w:rFonts w:ascii="Consolas" w:hAnsi="Consolas"/>
-          <w:sz w:val="19"/>
-        </w:rPr>
-        <w:t>.github/workflows/ci-cd.yml</w:t>
-      </w:r>
-      <w:r>
-        <w:t xml:space="preserve"> runs on every push and pull request to </w:t>
-      </w:r>
-      <w:r>
-        <w:rPr>
-          <w:rFonts w:ascii="Consolas" w:hAnsi="Consolas"/>
-          <w:sz w:val="19"/>
-        </w:rPr>
-        <w:t>main</w:t>
-      </w:r>
-      <w:r>
-        <w:t>, and can also be triggered manually. Its jobs run in sequence; if a job fails, every job after it is skipped.</w:t>
-      </w:r>
-    </w:p>
-    <w:tbl>
-      <w:tblPr>
-        <w:tblStyle w:val="LightGrid-Accent1"/>
-        <w:tblW w:type="auto" w:w="0"/>
-        <w:tblLook w:firstColumn="1" w:firstRow="1" w:lastColumn="0" w:lastRow="0" w:noHBand="0" w:noVBand="1" w:val="04A0"/>
-      </w:tblPr>
-      <w:tblGrid>
-        <w:gridCol w:w="2880"/>
-        <w:gridCol w:w="2880"/>
-        <w:gridCol w:w="2880"/>
-      </w:tblGrid>
-      <w:tr>
-        <w:tc>
-          <w:tcPr>
-            <w:tcW w:type="dxa" w:w="2880"/>
-          </w:tcPr>
-          <w:p>
+            <w:pPr>
+              <w:keepNext/>
+            </w:pPr>
             <w:r>
               <w:rPr>
                 <w:b/>
@@ -5777,9 +3419,12 @@
         </w:tc>
         <w:tc>
           <w:tcPr>
-            <w:tcW w:type="dxa" w:w="2880"/>
+            <w:tcW w:type="dxa" w:w="3360"/>
           </w:tcPr>
           <w:p>
+            <w:pPr>
+              <w:keepNext/>
+            </w:pPr>
             <w:r>
               <w:rPr>
                 <w:b/>
@@ -5791,15 +3436,18 @@
                 <w:b/>
                 <w:sz w:val="18"/>
               </w:rPr>
-              <w:t>Steps</w:t>
+              <w:t>What it does</w:t>
             </w:r>
           </w:p>
         </w:tc>
         <w:tc>
           <w:tcPr>
-            <w:tcW w:type="dxa" w:w="2880"/>
+            <w:tcW w:type="dxa" w:w="3360"/>
           </w:tcPr>
           <w:p>
+            <w:pPr>
+              <w:keepNext/>
+            </w:pPr>
             <w:r>
               <w:rPr>
                 <w:b/>
@@ -5817,11 +3465,17 @@
         </w:tc>
       </w:tr>
       <w:tr>
+        <w:trPr>
+          <w:cantSplit/>
+        </w:trPr>
         <w:tc>
           <w:tcPr>
-            <w:tcW w:type="dxa" w:w="2880"/>
+            <w:tcW w:type="dxa" w:w="3360"/>
           </w:tcPr>
           <w:p>
+            <w:pPr>
+              <w:keepNext/>
+            </w:pPr>
             <w:r>
               <w:rPr>
                 <w:b w:val="0"/>
@@ -5830,7 +3484,7 @@
             </w:r>
             <w:r>
               <w:rPr>
-                <w:b/>
+                <w:b w:val="0"/>
                 <w:sz w:val="18"/>
               </w:rPr>
               <w:t>lint</w:t>
@@ -5839,9 +3493,12 @@
         </w:tc>
         <w:tc>
           <w:tcPr>
-            <w:tcW w:type="dxa" w:w="2880"/>
+            <w:tcW w:type="dxa" w:w="3360"/>
           </w:tcPr>
           <w:p>
+            <w:pPr>
+              <w:keepNext/>
+            </w:pPr>
             <w:r>
               <w:rPr>
                 <w:b w:val="0"/>
@@ -5875,9 +3532,12 @@
         </w:tc>
         <w:tc>
           <w:tcPr>
-            <w:tcW w:type="dxa" w:w="2880"/>
+            <w:tcW w:type="dxa" w:w="3360"/>
           </w:tcPr>
           <w:p>
+            <w:pPr>
+              <w:keepNext/>
+            </w:pPr>
             <w:r>
               <w:rPr>
                 <w:b w:val="0"/>
@@ -5895,31 +3555,17 @@
         </w:tc>
       </w:tr>
       <w:tr>
+        <w:trPr>
+          <w:cantSplit/>
+        </w:trPr>
         <w:tc>
           <w:tcPr>
-            <w:tcW w:type="dxa" w:w="2880"/>
+            <w:tcW w:type="dxa" w:w="3360"/>
           </w:tcPr>
           <w:p>
-            <w:r>
-              <w:rPr>
-                <w:b w:val="0"/>
-                <w:sz w:val="18"/>
-              </w:rPr>
-            </w:r>
-            <w:r>
-              <w:rPr>
-                <w:b/>
-                <w:sz w:val="18"/>
-              </w:rPr>
-              <w:t>test</w:t>
-            </w:r>
-          </w:p>
-        </w:tc>
-        <w:tc>
-          <w:tcPr>
-            <w:tcW w:type="dxa" w:w="2880"/>
-          </w:tcPr>
-          <w:p>
+            <w:pPr>
+              <w:keepNext/>
+            </w:pPr>
             <w:r>
               <w:rPr>
                 <w:b w:val="0"/>
@@ -5931,15 +3577,41 @@
                 <w:b w:val="0"/>
                 <w:sz w:val="18"/>
               </w:rPr>
-              <w:t>pytest with coverage, JUnit XML; results go to the job summary</w:t>
+              <w:t>test</w:t>
             </w:r>
           </w:p>
         </w:tc>
         <w:tc>
           <w:tcPr>
-            <w:tcW w:type="dxa" w:w="2880"/>
+            <w:tcW w:type="dxa" w:w="3360"/>
           </w:tcPr>
           <w:p>
+            <w:pPr>
+              <w:keepNext/>
+            </w:pPr>
+            <w:r>
+              <w:rPr>
+                <w:b w:val="0"/>
+                <w:sz w:val="18"/>
+              </w:rPr>
+            </w:r>
+            <w:r>
+              <w:rPr>
+                <w:b w:val="0"/>
+                <w:sz w:val="18"/>
+              </w:rPr>
+              <w:t>pytest + coverage; results in the run summary</w:t>
+            </w:r>
+          </w:p>
+        </w:tc>
+        <w:tc>
+          <w:tcPr>
+            <w:tcW w:type="dxa" w:w="3360"/>
+          </w:tcPr>
+          <w:p>
+            <w:pPr>
+              <w:keepNext/>
+            </w:pPr>
             <w:r>
               <w:rPr>
                 <w:b w:val="0"/>
@@ -5954,22 +3626,21 @@
               </w:rPr>
               <w:t>test-reports</w:t>
             </w:r>
-            <w:r>
-              <w:rPr>
-                <w:b w:val="0"/>
-                <w:sz w:val="18"/>
-              </w:rPr>
-              <w:t xml:space="preserve"> (JUnit + HTML coverage)</w:t>
-            </w:r>
           </w:p>
         </w:tc>
       </w:tr>
       <w:tr>
+        <w:trPr>
+          <w:cantSplit/>
+        </w:trPr>
         <w:tc>
           <w:tcPr>
-            <w:tcW w:type="dxa" w:w="2880"/>
+            <w:tcW w:type="dxa" w:w="3360"/>
           </w:tcPr>
           <w:p>
+            <w:pPr>
+              <w:keepNext/>
+            </w:pPr>
             <w:r>
               <w:rPr>
                 <w:b w:val="0"/>
@@ -5978,7 +3649,7 @@
             </w:r>
             <w:r>
               <w:rPr>
-                <w:b/>
+                <w:b w:val="0"/>
                 <w:sz w:val="18"/>
               </w:rPr>
               <w:t>train</w:t>
@@ -5987,9 +3658,12 @@
         </w:tc>
         <w:tc>
           <w:tcPr>
-            <w:tcW w:type="dxa" w:w="2880"/>
+            <w:tcW w:type="dxa" w:w="3360"/>
           </w:tcPr>
           <w:p>
+            <w:pPr>
+              <w:keepNext/>
+            </w:pPr>
             <w:r>
               <w:rPr>
                 <w:b w:val="0"/>
@@ -6008,22 +3682,25 @@
                 <w:b/>
                 <w:sz w:val="18"/>
               </w:rPr>
-              <w:t>quality gate</w:t>
+              <w:t>quality gate: fails if test ROC-AUC &lt; 0.85</w:t>
             </w:r>
             <w:r>
               <w:rPr>
                 <w:b w:val="0"/>
                 <w:sz w:val="18"/>
               </w:rPr>
-              <w:t xml:space="preserve"> fails the build if test ROC-AUC &lt; 0.85; a metrics table is written to the run summary</w:t>
+              <w:t>; metrics table in summary</w:t>
             </w:r>
           </w:p>
         </w:tc>
         <w:tc>
           <w:tcPr>
-            <w:tcW w:type="dxa" w:w="2880"/>
+            <w:tcW w:type="dxa" w:w="3360"/>
           </w:tcPr>
           <w:p>
+            <w:pPr>
+              <w:keepNext/>
+            </w:pPr>
             <w:r>
               <w:rPr>
                 <w:b w:val="0"/>
@@ -6053,42 +3730,21 @@
               </w:rPr>
               <w:t>mlflow-and-reports</w:t>
             </w:r>
-            <w:r>
-              <w:rPr>
-                <w:b w:val="0"/>
-                <w:sz w:val="18"/>
-              </w:rPr>
-              <w:t xml:space="preserve"> (MLflow store, figures, training log)</w:t>
-            </w:r>
           </w:p>
         </w:tc>
       </w:tr>
       <w:tr>
+        <w:trPr>
+          <w:cantSplit/>
+        </w:trPr>
         <w:tc>
           <w:tcPr>
-            <w:tcW w:type="dxa" w:w="2880"/>
+            <w:tcW w:type="dxa" w:w="3360"/>
           </w:tcPr>
           <w:p>
-            <w:r>
-              <w:rPr>
-                <w:b w:val="0"/>
-                <w:sz w:val="18"/>
-              </w:rPr>
-            </w:r>
-            <w:r>
-              <w:rPr>
-                <w:b/>
-                <w:sz w:val="18"/>
-              </w:rPr>
-              <w:t>docker</w:t>
-            </w:r>
-          </w:p>
-        </w:tc>
-        <w:tc>
-          <w:tcPr>
-            <w:tcW w:type="dxa" w:w="2880"/>
-          </w:tcPr>
-          <w:p>
+            <w:pPr>
+              <w:keepNext w:val="0"/>
+            </w:pPr>
             <w:r>
               <w:rPr>
                 <w:b w:val="0"/>
@@ -6100,7 +3756,30 @@
                 <w:b w:val="0"/>
                 <w:sz w:val="18"/>
               </w:rPr>
-              <w:t xml:space="preserve">build the image with the freshly trained model, run it, wait for </w:t>
+              <w:t>docker</w:t>
+            </w:r>
+          </w:p>
+        </w:tc>
+        <w:tc>
+          <w:tcPr>
+            <w:tcW w:type="dxa" w:w="3360"/>
+          </w:tcPr>
+          <w:p>
+            <w:pPr>
+              <w:keepNext w:val="0"/>
+            </w:pPr>
+            <w:r>
+              <w:rPr>
+                <w:b w:val="0"/>
+                <w:sz w:val="18"/>
+              </w:rPr>
+            </w:r>
+            <w:r>
+              <w:rPr>
+                <w:b w:val="0"/>
+                <w:sz w:val="18"/>
+              </w:rPr>
+              <w:t xml:space="preserve">build image, run it, smoke-test </w:t>
             </w:r>
             <w:r>
               <w:rPr>
@@ -6115,7 +3794,7 @@
                 <w:b w:val="0"/>
                 <w:sz w:val="18"/>
               </w:rPr>
-              <w:t xml:space="preserve">, smoke-test </w:t>
+              <w:t xml:space="preserve"> and </w:t>
             </w:r>
             <w:r>
               <w:rPr>
@@ -6130,7 +3809,7 @@
                 <w:b w:val="0"/>
                 <w:sz w:val="18"/>
               </w:rPr>
-              <w:t xml:space="preserve">, assert that invalid input returns 422; on </w:t>
+              <w:t xml:space="preserve">, assert 422 on bad input; push to GHCR on </w:t>
             </w:r>
             <w:r>
               <w:rPr>
@@ -6140,28 +3819,16 @@
               </w:rPr>
               <w:t>main</w:t>
             </w:r>
-            <w:r>
-              <w:rPr>
-                <w:b w:val="0"/>
-                <w:sz w:val="18"/>
-              </w:rPr>
-              <w:t xml:space="preserve">, push to </w:t>
-            </w:r>
-            <w:r>
-              <w:rPr>
-                <w:rFonts w:ascii="Consolas" w:hAnsi="Consolas"/>
-                <w:b w:val="0"/>
-                <w:sz w:val="18"/>
-              </w:rPr>
-              <w:t>ghcr.io/kknandi/heart-disease-api:{sha,latest}</w:t>
-            </w:r>
           </w:p>
         </w:tc>
         <w:tc>
           <w:tcPr>
-            <w:tcW w:type="dxa" w:w="2880"/>
+            <w:tcW w:type="dxa" w:w="3360"/>
           </w:tcPr>
           <w:p>
+            <w:pPr>
+              <w:keepNext w:val="0"/>
+            </w:pPr>
             <w:r>
               <w:rPr>
                 <w:b w:val="0"/>
@@ -6176,52 +3843,20 @@
               </w:rPr>
               <w:t>docker-smoke-test</w:t>
             </w:r>
-            <w:r>
-              <w:rPr>
-                <w:b w:val="0"/>
-                <w:sz w:val="18"/>
-              </w:rPr>
-              <w:t xml:space="preserve"> (metrics + container logs)</w:t>
-            </w:r>
           </w:p>
         </w:tc>
       </w:tr>
     </w:tbl>
     <w:p/>
     <w:p>
-      <w:r>
-        <w:t xml:space="preserve">Pip caching and </w:t>
-      </w:r>
-      <w:r>
-        <w:rPr>
-          <w:rFonts w:ascii="Consolas" w:hAnsi="Consolas"/>
-          <w:sz w:val="19"/>
-        </w:rPr>
-        <w:t>concurrency</w:t>
-      </w:r>
-      <w:r>
-        <w:t xml:space="preserve"> cancellation keep runs short. The image is pushed with the built-in </w:t>
-      </w:r>
-      <w:r>
-        <w:rPr>
-          <w:rFonts w:ascii="Consolas" w:hAnsi="Consolas"/>
-          <w:sz w:val="19"/>
-        </w:rPr>
-        <w:t>GITHUB_TOKEN</w:t>
-      </w:r>
-      <w:r>
-        <w:t>, so no secrets are stored.</w:t>
-      </w:r>
-    </w:p>
-    <w:p>
       <w:pPr>
         <w:jc w:val="center"/>
       </w:pPr>
       <w:r>
         <w:drawing>
           <wp:inline xmlns:a="http://schemas.openxmlformats.org/drawingml/2006/main" xmlns:pic="http://schemas.openxmlformats.org/drawingml/2006/picture">
-            <wp:extent cx="5760720" cy="3024378"/>
-            <wp:docPr id="14" name="Picture 14"/>
+            <wp:extent cx="5852160" cy="3072384"/>
+            <wp:docPr id="10" name="Picture 10"/>
             <wp:cNvGraphicFramePr>
               <a:graphicFrameLocks noChangeAspect="1"/>
             </wp:cNvGraphicFramePr>
@@ -6233,6 +3868,347 @@
                     <pic:cNvPicPr/>
                   </pic:nvPicPr>
                   <pic:blipFill>
+                    <a:blip r:embed="rId18"/>
+                    <a:stretch>
+                      <a:fillRect/>
+                    </a:stretch>
+                  </pic:blipFill>
+                  <pic:spPr>
+                    <a:xfrm>
+                      <a:off x="0" y="0"/>
+                      <a:ext cx="5852160" cy="3072384"/>
+                    </a:xfrm>
+                    <a:prstGeom prst="rect"/>
+                  </pic:spPr>
+                </pic:pic>
+              </a:graphicData>
+            </a:graphic>
+          </wp:inline>
+        </w:drawing>
+      </w:r>
+    </w:p>
+    <w:p>
+      <w:pPr>
+        <w:jc w:val="center"/>
+      </w:pPr>
+      <w:r>
+        <w:rPr>
+          <w:i/>
+          <w:sz w:val="18"/>
+        </w:rPr>
+        <w:t>Figure 10 – Successful pipeline run: four jobs and test summary</w:t>
+      </w:r>
+    </w:p>
+    <w:p>
+      <w:pPr>
+        <w:jc w:val="center"/>
+      </w:pPr>
+      <w:r>
+        <w:drawing>
+          <wp:inline xmlns:a="http://schemas.openxmlformats.org/drawingml/2006/main" xmlns:pic="http://schemas.openxmlformats.org/drawingml/2006/picture">
+            <wp:extent cx="5120640" cy="1215819"/>
+            <wp:docPr id="11" name="Picture 11"/>
+            <wp:cNvGraphicFramePr>
+              <a:graphicFrameLocks noChangeAspect="1"/>
+            </wp:cNvGraphicFramePr>
+            <a:graphic>
+              <a:graphicData uri="http://schemas.openxmlformats.org/drawingml/2006/picture">
+                <pic:pic>
+                  <pic:nvPicPr>
+                    <pic:cNvPr id="0" name="image.png"/>
+                    <pic:cNvPicPr/>
+                  </pic:nvPicPr>
+                  <pic:blipFill>
+                    <a:blip r:embed="rId19"/>
+                    <a:stretch>
+                      <a:fillRect/>
+                    </a:stretch>
+                  </pic:blipFill>
+                  <pic:spPr>
+                    <a:xfrm>
+                      <a:off x="0" y="0"/>
+                      <a:ext cx="5120640" cy="1215819"/>
+                    </a:xfrm>
+                    <a:prstGeom prst="rect"/>
+                  </pic:spPr>
+                </pic:pic>
+              </a:graphicData>
+            </a:graphic>
+          </wp:inline>
+        </w:drawing>
+      </w:r>
+    </w:p>
+    <w:p>
+      <w:pPr>
+        <w:jc w:val="center"/>
+      </w:pPr>
+      <w:r>
+        <w:rPr>
+          <w:i/>
+          <w:sz w:val="18"/>
+        </w:rPr>
+        <w:t>Figure 11 – Run summary: model comparison written by the train job</w:t>
+      </w:r>
+    </w:p>
+    <w:p>
+      <w:pPr>
+        <w:jc w:val="center"/>
+      </w:pPr>
+      <w:r>
+        <w:drawing>
+          <wp:inline xmlns:a="http://schemas.openxmlformats.org/drawingml/2006/main" xmlns:pic="http://schemas.openxmlformats.org/drawingml/2006/picture">
+            <wp:extent cx="5120640" cy="1366687"/>
+            <wp:docPr id="12" name="Picture 12"/>
+            <wp:cNvGraphicFramePr>
+              <a:graphicFrameLocks noChangeAspect="1"/>
+            </wp:cNvGraphicFramePr>
+            <a:graphic>
+              <a:graphicData uri="http://schemas.openxmlformats.org/drawingml/2006/picture">
+                <pic:pic>
+                  <pic:nvPicPr>
+                    <pic:cNvPr id="0" name="image.png"/>
+                    <pic:cNvPicPr/>
+                  </pic:nvPicPr>
+                  <pic:blipFill>
+                    <a:blip r:embed="rId20"/>
+                    <a:stretch>
+                      <a:fillRect/>
+                    </a:stretch>
+                  </pic:blipFill>
+                  <pic:spPr>
+                    <a:xfrm>
+                      <a:off x="0" y="0"/>
+                      <a:ext cx="5120640" cy="1366687"/>
+                    </a:xfrm>
+                    <a:prstGeom prst="rect"/>
+                  </pic:spPr>
+                </pic:pic>
+              </a:graphicData>
+            </a:graphic>
+          </wp:inline>
+        </w:drawing>
+      </w:r>
+    </w:p>
+    <w:p>
+      <w:pPr>
+        <w:jc w:val="center"/>
+      </w:pPr>
+      <w:r>
+        <w:rPr>
+          <w:i/>
+          <w:sz w:val="18"/>
+        </w:rPr>
+        <w:t>Figure 12 – Artifacts uploaded by the run</w:t>
+      </w:r>
+    </w:p>
+    <w:p>
+      <w:pPr>
+        <w:pStyle w:val="Heading2"/>
+      </w:pPr>
+      <w:r>
+        <w:t>9. Model containerisation</w:t>
+      </w:r>
+    </w:p>
+    <w:p>
+      <w:r>
+        <w:t>The FastAPI service exposes these endpoints:</w:t>
+      </w:r>
+    </w:p>
+    <w:p>
+      <w:pPr>
+        <w:pStyle w:val="ListBullet"/>
+      </w:pPr>
+      <w:r>
+        <w:rPr>
+          <w:rFonts w:ascii="Consolas" w:hAnsi="Consolas"/>
+          <w:sz w:val="19"/>
+        </w:rPr>
+        <w:t>POST /predict</w:t>
+      </w:r>
+      <w:r>
+        <w:t xml:space="preserve"> takes the 13 attributes as JSON and returns the prediction, label, probability, </w:t>
+      </w:r>
+      <w:r>
+        <w:rPr>
+          <w:b/>
+        </w:rPr>
+        <w:t>confidence</w:t>
+      </w:r>
+      <w:r>
+        <w:t>, risk band and model version.</w:t>
+      </w:r>
+    </w:p>
+    <w:p>
+      <w:pPr>
+        <w:pStyle w:val="ListBullet"/>
+      </w:pPr>
+      <w:r>
+        <w:rPr>
+          <w:rFonts w:ascii="Consolas" w:hAnsi="Consolas"/>
+          <w:sz w:val="19"/>
+        </w:rPr>
+        <w:t>GET /health</w:t>
+      </w:r>
+      <w:r>
+        <w:t xml:space="preserve"> serves the probes and the Docker health check.</w:t>
+      </w:r>
+    </w:p>
+    <w:p>
+      <w:pPr>
+        <w:pStyle w:val="ListBullet"/>
+      </w:pPr>
+      <w:r>
+        <w:rPr>
+          <w:rFonts w:ascii="Consolas" w:hAnsi="Consolas"/>
+          <w:sz w:val="19"/>
+        </w:rPr>
+        <w:t>GET /model-info</w:t>
+      </w:r>
+      <w:r>
+        <w:t xml:space="preserve"> returns the model metadata.</w:t>
+      </w:r>
+    </w:p>
+    <w:p>
+      <w:pPr>
+        <w:pStyle w:val="ListBullet"/>
+      </w:pPr>
+      <w:r>
+        <w:rPr>
+          <w:rFonts w:ascii="Consolas" w:hAnsi="Consolas"/>
+          <w:sz w:val="19"/>
+        </w:rPr>
+        <w:t>GET /metrics</w:t>
+      </w:r>
+      <w:r>
+        <w:t xml:space="preserve"> serves Prometheus metrics.</w:t>
+      </w:r>
+    </w:p>
+    <w:p>
+      <w:pPr>
+        <w:pStyle w:val="ListBullet"/>
+      </w:pPr>
+      <w:r>
+        <w:rPr>
+          <w:rFonts w:ascii="Consolas" w:hAnsi="Consolas"/>
+          <w:sz w:val="19"/>
+        </w:rPr>
+        <w:t>/docs</w:t>
+      </w:r>
+      <w:r>
+        <w:t xml:space="preserve"> is the Swagger UI.</w:t>
+      </w:r>
+    </w:p>
+    <w:p>
+      <w:r>
+        <w:t>Pydantic checks every field's type, range and allowed codes, and rejects unknown fields with HTTP 422. Invalid data therefore never reaches the model.</w:t>
+      </w:r>
+    </w:p>
+    <w:p>
+      <w:r>
+        <w:t xml:space="preserve">The image is based on </w:t>
+      </w:r>
+      <w:r>
+        <w:rPr>
+          <w:rFonts w:ascii="Consolas" w:hAnsi="Consolas"/>
+          <w:sz w:val="19"/>
+        </w:rPr>
+        <w:t>python:3.13-slim</w:t>
+      </w:r>
+      <w:r>
+        <w:t xml:space="preserve">. It contains only the serving requirements and the model files, runs as a non-root user (uid 10001), and has a </w:t>
+      </w:r>
+      <w:r>
+        <w:rPr>
+          <w:rFonts w:ascii="Consolas" w:hAnsi="Consolas"/>
+          <w:sz w:val="19"/>
+        </w:rPr>
+        <w:t>HEALTHCHECK</w:t>
+      </w:r>
+      <w:r>
+        <w:t xml:space="preserve"> on </w:t>
+      </w:r>
+      <w:r>
+        <w:rPr>
+          <w:rFonts w:ascii="Consolas" w:hAnsi="Consolas"/>
+          <w:sz w:val="19"/>
+        </w:rPr>
+        <w:t>/health</w:t>
+      </w:r>
+      <w:r>
+        <w:t>.</w:t>
+      </w:r>
+    </w:p>
+    <w:p>
+      <w:pPr>
+        <w:jc w:val="center"/>
+      </w:pPr>
+      <w:r>
+        <w:drawing>
+          <wp:inline xmlns:a="http://schemas.openxmlformats.org/drawingml/2006/main" xmlns:pic="http://schemas.openxmlformats.org/drawingml/2006/picture">
+            <wp:extent cx="4754880" cy="3317966"/>
+            <wp:docPr id="13" name="Picture 13"/>
+            <wp:cNvGraphicFramePr>
+              <a:graphicFrameLocks noChangeAspect="1"/>
+            </wp:cNvGraphicFramePr>
+            <a:graphic>
+              <a:graphicData uri="http://schemas.openxmlformats.org/drawingml/2006/picture">
+                <pic:pic>
+                  <pic:nvPicPr>
+                    <pic:cNvPr id="0" name="09_docker_build_run.png"/>
+                    <pic:cNvPicPr/>
+                  </pic:nvPicPr>
+                  <pic:blipFill>
+                    <a:blip r:embed="rId21"/>
+                    <a:stretch>
+                      <a:fillRect/>
+                    </a:stretch>
+                  </pic:blipFill>
+                  <pic:spPr>
+                    <a:xfrm>
+                      <a:off x="0" y="0"/>
+                      <a:ext cx="4754880" cy="3317966"/>
+                    </a:xfrm>
+                    <a:prstGeom prst="rect"/>
+                  </pic:spPr>
+                </pic:pic>
+              </a:graphicData>
+            </a:graphic>
+          </wp:inline>
+        </w:drawing>
+      </w:r>
+    </w:p>
+    <w:p>
+      <w:pPr>
+        <w:jc w:val="center"/>
+      </w:pPr>
+      <w:r>
+        <w:rPr>
+          <w:i/>
+          <w:sz w:val="18"/>
+        </w:rPr>
+        <w:t>Figure 13 – docker build / run / ps</w:t>
+      </w:r>
+    </w:p>
+    <w:p>
+      <w:pPr>
+        <w:jc w:val="center"/>
+      </w:pPr>
+      <w:r>
+        <w:drawing>
+          <wp:inline xmlns:a="http://schemas.openxmlformats.org/drawingml/2006/main" xmlns:pic="http://schemas.openxmlformats.org/drawingml/2006/picture">
+            <wp:extent cx="5852160" cy="549867"/>
+            <wp:docPr id="14" name="Picture 14"/>
+            <wp:cNvGraphicFramePr>
+              <a:graphicFrameLocks noChangeAspect="1"/>
+            </wp:cNvGraphicFramePr>
+            <a:graphic>
+              <a:graphicData uri="http://schemas.openxmlformats.org/drawingml/2006/picture">
+                <pic:pic>
+                  <pic:nvPicPr>
+                    <pic:cNvPr id="0" name="10_docker_predict.png"/>
+                    <pic:cNvPicPr/>
+                  </pic:nvPicPr>
+                  <pic:blipFill>
                     <a:blip r:embed="rId22"/>
                     <a:stretch>
                       <a:fillRect/>
@@ -6241,7 +4217,7 @@
                   <pic:spPr>
                     <a:xfrm>
                       <a:off x="0" y="0"/>
-                      <a:ext cx="5760720" cy="3024378"/>
+                      <a:ext cx="5852160" cy="549867"/>
                     </a:xfrm>
                     <a:prstGeom prst="rect"/>
                   </pic:spPr>
@@ -6261,7 +4237,183 @@
           <w:i/>
           <w:sz w:val="18"/>
         </w:rPr>
-        <w:t>Figure 14 – Successful GitHub Actions run</w:t>
+        <w:t>Figure 14 – /predict on the container with sample input</w:t>
+      </w:r>
+    </w:p>
+    <w:p>
+      <w:pPr>
+        <w:pStyle w:val="Heading2"/>
+      </w:pPr>
+      <w:r>
+        <w:t>10. Production deployment (Kubernetes)</w:t>
+      </w:r>
+    </w:p>
+    <w:p>
+      <w:r>
+        <w:t xml:space="preserve">The manifests in </w:t>
+      </w:r>
+      <w:r>
+        <w:rPr>
+          <w:rFonts w:ascii="Consolas" w:hAnsi="Consolas"/>
+          <w:sz w:val="19"/>
+        </w:rPr>
+        <w:t>k8s/</w:t>
+      </w:r>
+      <w:r>
+        <w:t xml:space="preserve"> are applied with </w:t>
+      </w:r>
+      <w:r>
+        <w:rPr>
+          <w:rFonts w:ascii="Consolas" w:hAnsi="Consolas"/>
+          <w:sz w:val="19"/>
+        </w:rPr>
+        <w:t>kubectl apply -k k8s/</w:t>
+      </w:r>
+      <w:r>
+        <w:t xml:space="preserve"> on Docker Desktop Kubernetes. They define:</w:t>
+      </w:r>
+    </w:p>
+    <w:p>
+      <w:pPr>
+        <w:pStyle w:val="ListBullet"/>
+      </w:pPr>
+      <w:r>
+        <w:t xml:space="preserve">a namespace, </w:t>
+      </w:r>
+      <w:r>
+        <w:rPr>
+          <w:rFonts w:ascii="Consolas" w:hAnsi="Consolas"/>
+          <w:sz w:val="19"/>
+        </w:rPr>
+        <w:t>heart-disease</w:t>
+      </w:r>
+      <w:r>
+        <w:t>;</w:t>
+      </w:r>
+    </w:p>
+    <w:p>
+      <w:pPr>
+        <w:pStyle w:val="ListBullet"/>
+      </w:pPr>
+      <w:r>
+        <w:t xml:space="preserve">a </w:t>
+      </w:r>
+      <w:r>
+        <w:rPr>
+          <w:b/>
+        </w:rPr>
+        <w:t>Deployment</w:t>
+      </w:r>
+      <w:r>
+        <w:t xml:space="preserve"> with:</w:t>
+      </w:r>
+    </w:p>
+    <w:p>
+      <w:pPr>
+        <w:pStyle w:val="ListBullet2"/>
+      </w:pPr>
+      <w:r>
+        <w:rPr>
+          <w:b/>
+        </w:rPr>
+        <w:t>2 replicas</w:t>
+      </w:r>
+      <w:r>
+        <w:t xml:space="preserve"> and a rolling update that keeps every pod serving (</w:t>
+      </w:r>
+      <w:r>
+        <w:rPr>
+          <w:rFonts w:ascii="Consolas" w:hAnsi="Consolas"/>
+          <w:sz w:val="19"/>
+        </w:rPr>
+        <w:t>maxUnavailable: 0</w:t>
+      </w:r>
+      <w:r>
+        <w:t>);</w:t>
+      </w:r>
+    </w:p>
+    <w:p>
+      <w:pPr>
+        <w:pStyle w:val="ListBullet2"/>
+      </w:pPr>
+      <w:r>
+        <w:rPr>
+          <w:b/>
+        </w:rPr>
+        <w:t>startup, readiness and liveness probes</w:t>
+      </w:r>
+      <w:r>
+        <w:t xml:space="preserve"> on </w:t>
+      </w:r>
+      <w:r>
+        <w:rPr>
+          <w:rFonts w:ascii="Consolas" w:hAnsi="Consolas"/>
+          <w:sz w:val="19"/>
+        </w:rPr>
+        <w:t>/health</w:t>
+      </w:r>
+      <w:r>
+        <w:t>;</w:t>
+      </w:r>
+    </w:p>
+    <w:p>
+      <w:pPr>
+        <w:pStyle w:val="ListBullet2"/>
+      </w:pPr>
+      <w:r>
+        <w:t>CPU/memory requests and limits;</w:t>
+      </w:r>
+    </w:p>
+    <w:p>
+      <w:pPr>
+        <w:pStyle w:val="ListBullet2"/>
+      </w:pPr>
+      <w:r>
+        <w:t>a non-root, read-only root filesystem with all capabilities dropped;</w:t>
+      </w:r>
+    </w:p>
+    <w:p>
+      <w:pPr>
+        <w:pStyle w:val="ListBullet"/>
+      </w:pPr>
+      <w:r>
+        <w:t xml:space="preserve">a </w:t>
+      </w:r>
+      <w:r>
+        <w:rPr>
+          <w:b/>
+        </w:rPr>
+        <w:t>LoadBalancer Service</w:t>
+      </w:r>
+      <w:r>
+        <w:t xml:space="preserve"> on port 8080;</w:t>
+      </w:r>
+    </w:p>
+    <w:p>
+      <w:pPr>
+        <w:pStyle w:val="ListBullet"/>
+      </w:pPr>
+      <w:r>
+        <w:t xml:space="preserve">an optional nginx </w:t>
+      </w:r>
+      <w:r>
+        <w:rPr>
+          <w:b/>
+        </w:rPr>
+        <w:t>Ingress</w:t>
+      </w:r>
+      <w:r>
+        <w:t xml:space="preserve"> (</w:t>
+      </w:r>
+      <w:r>
+        <w:rPr>
+          <w:rFonts w:ascii="Consolas" w:hAnsi="Consolas"/>
+          <w:sz w:val="19"/>
+        </w:rPr>
+        <w:t>heart-disease.localtest.me</w:t>
+      </w:r>
+      <w:r>
+        <w:t>).</w:t>
       </w:r>
     </w:p>
     <w:p>
@@ -6271,7 +4423,7 @@
       <w:r>
         <w:drawing>
           <wp:inline xmlns:a="http://schemas.openxmlformats.org/drawingml/2006/main" xmlns:pic="http://schemas.openxmlformats.org/drawingml/2006/picture">
-            <wp:extent cx="5760720" cy="3024378"/>
+            <wp:extent cx="5120640" cy="1591861"/>
             <wp:docPr id="15" name="Picture 15"/>
             <wp:cNvGraphicFramePr>
               <a:graphicFrameLocks noChangeAspect="1"/>
@@ -6280,7 +4432,7 @@
               <a:graphicData uri="http://schemas.openxmlformats.org/drawingml/2006/picture">
                 <pic:pic>
                   <pic:nvPicPr>
-                    <pic:cNvPr id="0" name="08_github_artifacts.png"/>
+                    <pic:cNvPr id="0" name="12_k8s_get_all.png"/>
                     <pic:cNvPicPr/>
                   </pic:nvPicPr>
                   <pic:blipFill>
@@ -6292,7 +4444,7 @@
                   <pic:spPr>
                     <a:xfrm>
                       <a:off x="0" y="0"/>
-                      <a:ext cx="5760720" cy="3024378"/>
+                      <a:ext cx="5120640" cy="1591861"/>
                     </a:xfrm>
                     <a:prstGeom prst="rect"/>
                   </pic:spPr>
@@ -6312,522 +4464,7 @@
           <w:i/>
           <w:sz w:val="18"/>
         </w:rPr>
-        <w:t>Figure 15 – Run summary and artifacts</w:t>
-      </w:r>
-    </w:p>
-    <w:p>
-      <w:pPr>
-        <w:pStyle w:val="Heading2"/>
-      </w:pPr>
-      <w:r>
-        <w:t>8. Model containerisation</w:t>
-      </w:r>
-    </w:p>
-    <w:p>
-      <w:r>
-        <w:t>The FastAPI application (</w:t>
-      </w:r>
-      <w:r>
-        <w:rPr>
-          <w:rFonts w:ascii="Consolas" w:hAnsi="Consolas"/>
-          <w:sz w:val="19"/>
-        </w:rPr>
-        <w:t>src/heart_disease/api/</w:t>
-      </w:r>
-      <w:r>
-        <w:t>) exposes these endpoints:</w:t>
-      </w:r>
-    </w:p>
-    <w:tbl>
-      <w:tblPr>
-        <w:tblStyle w:val="LightGrid-Accent1"/>
-        <w:tblW w:type="auto" w:w="0"/>
-        <w:tblLook w:firstColumn="1" w:firstRow="1" w:lastColumn="0" w:lastRow="0" w:noHBand="0" w:noVBand="1" w:val="04A0"/>
-      </w:tblPr>
-      <w:tblGrid>
-        <w:gridCol w:w="4320"/>
-        <w:gridCol w:w="4320"/>
-      </w:tblGrid>
-      <w:tr>
-        <w:tc>
-          <w:tcPr>
-            <w:tcW w:type="dxa" w:w="4320"/>
-          </w:tcPr>
-          <w:p>
-            <w:r>
-              <w:rPr>
-                <w:b/>
-                <w:sz w:val="18"/>
-              </w:rPr>
-            </w:r>
-            <w:r>
-              <w:rPr>
-                <w:b/>
-                <w:sz w:val="18"/>
-              </w:rPr>
-              <w:t>Endpoint</w:t>
-            </w:r>
-          </w:p>
-        </w:tc>
-        <w:tc>
-          <w:tcPr>
-            <w:tcW w:type="dxa" w:w="4320"/>
-          </w:tcPr>
-          <w:p>
-            <w:r>
-              <w:rPr>
-                <w:b/>
-                <w:sz w:val="18"/>
-              </w:rPr>
-            </w:r>
-            <w:r>
-              <w:rPr>
-                <w:b/>
-                <w:sz w:val="18"/>
-              </w:rPr>
-              <w:t>Description</w:t>
-            </w:r>
-          </w:p>
-        </w:tc>
-      </w:tr>
-      <w:tr>
-        <w:tc>
-          <w:tcPr>
-            <w:tcW w:type="dxa" w:w="4320"/>
-          </w:tcPr>
-          <w:p>
-            <w:r>
-              <w:rPr>
-                <w:b w:val="0"/>
-                <w:sz w:val="18"/>
-              </w:rPr>
-            </w:r>
-            <w:r>
-              <w:rPr>
-                <w:rFonts w:ascii="Consolas" w:hAnsi="Consolas"/>
-                <w:b w:val="0"/>
-                <w:sz w:val="18"/>
-              </w:rPr>
-              <w:t>POST /predict</w:t>
-            </w:r>
-          </w:p>
-        </w:tc>
-        <w:tc>
-          <w:tcPr>
-            <w:tcW w:type="dxa" w:w="4320"/>
-          </w:tcPr>
-          <w:p>
-            <w:r>
-              <w:rPr>
-                <w:b w:val="0"/>
-                <w:sz w:val="18"/>
-              </w:rPr>
-            </w:r>
-            <w:r>
-              <w:rPr>
-                <w:b w:val="0"/>
-                <w:sz w:val="18"/>
-              </w:rPr>
-              <w:t xml:space="preserve">Accepts the 13 clinical attributes as JSON and returns the prediction, label, probability of disease, </w:t>
-            </w:r>
-            <w:r>
-              <w:rPr>
-                <w:b/>
-                <w:sz w:val="18"/>
-              </w:rPr>
-              <w:t>confidence</w:t>
-            </w:r>
-            <w:r>
-              <w:rPr>
-                <w:b w:val="0"/>
-                <w:sz w:val="18"/>
-              </w:rPr>
-              <w:t>, a risk band (low/moderate/high), and the model name/version and request id.</w:t>
-            </w:r>
-          </w:p>
-        </w:tc>
-      </w:tr>
-      <w:tr>
-        <w:tc>
-          <w:tcPr>
-            <w:tcW w:type="dxa" w:w="4320"/>
-          </w:tcPr>
-          <w:p>
-            <w:r>
-              <w:rPr>
-                <w:b w:val="0"/>
-                <w:sz w:val="18"/>
-              </w:rPr>
-            </w:r>
-            <w:r>
-              <w:rPr>
-                <w:rFonts w:ascii="Consolas" w:hAnsi="Consolas"/>
-                <w:b w:val="0"/>
-                <w:sz w:val="18"/>
-              </w:rPr>
-              <w:t>GET /health</w:t>
-            </w:r>
-          </w:p>
-        </w:tc>
-        <w:tc>
-          <w:tcPr>
-            <w:tcW w:type="dxa" w:w="4320"/>
-          </w:tcPr>
-          <w:p>
-            <w:r>
-              <w:rPr>
-                <w:b w:val="0"/>
-                <w:sz w:val="18"/>
-              </w:rPr>
-            </w:r>
-            <w:r>
-              <w:rPr>
-                <w:b w:val="0"/>
-                <w:sz w:val="18"/>
-              </w:rPr>
-              <w:t>Returns 200 when the model is loaded and 503 otherwise. Used by the Docker HEALTHCHECK and the Kubernetes probes.</w:t>
-            </w:r>
-          </w:p>
-        </w:tc>
-      </w:tr>
-      <w:tr>
-        <w:tc>
-          <w:tcPr>
-            <w:tcW w:type="dxa" w:w="4320"/>
-          </w:tcPr>
-          <w:p>
-            <w:r>
-              <w:rPr>
-                <w:b w:val="0"/>
-                <w:sz w:val="18"/>
-              </w:rPr>
-            </w:r>
-            <w:r>
-              <w:rPr>
-                <w:rFonts w:ascii="Consolas" w:hAnsi="Consolas"/>
-                <w:b w:val="0"/>
-                <w:sz w:val="18"/>
-              </w:rPr>
-              <w:t>GET /model-info</w:t>
-            </w:r>
-          </w:p>
-        </w:tc>
-        <w:tc>
-          <w:tcPr>
-            <w:tcW w:type="dxa" w:w="4320"/>
-          </w:tcPr>
-          <w:p>
-            <w:r>
-              <w:rPr>
-                <w:b w:val="0"/>
-                <w:sz w:val="18"/>
-              </w:rPr>
-            </w:r>
-            <w:r>
-              <w:rPr>
-                <w:b w:val="0"/>
-                <w:sz w:val="18"/>
-              </w:rPr>
-              <w:t>Returns the model metadata.</w:t>
-            </w:r>
-          </w:p>
-        </w:tc>
-      </w:tr>
-      <w:tr>
-        <w:tc>
-          <w:tcPr>
-            <w:tcW w:type="dxa" w:w="4320"/>
-          </w:tcPr>
-          <w:p>
-            <w:r>
-              <w:rPr>
-                <w:b w:val="0"/>
-                <w:sz w:val="18"/>
-              </w:rPr>
-            </w:r>
-            <w:r>
-              <w:rPr>
-                <w:rFonts w:ascii="Consolas" w:hAnsi="Consolas"/>
-                <w:b w:val="0"/>
-                <w:sz w:val="18"/>
-              </w:rPr>
-              <w:t>GET /metrics</w:t>
-            </w:r>
-          </w:p>
-        </w:tc>
-        <w:tc>
-          <w:tcPr>
-            <w:tcW w:type="dxa" w:w="4320"/>
-          </w:tcPr>
-          <w:p>
-            <w:r>
-              <w:rPr>
-                <w:b w:val="0"/>
-                <w:sz w:val="18"/>
-              </w:rPr>
-            </w:r>
-            <w:r>
-              <w:rPr>
-                <w:b w:val="0"/>
-                <w:sz w:val="18"/>
-              </w:rPr>
-              <w:t>Prometheus exposition format.</w:t>
-            </w:r>
-          </w:p>
-        </w:tc>
-      </w:tr>
-      <w:tr>
-        <w:tc>
-          <w:tcPr>
-            <w:tcW w:type="dxa" w:w="4320"/>
-          </w:tcPr>
-          <w:p>
-            <w:r>
-              <w:rPr>
-                <w:b w:val="0"/>
-                <w:sz w:val="18"/>
-              </w:rPr>
-            </w:r>
-            <w:r>
-              <w:rPr>
-                <w:rFonts w:ascii="Consolas" w:hAnsi="Consolas"/>
-                <w:b w:val="0"/>
-                <w:sz w:val="18"/>
-              </w:rPr>
-              <w:t>/docs</w:t>
-            </w:r>
-          </w:p>
-        </w:tc>
-        <w:tc>
-          <w:tcPr>
-            <w:tcW w:type="dxa" w:w="4320"/>
-          </w:tcPr>
-          <w:p>
-            <w:r>
-              <w:rPr>
-                <w:b w:val="0"/>
-                <w:sz w:val="18"/>
-              </w:rPr>
-            </w:r>
-            <w:r>
-              <w:rPr>
-                <w:b w:val="0"/>
-                <w:sz w:val="18"/>
-              </w:rPr>
-              <w:t>Interactive Swagger UI.</w:t>
-            </w:r>
-          </w:p>
-        </w:tc>
-      </w:tr>
-    </w:tbl>
-    <w:p/>
-    <w:p>
-      <w:r>
-        <w:rPr>
-          <w:b/>
-        </w:rPr>
-        <w:t>Input validation.</w:t>
-      </w:r>
-      <w:r>
-        <w:t xml:space="preserve"> Pydantic validates every field's type and clinical range and restricts categorical fields to their allowed codes with </w:t>
-      </w:r>
-      <w:r>
-        <w:rPr>
-          <w:rFonts w:ascii="Consolas" w:hAnsi="Consolas"/>
-          <w:sz w:val="19"/>
-        </w:rPr>
-        <w:t>Literal</w:t>
-      </w:r>
-      <w:r>
-        <w:t>. Unknown fields are rejected (</w:t>
-      </w:r>
-      <w:r>
-        <w:rPr>
-          <w:rFonts w:ascii="Consolas" w:hAnsi="Consolas"/>
-          <w:sz w:val="19"/>
-        </w:rPr>
-        <w:t>extra="forbid"</w:t>
-      </w:r>
-      <w:r>
-        <w:t>). Invalid requests receive HTTP 422 with field-level messages and never reach the model.</w:t>
-      </w:r>
-    </w:p>
-    <w:p>
-      <w:r>
-        <w:rPr>
-          <w:b/>
-        </w:rPr>
-        <w:t>Dockerfile.</w:t>
-      </w:r>
-      <w:r>
-        <w:t xml:space="preserve"> The image is built in these steps:</w:t>
-      </w:r>
-    </w:p>
-    <w:p>
-      <w:pPr>
-        <w:pStyle w:val="ListNumber"/>
-      </w:pPr>
-      <w:r>
-        <w:t xml:space="preserve">Start from </w:t>
-      </w:r>
-      <w:r>
-        <w:rPr>
-          <w:rFonts w:ascii="Consolas" w:hAnsi="Consolas"/>
-          <w:sz w:val="19"/>
-        </w:rPr>
-        <w:t>python:3.13-slim</w:t>
-      </w:r>
-      <w:r>
-        <w:t>.</w:t>
-      </w:r>
-    </w:p>
-    <w:p>
-      <w:pPr>
-        <w:pStyle w:val="ListNumber"/>
-      </w:pPr>
-      <w:r>
-        <w:t xml:space="preserve">Install only </w:t>
-      </w:r>
-      <w:r>
-        <w:rPr>
-          <w:rFonts w:ascii="Consolas" w:hAnsi="Consolas"/>
-          <w:sz w:val="19"/>
-        </w:rPr>
-        <w:t>requirements-serve.txt</w:t>
-      </w:r>
-      <w:r>
-        <w:t xml:space="preserve">, then the package with </w:t>
-      </w:r>
-      <w:r>
-        <w:rPr>
-          <w:rFonts w:ascii="Consolas" w:hAnsi="Consolas"/>
-          <w:sz w:val="19"/>
-        </w:rPr>
-        <w:t>--no-deps</w:t>
-      </w:r>
-      <w:r>
-        <w:t>.</w:t>
-      </w:r>
-    </w:p>
-    <w:p>
-      <w:pPr>
-        <w:pStyle w:val="ListNumber"/>
-      </w:pPr>
-      <w:r>
-        <w:t xml:space="preserve">Copy only </w:t>
-      </w:r>
-      <w:r>
-        <w:rPr>
-          <w:rFonts w:ascii="Consolas" w:hAnsi="Consolas"/>
-          <w:sz w:val="19"/>
-        </w:rPr>
-        <w:t>model.joblib</w:t>
-      </w:r>
-      <w:r>
-        <w:t xml:space="preserve"> and </w:t>
-      </w:r>
-      <w:r>
-        <w:rPr>
-          <w:rFonts w:ascii="Consolas" w:hAnsi="Consolas"/>
-          <w:sz w:val="19"/>
-        </w:rPr>
-        <w:t>metadata.json</w:t>
-      </w:r>
-      <w:r>
-        <w:t>.</w:t>
-      </w:r>
-    </w:p>
-    <w:p>
-      <w:pPr>
-        <w:pStyle w:val="ListNumber"/>
-      </w:pPr>
-      <w:r>
-        <w:t>Switch to an unprivileged user (uid 10001).</w:t>
-      </w:r>
-    </w:p>
-    <w:p>
-      <w:pPr>
-        <w:pStyle w:val="ListNumber"/>
-      </w:pPr>
-      <w:r>
-        <w:t xml:space="preserve">Declare a </w:t>
-      </w:r>
-      <w:r>
-        <w:rPr>
-          <w:rFonts w:ascii="Consolas" w:hAnsi="Consolas"/>
-          <w:sz w:val="19"/>
-        </w:rPr>
-        <w:t>HEALTHCHECK</w:t>
-      </w:r>
-      <w:r>
-        <w:t xml:space="preserve"> on </w:t>
-      </w:r>
-      <w:r>
-        <w:rPr>
-          <w:rFonts w:ascii="Consolas" w:hAnsi="Consolas"/>
-          <w:sz w:val="19"/>
-        </w:rPr>
-        <w:t>/health</w:t>
-      </w:r>
-      <w:r>
-        <w:t>.</w:t>
-      </w:r>
-    </w:p>
-    <w:p>
-      <w:pPr>
-        <w:pStyle w:val="ListNumber"/>
-      </w:pPr>
-      <w:r>
-        <w:t xml:space="preserve">Start </w:t>
-      </w:r>
-      <w:r>
-        <w:rPr>
-          <w:rFonts w:ascii="Consolas" w:hAnsi="Consolas"/>
-          <w:sz w:val="19"/>
-        </w:rPr>
-        <w:t>uvicorn</w:t>
-      </w:r>
-      <w:r>
-        <w:t xml:space="preserve"> with the port configurable through </w:t>
-      </w:r>
-      <w:r>
-        <w:rPr>
-          <w:rFonts w:ascii="Consolas" w:hAnsi="Consolas"/>
-          <w:sz w:val="19"/>
-        </w:rPr>
-        <w:t>PORT</w:t>
-      </w:r>
-      <w:r>
-        <w:t>.</w:t>
-      </w:r>
-    </w:p>
-    <w:p>
-      <w:r>
-        <w:rPr>
-          <w:rFonts w:ascii="Consolas" w:hAnsi="Consolas"/>
-          <w:sz w:val="19"/>
-        </w:rPr>
-        <w:t>.dockerignore</w:t>
-      </w:r>
-      <w:r>
-        <w:t xml:space="preserve"> keeps data, tests, notebooks and the MLflow store out of the build context.</w:t>
-      </w:r>
-    </w:p>
-    <w:p>
-      <w:r>
-        <w:rPr>
-          <w:rFonts w:ascii="Consolas" w:hAnsi="Consolas"/>
-          <w:sz w:val="17"/>
-        </w:rPr>
-        <w:t>docker build -t heart-disease-api:1.0.0 .</w:t>
-        <w:br/>
-        <w:t>docker run --rm -p 8000:8000 heart-disease-api:1.0.0</w:t>
-        <w:br/>
-        <w:t>curl -X POST http://localhost:8000/predict -H "Content-Type: application/json" -d @sample_request.json</w:t>
-        <w:br/>
-        <w:t>{"prediction":1,"label":"heart_disease","probability_disease":0.9964,"confidence":0.9964,</w:t>
-        <w:br/>
-        <w:t xml:space="preserve"> "risk_band":"high","model_name":"logistic_regression","model_version":"20261011104453",...}</w:t>
+        <w:t>Figure 15 – kubectl get all: two running pods and the LoadBalancer service</w:t>
       </w:r>
     </w:p>
     <w:p>
@@ -6837,7 +4474,7 @@
       <w:r>
         <w:drawing>
           <wp:inline xmlns:a="http://schemas.openxmlformats.org/drawingml/2006/main" xmlns:pic="http://schemas.openxmlformats.org/drawingml/2006/picture">
-            <wp:extent cx="5760720" cy="4019843"/>
+            <wp:extent cx="5852160" cy="507021"/>
             <wp:docPr id="16" name="Picture 16"/>
             <wp:cNvGraphicFramePr>
               <a:graphicFrameLocks noChangeAspect="1"/>
@@ -6846,7 +4483,7 @@
               <a:graphicData uri="http://schemas.openxmlformats.org/drawingml/2006/picture">
                 <pic:pic>
                   <pic:nvPicPr>
-                    <pic:cNvPr id="0" name="09_docker_build_run.png"/>
+                    <pic:cNvPr id="0" name="14_k8s_predict.png"/>
                     <pic:cNvPicPr/>
                   </pic:nvPicPr>
                   <pic:blipFill>
@@ -6858,7 +4495,7 @@
                   <pic:spPr>
                     <a:xfrm>
                       <a:off x="0" y="0"/>
-                      <a:ext cx="5760720" cy="4019843"/>
+                      <a:ext cx="5852160" cy="507021"/>
                     </a:xfrm>
                     <a:prstGeom prst="rect"/>
                   </pic:spPr>
@@ -6878,7 +4515,88 @@
           <w:i/>
           <w:sz w:val="18"/>
         </w:rPr>
-        <w:t>Figure 16 – Docker build and run</w:t>
+        <w:t>Figure 16 – Prediction served through the LoadBalancer (localhost:8080)</w:t>
+      </w:r>
+    </w:p>
+    <w:p>
+      <w:pPr>
+        <w:pStyle w:val="Heading2"/>
+      </w:pPr>
+      <w:r>
+        <w:t>11. Monitoring and logging</w:t>
+      </w:r>
+    </w:p>
+    <w:p>
+      <w:r>
+        <w:rPr>
+          <w:b/>
+        </w:rPr>
+        <w:t>Logging.</w:t>
+      </w:r>
+      <w:r>
+        <w:t xml:space="preserve"> Every request produces one JSON log line with the request id (</w:t>
+      </w:r>
+      <w:r>
+        <w:rPr>
+          <w:rFonts w:ascii="Consolas" w:hAnsi="Consolas"/>
+          <w:sz w:val="19"/>
+        </w:rPr>
+        <w:t>X-Request-ID</w:t>
+      </w:r>
+      <w:r>
+        <w:t>), method, path, status and latency. Prediction lines also carry the label and probability. Patient features are never logged.</w:t>
+      </w:r>
+    </w:p>
+    <w:p>
+      <w:r>
+        <w:rPr>
+          <w:b/>
+        </w:rPr>
+        <w:t>Metrics</w:t>
+      </w:r>
+      <w:r>
+        <w:t xml:space="preserve"> (</w:t>
+      </w:r>
+      <w:r>
+        <w:rPr>
+          <w:rFonts w:ascii="Consolas" w:hAnsi="Consolas"/>
+          <w:sz w:val="19"/>
+        </w:rPr>
+        <w:t>/metrics</w:t>
+      </w:r>
+      <w:r>
+        <w:t>): request count by endpoint and status, a latency histogram, in-flight requests, predictions by class, a predicted-probability histogram (a drift signal), inference errors, and a model-loaded flag.</w:t>
+      </w:r>
+    </w:p>
+    <w:p>
+      <w:r>
+        <w:rPr>
+          <w:b/>
+        </w:rPr>
+        <w:t>Dashboard.</w:t>
+      </w:r>
+      <w:r>
+        <w:t xml:space="preserve"> </w:t>
+      </w:r>
+      <w:r>
+        <w:rPr>
+          <w:rFonts w:ascii="Consolas" w:hAnsi="Consolas"/>
+          <w:sz w:val="19"/>
+        </w:rPr>
+        <w:t>docker compose up</w:t>
+      </w:r>
+      <w:r>
+        <w:t xml:space="preserve"> starts Prometheus, which scrapes both the Compose API and the Kubernetes service every 5 seconds, and Grafana. Grafana has a provisioned 10-panel dashboard showing requests per second, p50/p95/p99 latency, 4xx/5xx rates, the class mix and the mean probability. </w:t>
+      </w:r>
+      <w:r>
+        <w:rPr>
+          <w:rFonts w:ascii="Consolas" w:hAnsi="Consolas"/>
+          <w:sz w:val="19"/>
+        </w:rPr>
+        <w:t>scripts/generate_traffic.py</w:t>
+      </w:r>
+      <w:r>
+        <w:t xml:space="preserve"> replays real patients and injects about 10 % invalid requests.</w:t>
       </w:r>
     </w:p>
     <w:p>
@@ -6888,7 +4606,7 @@
       <w:r>
         <w:drawing>
           <wp:inline xmlns:a="http://schemas.openxmlformats.org/drawingml/2006/main" xmlns:pic="http://schemas.openxmlformats.org/drawingml/2006/picture">
-            <wp:extent cx="5760720" cy="541276"/>
+            <wp:extent cx="5120640" cy="1906905"/>
             <wp:docPr id="17" name="Picture 17"/>
             <wp:cNvGraphicFramePr>
               <a:graphicFrameLocks noChangeAspect="1"/>
@@ -6897,7 +4615,7 @@
               <a:graphicData uri="http://schemas.openxmlformats.org/drawingml/2006/picture">
                 <pic:pic>
                   <pic:nvPicPr>
-                    <pic:cNvPr id="0" name="10_docker_predict.png"/>
+                    <pic:cNvPr id="0" name="image.png"/>
                     <pic:cNvPicPr/>
                   </pic:nvPicPr>
                   <pic:blipFill>
@@ -6909,7 +4627,7 @@
                   <pic:spPr>
                     <a:xfrm>
                       <a:off x="0" y="0"/>
-                      <a:ext cx="5760720" cy="541276"/>
+                      <a:ext cx="5120640" cy="1906905"/>
                     </a:xfrm>
                     <a:prstGeom prst="rect"/>
                   </pic:spPr>
@@ -6929,251 +4647,7 @@
           <w:i/>
           <w:sz w:val="18"/>
         </w:rPr>
-        <w:t>Figure 17 – /predict response from the container</w:t>
-      </w:r>
-    </w:p>
-    <w:p>
-      <w:pPr>
-        <w:pStyle w:val="Heading2"/>
-      </w:pPr>
-      <w:r>
-        <w:t>9. Production deployment (Kubernetes)</w:t>
-      </w:r>
-    </w:p>
-    <w:p>
-      <w:r>
-        <w:t xml:space="preserve">The manifests in </w:t>
-      </w:r>
-      <w:r>
-        <w:rPr>
-          <w:rFonts w:ascii="Consolas" w:hAnsi="Consolas"/>
-          <w:sz w:val="19"/>
-        </w:rPr>
-        <w:t>k8s/</w:t>
-      </w:r>
-      <w:r>
-        <w:t xml:space="preserve"> are applied with </w:t>
-      </w:r>
-      <w:r>
-        <w:rPr>
-          <w:rFonts w:ascii="Consolas" w:hAnsi="Consolas"/>
-          <w:sz w:val="19"/>
-        </w:rPr>
-        <w:t>kubectl apply -k k8s/</w:t>
-      </w:r>
-      <w:r>
-        <w:t>. They were tested on Docker Desktop's built-in Kubernetes; minikube and cloud variants are described in the README.</w:t>
-      </w:r>
-    </w:p>
-    <w:p>
-      <w:pPr>
-        <w:pStyle w:val="ListBullet"/>
-      </w:pPr>
-      <w:r>
-        <w:rPr>
-          <w:b/>
-        </w:rPr>
-        <w:t>Namespace</w:t>
-      </w:r>
-      <w:r>
-        <w:t xml:space="preserve"> </w:t>
-      </w:r>
-      <w:r>
-        <w:rPr>
-          <w:rFonts w:ascii="Consolas" w:hAnsi="Consolas"/>
-          <w:sz w:val="19"/>
-        </w:rPr>
-        <w:t>heart-disease</w:t>
-      </w:r>
-      <w:r>
-        <w:t>, which isolates the application's resources.</w:t>
-      </w:r>
-    </w:p>
-    <w:p>
-      <w:pPr>
-        <w:pStyle w:val="ListBullet"/>
-      </w:pPr>
-      <w:r>
-        <w:rPr>
-          <w:b/>
-        </w:rPr>
-        <w:t>Deployment</w:t>
-      </w:r>
-      <w:r>
-        <w:t>:</w:t>
-      </w:r>
-    </w:p>
-    <w:p>
-      <w:pPr>
-        <w:pStyle w:val="ListBullet2"/>
-      </w:pPr>
-      <w:r>
-        <w:t>2 replicas.</w:t>
-      </w:r>
-    </w:p>
-    <w:p>
-      <w:pPr>
-        <w:pStyle w:val="ListBullet2"/>
-      </w:pPr>
-      <w:r>
-        <w:t xml:space="preserve">Rolling update with </w:t>
-      </w:r>
-      <w:r>
-        <w:rPr>
-          <w:rFonts w:ascii="Consolas" w:hAnsi="Consolas"/>
-          <w:sz w:val="19"/>
-        </w:rPr>
-        <w:t>maxUnavailable: 0</w:t>
-      </w:r>
-      <w:r>
-        <w:t>, so deployments cause no downtime.</w:t>
-      </w:r>
-    </w:p>
-    <w:p>
-      <w:pPr>
-        <w:pStyle w:val="ListBullet2"/>
-      </w:pPr>
-      <w:r>
-        <w:rPr>
-          <w:b/>
-        </w:rPr>
-        <w:t>Probes:</w:t>
-      </w:r>
-    </w:p>
-    <w:p>
-      <w:pPr>
-        <w:pStyle w:val="ListBullet2"/>
-      </w:pPr>
-      <w:r>
-        <w:t>a startup probe, which gives the model time to load;</w:t>
-      </w:r>
-    </w:p>
-    <w:p>
-      <w:pPr>
-        <w:pStyle w:val="ListBullet2"/>
-      </w:pPr>
-      <w:r>
-        <w:t>a readiness probe, so a pod receives traffic only after the model has loaded;</w:t>
-      </w:r>
-    </w:p>
-    <w:p>
-      <w:pPr>
-        <w:pStyle w:val="ListBullet2"/>
-      </w:pPr>
-      <w:r>
-        <w:t>a liveness probe, which restarts a hung pod.</w:t>
-      </w:r>
-    </w:p>
-    <w:p>
-      <w:pPr>
-        <w:pStyle w:val="ListBullet2"/>
-      </w:pPr>
-      <w:r>
-        <w:t>CPU and memory requests and limits.</w:t>
-      </w:r>
-    </w:p>
-    <w:p>
-      <w:pPr>
-        <w:pStyle w:val="ListBullet2"/>
-      </w:pPr>
-      <w:r>
-        <w:t xml:space="preserve">Hardened security context: non-root user, read-only root filesystem, all capabilities dropped, a </w:t>
-      </w:r>
-      <w:r>
-        <w:rPr>
-          <w:rFonts w:ascii="Consolas" w:hAnsi="Consolas"/>
-          <w:sz w:val="19"/>
-        </w:rPr>
-        <w:t>RuntimeDefault</w:t>
-      </w:r>
-      <w:r>
-        <w:t xml:space="preserve"> seccomp profile, and </w:t>
-      </w:r>
-      <w:r>
-        <w:rPr>
-          <w:rFonts w:ascii="Consolas" w:hAnsi="Consolas"/>
-          <w:sz w:val="19"/>
-        </w:rPr>
-        <w:t>/tmp</w:t>
-      </w:r>
-      <w:r>
-        <w:t xml:space="preserve"> mounted as an </w:t>
-      </w:r>
-      <w:r>
-        <w:rPr>
-          <w:rFonts w:ascii="Consolas" w:hAnsi="Consolas"/>
-          <w:sz w:val="19"/>
-        </w:rPr>
-        <w:t>emptyDir</w:t>
-      </w:r>
-      <w:r>
-        <w:t>.</w:t>
-      </w:r>
-    </w:p>
-    <w:p>
-      <w:pPr>
-        <w:pStyle w:val="ListBullet2"/>
-      </w:pPr>
-      <w:r>
-        <w:t>Prometheus scrape annotations.</w:t>
-      </w:r>
-    </w:p>
-    <w:p>
-      <w:pPr>
-        <w:pStyle w:val="ListBullet"/>
-      </w:pPr>
-      <w:r>
-        <w:rPr>
-          <w:b/>
-        </w:rPr>
-        <w:t>Service</w:t>
-      </w:r>
-      <w:r>
-        <w:t xml:space="preserve"> of type </w:t>
-      </w:r>
-      <w:r>
-        <w:rPr>
-          <w:rFonts w:ascii="Consolas" w:hAnsi="Consolas"/>
-          <w:sz w:val="19"/>
-        </w:rPr>
-        <w:t>LoadBalancer</w:t>
-      </w:r>
-      <w:r>
-        <w:t xml:space="preserve"> on port 8080. Docker Desktop maps it to </w:t>
-      </w:r>
-      <w:r>
-        <w:rPr>
-          <w:rFonts w:ascii="Consolas" w:hAnsi="Consolas"/>
-          <w:sz w:val="19"/>
-        </w:rPr>
-        <w:t>localhost:8080</w:t>
-      </w:r>
-      <w:r>
-        <w:t>; in the cloud it receives a public IP.</w:t>
-      </w:r>
-    </w:p>
-    <w:p>
-      <w:pPr>
-        <w:pStyle w:val="ListBullet"/>
-      </w:pPr>
-      <w:r>
-        <w:rPr>
-          <w:b/>
-        </w:rPr>
-        <w:t>Ingress</w:t>
-      </w:r>
-      <w:r>
-        <w:t xml:space="preserve"> (nginx class) for host </w:t>
-      </w:r>
-      <w:r>
-        <w:rPr>
-          <w:rFonts w:ascii="Consolas" w:hAnsi="Consolas"/>
-          <w:sz w:val="19"/>
-        </w:rPr>
-        <w:t>heart-disease.localtest.me</w:t>
-      </w:r>
-      <w:r>
-        <w:t>. This hostname resolves to 127.0.0.1, so no hosts-file edit is needed.</w:t>
+        <w:t>Figure 17 – Prometheus: both scrape targets (Docker Compose and Kubernetes) UP</w:t>
       </w:r>
     </w:p>
     <w:p>
@@ -7183,7 +4657,7 @@
       <w:r>
         <w:drawing>
           <wp:inline xmlns:a="http://schemas.openxmlformats.org/drawingml/2006/main" xmlns:pic="http://schemas.openxmlformats.org/drawingml/2006/picture">
-            <wp:extent cx="5760720" cy="1790844"/>
+            <wp:extent cx="4206240" cy="3664362"/>
             <wp:docPr id="18" name="Picture 18"/>
             <wp:cNvGraphicFramePr>
               <a:graphicFrameLocks noChangeAspect="1"/>
@@ -7192,7 +4666,7 @@
               <a:graphicData uri="http://schemas.openxmlformats.org/drawingml/2006/picture">
                 <pic:pic>
                   <pic:nvPicPr>
-                    <pic:cNvPr id="0" name="12_k8s_get_all.png"/>
+                    <pic:cNvPr id="0" name="16_grafana_dashboard.png"/>
                     <pic:cNvPicPr/>
                   </pic:nvPicPr>
                   <pic:blipFill>
@@ -7204,7 +4678,7 @@
                   <pic:spPr>
                     <a:xfrm>
                       <a:off x="0" y="0"/>
-                      <a:ext cx="5760720" cy="1790844"/>
+                      <a:ext cx="4206240" cy="3664362"/>
                     </a:xfrm>
                     <a:prstGeom prst="rect"/>
                   </pic:spPr>
@@ -7224,58 +4698,7 @@
           <w:i/>
           <w:sz w:val="18"/>
         </w:rPr>
-        <w:t>Figure 18 – kubectl get all: two running pods and the LoadBalancer service</w:t>
-      </w:r>
-    </w:p>
-    <w:p>
-      <w:pPr>
-        <w:jc w:val="center"/>
-      </w:pPr>
-      <w:r>
-        <w:drawing>
-          <wp:inline xmlns:a="http://schemas.openxmlformats.org/drawingml/2006/main" xmlns:pic="http://schemas.openxmlformats.org/drawingml/2006/picture">
-            <wp:extent cx="5760720" cy="499098"/>
-            <wp:docPr id="19" name="Picture 19"/>
-            <wp:cNvGraphicFramePr>
-              <a:graphicFrameLocks noChangeAspect="1"/>
-            </wp:cNvGraphicFramePr>
-            <a:graphic>
-              <a:graphicData uri="http://schemas.openxmlformats.org/drawingml/2006/picture">
-                <pic:pic>
-                  <pic:nvPicPr>
-                    <pic:cNvPr id="0" name="14_k8s_predict.png"/>
-                    <pic:cNvPicPr/>
-                  </pic:nvPicPr>
-                  <pic:blipFill>
-                    <a:blip r:embed="rId27"/>
-                    <a:stretch>
-                      <a:fillRect/>
-                    </a:stretch>
-                  </pic:blipFill>
-                  <pic:spPr>
-                    <a:xfrm>
-                      <a:off x="0" y="0"/>
-                      <a:ext cx="5760720" cy="499098"/>
-                    </a:xfrm>
-                    <a:prstGeom prst="rect"/>
-                  </pic:spPr>
-                </pic:pic>
-              </a:graphicData>
-            </a:graphic>
-          </wp:inline>
-        </w:drawing>
-      </w:r>
-    </w:p>
-    <w:p>
-      <w:pPr>
-        <w:jc w:val="center"/>
-      </w:pPr>
-      <w:r>
-        <w:rPr>
-          <w:i/>
-          <w:sz w:val="18"/>
-        </w:rPr>
-        <w:t>Figure 19 – Prediction through the LoadBalancer</w:t>
+        <w:t>Figure 18 – Grafana dashboard under generated load</w:t>
       </w:r>
     </w:p>
     <w:p>
@@ -7283,48 +4706,17 @@
         <w:pStyle w:val="Heading2"/>
       </w:pPr>
       <w:r>
-        <w:t>10. Monitoring and logging</w:t>
+        <w:t>12. Conclusion and future work</w:t>
       </w:r>
     </w:p>
     <w:p>
       <w:r>
-        <w:rPr>
-          <w:b/>
-        </w:rPr>
-        <w:t>Logging.</w:t>
-      </w:r>
-      <w:r>
-        <w:t xml:space="preserve"> A custom </w:t>
-      </w:r>
-      <w:r>
-        <w:rPr>
-          <w:rFonts w:ascii="Consolas" w:hAnsi="Consolas"/>
-          <w:sz w:val="19"/>
-        </w:rPr>
-        <w:t>JsonFormatter</w:t>
-      </w:r>
-      <w:r>
-        <w:t xml:space="preserve"> writes one JSON object per line to stdout, which </w:t>
-      </w:r>
-      <w:r>
-        <w:rPr>
-          <w:rFonts w:ascii="Consolas" w:hAnsi="Consolas"/>
-          <w:sz w:val="19"/>
-        </w:rPr>
-        <w:t>docker logs</w:t>
-      </w:r>
-      <w:r>
-        <w:t xml:space="preserve">, </w:t>
-      </w:r>
-      <w:r>
-        <w:rPr>
-          <w:rFonts w:ascii="Consolas" w:hAnsi="Consolas"/>
-          <w:sz w:val="19"/>
-        </w:rPr>
-        <w:t>kubectl logs</w:t>
-      </w:r>
-      <w:r>
-        <w:t xml:space="preserve"> and log shippers such as Fluent Bit, Loki or CloudWatch can consume. An HTTP middleware does three things for each request:</w:t>
+        <w:t>Raw UCI data becomes a tested, tracked, containerised and monitored model on Kubernetes, and each push re-validates the whole chain automatically. The interpretable champion reaches 0.957 test ROC-AUC with 93 % recall.</w:t>
+      </w:r>
+    </w:p>
+    <w:p>
+      <w:r>
+        <w:t>Next steps:</w:t>
       </w:r>
     </w:p>
     <w:p>
@@ -7332,17 +4724,7 @@
         <w:pStyle w:val="ListBullet"/>
       </w:pPr>
       <w:r>
-        <w:t xml:space="preserve">It assigns or propagates an </w:t>
-      </w:r>
-      <w:r>
-        <w:rPr>
-          <w:rFonts w:ascii="Consolas" w:hAnsi="Consolas"/>
-          <w:sz w:val="19"/>
-        </w:rPr>
-        <w:t>X-Request-ID</w:t>
-      </w:r>
-      <w:r>
-        <w:t xml:space="preserve"> (validated against a regex to prevent log injection).</w:t>
+        <w:t>external validation on the Hungarian, Swiss and VA subsets;</w:t>
       </w:r>
     </w:p>
     <w:p>
@@ -7350,7 +4732,7 @@
         <w:pStyle w:val="ListBullet"/>
       </w:pPr>
       <w:r>
-        <w:t>It times the request.</w:t>
+        <w:t>probability calibration, and a decision threshold agreed with clinicians;</w:t>
       </w:r>
     </w:p>
     <w:p>
@@ -7358,599 +4740,7 @@
         <w:pStyle w:val="ListBullet"/>
       </w:pPr>
       <w:r>
-        <w:t>It logs the method, path, status and latency.</w:t>
-      </w:r>
-    </w:p>
-    <w:p>
-      <w:r>
-        <w:t xml:space="preserve">Predictions log only the output label, probability and risk band. </w:t>
-      </w:r>
-      <w:r>
-        <w:rPr>
-          <w:b/>
-        </w:rPr>
-        <w:t>Patient features are not logged</w:t>
-      </w:r>
-      <w:r>
-        <w:t>, which keeps personal health information out of logs.</w:t>
-      </w:r>
-    </w:p>
-    <w:p>
-      <w:r>
-        <w:rPr>
-          <w:b/>
-        </w:rPr>
-        <w:t>Metrics.</w:t>
-      </w:r>
-      <w:r>
-        <w:t xml:space="preserve"> </w:t>
-      </w:r>
-      <w:r>
-        <w:rPr>
-          <w:rFonts w:ascii="Consolas" w:hAnsi="Consolas"/>
-          <w:sz w:val="19"/>
-        </w:rPr>
-        <w:t>prometheus_client</w:t>
-      </w:r>
-      <w:r>
-        <w:t xml:space="preserve"> exposes the following:</w:t>
-      </w:r>
-    </w:p>
-    <w:tbl>
-      <w:tblPr>
-        <w:tblStyle w:val="LightGrid-Accent1"/>
-        <w:tblW w:type="auto" w:w="0"/>
-        <w:tblLook w:firstColumn="1" w:firstRow="1" w:lastColumn="0" w:lastRow="0" w:noHBand="0" w:noVBand="1" w:val="04A0"/>
-      </w:tblPr>
-      <w:tblGrid>
-        <w:gridCol w:w="2880"/>
-        <w:gridCol w:w="2880"/>
-        <w:gridCol w:w="2880"/>
-      </w:tblGrid>
-      <w:tr>
-        <w:tc>
-          <w:tcPr>
-            <w:tcW w:type="dxa" w:w="2880"/>
-          </w:tcPr>
-          <w:p>
-            <w:r>
-              <w:rPr>
-                <w:b/>
-                <w:sz w:val="18"/>
-              </w:rPr>
-            </w:r>
-            <w:r>
-              <w:rPr>
-                <w:b/>
-                <w:sz w:val="18"/>
-              </w:rPr>
-              <w:t>Metric</w:t>
-            </w:r>
-          </w:p>
-        </w:tc>
-        <w:tc>
-          <w:tcPr>
-            <w:tcW w:type="dxa" w:w="2880"/>
-          </w:tcPr>
-          <w:p>
-            <w:r>
-              <w:rPr>
-                <w:b/>
-                <w:sz w:val="18"/>
-              </w:rPr>
-            </w:r>
-            <w:r>
-              <w:rPr>
-                <w:b/>
-                <w:sz w:val="18"/>
-              </w:rPr>
-              <w:t>Type</w:t>
-            </w:r>
-          </w:p>
-        </w:tc>
-        <w:tc>
-          <w:tcPr>
-            <w:tcW w:type="dxa" w:w="2880"/>
-          </w:tcPr>
-          <w:p>
-            <w:r>
-              <w:rPr>
-                <w:b/>
-                <w:sz w:val="18"/>
-              </w:rPr>
-            </w:r>
-            <w:r>
-              <w:rPr>
-                <w:b/>
-                <w:sz w:val="18"/>
-              </w:rPr>
-              <w:t>Purpose</w:t>
-            </w:r>
-          </w:p>
-        </w:tc>
-      </w:tr>
-      <w:tr>
-        <w:tc>
-          <w:tcPr>
-            <w:tcW w:type="dxa" w:w="2880"/>
-          </w:tcPr>
-          <w:p>
-            <w:r>
-              <w:rPr>
-                <w:b w:val="0"/>
-                <w:sz w:val="18"/>
-              </w:rPr>
-            </w:r>
-            <w:r>
-              <w:rPr>
-                <w:rFonts w:ascii="Consolas" w:hAnsi="Consolas"/>
-                <w:b w:val="0"/>
-                <w:sz w:val="18"/>
-              </w:rPr>
-              <w:t>api_requests_total{method,endpoint,status_code}</w:t>
-            </w:r>
-          </w:p>
-        </w:tc>
-        <w:tc>
-          <w:tcPr>
-            <w:tcW w:type="dxa" w:w="2880"/>
-          </w:tcPr>
-          <w:p>
-            <w:r>
-              <w:rPr>
-                <w:b w:val="0"/>
-                <w:sz w:val="18"/>
-              </w:rPr>
-            </w:r>
-            <w:r>
-              <w:rPr>
-                <w:b w:val="0"/>
-                <w:sz w:val="18"/>
-              </w:rPr>
-              <w:t>Counter</w:t>
-            </w:r>
-          </w:p>
-        </w:tc>
-        <w:tc>
-          <w:tcPr>
-            <w:tcW w:type="dxa" w:w="2880"/>
-          </w:tcPr>
-          <w:p>
-            <w:r>
-              <w:rPr>
-                <w:b w:val="0"/>
-                <w:sz w:val="18"/>
-              </w:rPr>
-            </w:r>
-            <w:r>
-              <w:rPr>
-                <w:b w:val="0"/>
-                <w:sz w:val="18"/>
-              </w:rPr>
-              <w:t>traffic and error rates</w:t>
-            </w:r>
-          </w:p>
-        </w:tc>
-      </w:tr>
-      <w:tr>
-        <w:tc>
-          <w:tcPr>
-            <w:tcW w:type="dxa" w:w="2880"/>
-          </w:tcPr>
-          <w:p>
-            <w:r>
-              <w:rPr>
-                <w:b w:val="0"/>
-                <w:sz w:val="18"/>
-              </w:rPr>
-            </w:r>
-            <w:r>
-              <w:rPr>
-                <w:rFonts w:ascii="Consolas" w:hAnsi="Consolas"/>
-                <w:b w:val="0"/>
-                <w:sz w:val="18"/>
-              </w:rPr>
-              <w:t>api_request_duration_seconds</w:t>
-            </w:r>
-          </w:p>
-        </w:tc>
-        <w:tc>
-          <w:tcPr>
-            <w:tcW w:type="dxa" w:w="2880"/>
-          </w:tcPr>
-          <w:p>
-            <w:r>
-              <w:rPr>
-                <w:b w:val="0"/>
-                <w:sz w:val="18"/>
-              </w:rPr>
-            </w:r>
-            <w:r>
-              <w:rPr>
-                <w:b w:val="0"/>
-                <w:sz w:val="18"/>
-              </w:rPr>
-              <w:t>Histogram</w:t>
-            </w:r>
-          </w:p>
-        </w:tc>
-        <w:tc>
-          <w:tcPr>
-            <w:tcW w:type="dxa" w:w="2880"/>
-          </w:tcPr>
-          <w:p>
-            <w:r>
-              <w:rPr>
-                <w:b w:val="0"/>
-                <w:sz w:val="18"/>
-              </w:rPr>
-            </w:r>
-            <w:r>
-              <w:rPr>
-                <w:b w:val="0"/>
-                <w:sz w:val="18"/>
-              </w:rPr>
-              <w:t>p50/p95/p99 latency</w:t>
-            </w:r>
-          </w:p>
-        </w:tc>
-      </w:tr>
-      <w:tr>
-        <w:tc>
-          <w:tcPr>
-            <w:tcW w:type="dxa" w:w="2880"/>
-          </w:tcPr>
-          <w:p>
-            <w:r>
-              <w:rPr>
-                <w:b w:val="0"/>
-                <w:sz w:val="18"/>
-              </w:rPr>
-            </w:r>
-            <w:r>
-              <w:rPr>
-                <w:rFonts w:ascii="Consolas" w:hAnsi="Consolas"/>
-                <w:b w:val="0"/>
-                <w:sz w:val="18"/>
-              </w:rPr>
-              <w:t>api_requests_in_progress</w:t>
-            </w:r>
-          </w:p>
-        </w:tc>
-        <w:tc>
-          <w:tcPr>
-            <w:tcW w:type="dxa" w:w="2880"/>
-          </w:tcPr>
-          <w:p>
-            <w:r>
-              <w:rPr>
-                <w:b w:val="0"/>
-                <w:sz w:val="18"/>
-              </w:rPr>
-            </w:r>
-            <w:r>
-              <w:rPr>
-                <w:b w:val="0"/>
-                <w:sz w:val="18"/>
-              </w:rPr>
-              <w:t>Gauge</w:t>
-            </w:r>
-          </w:p>
-        </w:tc>
-        <w:tc>
-          <w:tcPr>
-            <w:tcW w:type="dxa" w:w="2880"/>
-          </w:tcPr>
-          <w:p>
-            <w:r>
-              <w:rPr>
-                <w:b w:val="0"/>
-                <w:sz w:val="18"/>
-              </w:rPr>
-            </w:r>
-            <w:r>
-              <w:rPr>
-                <w:b w:val="0"/>
-                <w:sz w:val="18"/>
-              </w:rPr>
-              <w:t>concurrency</w:t>
-            </w:r>
-          </w:p>
-        </w:tc>
-      </w:tr>
-      <w:tr>
-        <w:tc>
-          <w:tcPr>
-            <w:tcW w:type="dxa" w:w="2880"/>
-          </w:tcPr>
-          <w:p>
-            <w:r>
-              <w:rPr>
-                <w:b w:val="0"/>
-                <w:sz w:val="18"/>
-              </w:rPr>
-            </w:r>
-            <w:r>
-              <w:rPr>
-                <w:rFonts w:ascii="Consolas" w:hAnsi="Consolas"/>
-                <w:b w:val="0"/>
-                <w:sz w:val="18"/>
-              </w:rPr>
-              <w:t>model_predictions_total{label}</w:t>
-            </w:r>
-          </w:p>
-        </w:tc>
-        <w:tc>
-          <w:tcPr>
-            <w:tcW w:type="dxa" w:w="2880"/>
-          </w:tcPr>
-          <w:p>
-            <w:r>
-              <w:rPr>
-                <w:b w:val="0"/>
-                <w:sz w:val="18"/>
-              </w:rPr>
-            </w:r>
-            <w:r>
-              <w:rPr>
-                <w:b w:val="0"/>
-                <w:sz w:val="18"/>
-              </w:rPr>
-              <w:t>Counter</w:t>
-            </w:r>
-          </w:p>
-        </w:tc>
-        <w:tc>
-          <w:tcPr>
-            <w:tcW w:type="dxa" w:w="2880"/>
-          </w:tcPr>
-          <w:p>
-            <w:r>
-              <w:rPr>
-                <w:b w:val="0"/>
-                <w:sz w:val="18"/>
-              </w:rPr>
-            </w:r>
-            <w:r>
-              <w:rPr>
-                <w:b w:val="0"/>
-                <w:sz w:val="18"/>
-              </w:rPr>
-              <w:t>predicted class mix</w:t>
-            </w:r>
-          </w:p>
-        </w:tc>
-      </w:tr>
-      <w:tr>
-        <w:tc>
-          <w:tcPr>
-            <w:tcW w:type="dxa" w:w="2880"/>
-          </w:tcPr>
-          <w:p>
-            <w:r>
-              <w:rPr>
-                <w:b w:val="0"/>
-                <w:sz w:val="18"/>
-              </w:rPr>
-            </w:r>
-            <w:r>
-              <w:rPr>
-                <w:rFonts w:ascii="Consolas" w:hAnsi="Consolas"/>
-                <w:b w:val="0"/>
-                <w:sz w:val="18"/>
-              </w:rPr>
-              <w:t>model_prediction_probability</w:t>
-            </w:r>
-          </w:p>
-        </w:tc>
-        <w:tc>
-          <w:tcPr>
-            <w:tcW w:type="dxa" w:w="2880"/>
-          </w:tcPr>
-          <w:p>
-            <w:r>
-              <w:rPr>
-                <w:b w:val="0"/>
-                <w:sz w:val="18"/>
-              </w:rPr>
-            </w:r>
-            <w:r>
-              <w:rPr>
-                <w:b w:val="0"/>
-                <w:sz w:val="18"/>
-              </w:rPr>
-              <w:t>Histogram</w:t>
-            </w:r>
-          </w:p>
-        </w:tc>
-        <w:tc>
-          <w:tcPr>
-            <w:tcW w:type="dxa" w:w="2880"/>
-          </w:tcPr>
-          <w:p>
-            <w:r>
-              <w:rPr>
-                <w:b w:val="0"/>
-                <w:sz w:val="18"/>
-              </w:rPr>
-            </w:r>
-            <w:r>
-              <w:rPr>
-                <w:b w:val="0"/>
-                <w:sz w:val="18"/>
-              </w:rPr>
-              <w:t>output distribution (drift signal)</w:t>
-            </w:r>
-          </w:p>
-        </w:tc>
-      </w:tr>
-      <w:tr>
-        <w:tc>
-          <w:tcPr>
-            <w:tcW w:type="dxa" w:w="2880"/>
-          </w:tcPr>
-          <w:p>
-            <w:r>
-              <w:rPr>
-                <w:b w:val="0"/>
-                <w:sz w:val="18"/>
-              </w:rPr>
-            </w:r>
-            <w:r>
-              <w:rPr>
-                <w:rFonts w:ascii="Consolas" w:hAnsi="Consolas"/>
-                <w:b w:val="0"/>
-                <w:sz w:val="18"/>
-              </w:rPr>
-              <w:t>model_prediction_errors_total</w:t>
-            </w:r>
-          </w:p>
-        </w:tc>
-        <w:tc>
-          <w:tcPr>
-            <w:tcW w:type="dxa" w:w="2880"/>
-          </w:tcPr>
-          <w:p>
-            <w:r>
-              <w:rPr>
-                <w:b w:val="0"/>
-                <w:sz w:val="18"/>
-              </w:rPr>
-            </w:r>
-            <w:r>
-              <w:rPr>
-                <w:b w:val="0"/>
-                <w:sz w:val="18"/>
-              </w:rPr>
-              <w:t>Counter</w:t>
-            </w:r>
-          </w:p>
-        </w:tc>
-        <w:tc>
-          <w:tcPr>
-            <w:tcW w:type="dxa" w:w="2880"/>
-          </w:tcPr>
-          <w:p>
-            <w:r>
-              <w:rPr>
-                <w:b w:val="0"/>
-                <w:sz w:val="18"/>
-              </w:rPr>
-            </w:r>
-            <w:r>
-              <w:rPr>
-                <w:b w:val="0"/>
-                <w:sz w:val="18"/>
-              </w:rPr>
-              <w:t>inference failures</w:t>
-            </w:r>
-          </w:p>
-        </w:tc>
-      </w:tr>
-      <w:tr>
-        <w:tc>
-          <w:tcPr>
-            <w:tcW w:type="dxa" w:w="2880"/>
-          </w:tcPr>
-          <w:p>
-            <w:r>
-              <w:rPr>
-                <w:b w:val="0"/>
-                <w:sz w:val="18"/>
-              </w:rPr>
-            </w:r>
-            <w:r>
-              <w:rPr>
-                <w:rFonts w:ascii="Consolas" w:hAnsi="Consolas"/>
-                <w:b w:val="0"/>
-                <w:sz w:val="18"/>
-              </w:rPr>
-              <w:t>model_loaded</w:t>
-            </w:r>
-            <w:r>
-              <w:rPr>
-                <w:b w:val="0"/>
-                <w:sz w:val="18"/>
-              </w:rPr>
-              <w:t xml:space="preserve">, </w:t>
-            </w:r>
-            <w:r>
-              <w:rPr>
-                <w:rFonts w:ascii="Consolas" w:hAnsi="Consolas"/>
-                <w:b w:val="0"/>
-                <w:sz w:val="18"/>
-              </w:rPr>
-              <w:t>model_info</w:t>
-            </w:r>
-          </w:p>
-        </w:tc>
-        <w:tc>
-          <w:tcPr>
-            <w:tcW w:type="dxa" w:w="2880"/>
-          </w:tcPr>
-          <w:p>
-            <w:r>
-              <w:rPr>
-                <w:b w:val="0"/>
-                <w:sz w:val="18"/>
-              </w:rPr>
-            </w:r>
-            <w:r>
-              <w:rPr>
-                <w:b w:val="0"/>
-                <w:sz w:val="18"/>
-              </w:rPr>
-              <w:t>Gauge, Info</w:t>
-            </w:r>
-          </w:p>
-        </w:tc>
-        <w:tc>
-          <w:tcPr>
-            <w:tcW w:type="dxa" w:w="2880"/>
-          </w:tcPr>
-          <w:p>
-            <w:r>
-              <w:rPr>
-                <w:b w:val="0"/>
-                <w:sz w:val="18"/>
-              </w:rPr>
-            </w:r>
-            <w:r>
-              <w:rPr>
-                <w:b w:val="0"/>
-                <w:sz w:val="18"/>
-              </w:rPr>
-              <w:t>model availability and version</w:t>
-            </w:r>
-          </w:p>
-        </w:tc>
-      </w:tr>
-    </w:tbl>
-    <w:p/>
-    <w:p>
-      <w:r>
-        <w:t>The endpoint label uses the route template rather than the raw path, which prevents cardinality explosion.</w:t>
-      </w:r>
-    </w:p>
-    <w:p>
-      <w:r>
-        <w:rPr>
-          <w:b/>
-        </w:rPr>
-        <w:t>Dashboard.</w:t>
-      </w:r>
-      <w:r>
-        <w:t xml:space="preserve"> </w:t>
-      </w:r>
-      <w:r>
-        <w:rPr>
-          <w:rFonts w:ascii="Consolas" w:hAnsi="Consolas"/>
-          <w:sz w:val="19"/>
-        </w:rPr>
-        <w:t>docker compose up</w:t>
-      </w:r>
-      <w:r>
-        <w:t xml:space="preserve"> starts the API, Prometheus (scrape interval 5 s) and Grafana. Grafana is provisioned automatically with the data source and the *Heart Disease API* dashboard. The dashboard has 10 panels:</w:t>
+        <w:t>input-drift alerts in Prometheus Alertmanager;</w:t>
       </w:r>
     </w:p>
     <w:p>
@@ -7958,7 +4748,7 @@
         <w:pStyle w:val="ListBullet"/>
       </w:pPr>
       <w:r>
-        <w:t>model up</w:t>
+        <w:t>GitOps deployment to a cloud cluster;</w:t>
       </w:r>
     </w:p>
     <w:p>
@@ -7966,318 +4756,7 @@
         <w:pStyle w:val="ListBullet"/>
       </w:pPr>
       <w:r>
-        <w:t>total predictions</w:t>
-      </w:r>
-    </w:p>
-    <w:p>
-      <w:pPr>
-        <w:pStyle w:val="ListBullet"/>
-      </w:pPr>
-      <w:r>
-        <w:t>requests per second</w:t>
-      </w:r>
-    </w:p>
-    <w:p>
-      <w:pPr>
-        <w:pStyle w:val="ListBullet"/>
-      </w:pPr>
-      <w:r>
-        <w:t>4xx and 5xx percentages</w:t>
-      </w:r>
-    </w:p>
-    <w:p>
-      <w:pPr>
-        <w:pStyle w:val="ListBullet"/>
-      </w:pPr>
-      <w:r>
-        <w:t>requests by endpoint</w:t>
-      </w:r>
-    </w:p>
-    <w:p>
-      <w:pPr>
-        <w:pStyle w:val="ListBullet"/>
-      </w:pPr>
-      <w:r>
-        <w:t>latency percentiles</w:t>
-      </w:r>
-    </w:p>
-    <w:p>
-      <w:pPr>
-        <w:pStyle w:val="ListBullet"/>
-      </w:pPr>
-      <w:r>
-        <w:t>predictions by class</w:t>
-      </w:r>
-    </w:p>
-    <w:p>
-      <w:pPr>
-        <w:pStyle w:val="ListBullet"/>
-      </w:pPr>
-      <w:r>
-        <w:t>mean predicted probability</w:t>
-      </w:r>
-    </w:p>
-    <w:p>
-      <w:pPr>
-        <w:pStyle w:val="ListBullet"/>
-      </w:pPr>
-      <w:r>
-        <w:t>the probability distribution</w:t>
-      </w:r>
-    </w:p>
-    <w:p>
-      <w:r>
-        <w:t xml:space="preserve">An </w:t>
-      </w:r>
-      <w:r>
-        <w:rPr>
-          <w:rFonts w:ascii="Consolas" w:hAnsi="Consolas"/>
-          <w:sz w:val="19"/>
-        </w:rPr>
-        <w:t>env</w:t>
-      </w:r>
-      <w:r>
-        <w:t xml:space="preserve"> variable switches between the docker-compose and Kubernetes targets. </w:t>
-      </w:r>
-      <w:r>
-        <w:rPr>
-          <w:rFonts w:ascii="Consolas" w:hAnsi="Consolas"/>
-          <w:sz w:val="19"/>
-        </w:rPr>
-        <w:t>scripts/generate_traffic.py</w:t>
-      </w:r>
-      <w:r>
-        <w:t xml:space="preserve"> replays real patients from the dataset and injects a configurable share of invalid requests, so that the error panels show data.</w:t>
-      </w:r>
-    </w:p>
-    <w:p>
-      <w:pPr>
-        <w:jc w:val="center"/>
-      </w:pPr>
-      <w:r>
-        <w:drawing>
-          <wp:inline xmlns:a="http://schemas.openxmlformats.org/drawingml/2006/main" xmlns:pic="http://schemas.openxmlformats.org/drawingml/2006/picture">
-            <wp:extent cx="5760720" cy="3024378"/>
-            <wp:docPr id="20" name="Picture 20"/>
-            <wp:cNvGraphicFramePr>
-              <a:graphicFrameLocks noChangeAspect="1"/>
-            </wp:cNvGraphicFramePr>
-            <a:graphic>
-              <a:graphicData uri="http://schemas.openxmlformats.org/drawingml/2006/picture">
-                <pic:pic>
-                  <pic:nvPicPr>
-                    <pic:cNvPr id="0" name="15_prometheus_targets.png"/>
-                    <pic:cNvPicPr/>
-                  </pic:nvPicPr>
-                  <pic:blipFill>
-                    <a:blip r:embed="rId28"/>
-                    <a:stretch>
-                      <a:fillRect/>
-                    </a:stretch>
-                  </pic:blipFill>
-                  <pic:spPr>
-                    <a:xfrm>
-                      <a:off x="0" y="0"/>
-                      <a:ext cx="5760720" cy="3024378"/>
-                    </a:xfrm>
-                    <a:prstGeom prst="rect"/>
-                  </pic:spPr>
-                </pic:pic>
-              </a:graphicData>
-            </a:graphic>
-          </wp:inline>
-        </w:drawing>
-      </w:r>
-    </w:p>
-    <w:p>
-      <w:pPr>
-        <w:jc w:val="center"/>
-      </w:pPr>
-      <w:r>
-        <w:rPr>
-          <w:i/>
-          <w:sz w:val="18"/>
-        </w:rPr>
-        <w:t>Figure 20 – Prometheus targets</w:t>
-      </w:r>
-    </w:p>
-    <w:p>
-      <w:pPr>
-        <w:jc w:val="center"/>
-      </w:pPr>
-      <w:r>
-        <w:drawing>
-          <wp:inline xmlns:a="http://schemas.openxmlformats.org/drawingml/2006/main" xmlns:pic="http://schemas.openxmlformats.org/drawingml/2006/picture">
-            <wp:extent cx="5760720" cy="5018582"/>
-            <wp:docPr id="21" name="Picture 21"/>
-            <wp:cNvGraphicFramePr>
-              <a:graphicFrameLocks noChangeAspect="1"/>
-            </wp:cNvGraphicFramePr>
-            <a:graphic>
-              <a:graphicData uri="http://schemas.openxmlformats.org/drawingml/2006/picture">
-                <pic:pic>
-                  <pic:nvPicPr>
-                    <pic:cNvPr id="0" name="16_grafana_dashboard.png"/>
-                    <pic:cNvPicPr/>
-                  </pic:nvPicPr>
-                  <pic:blipFill>
-                    <a:blip r:embed="rId29"/>
-                    <a:stretch>
-                      <a:fillRect/>
-                    </a:stretch>
-                  </pic:blipFill>
-                  <pic:spPr>
-                    <a:xfrm>
-                      <a:off x="0" y="0"/>
-                      <a:ext cx="5760720" cy="5018582"/>
-                    </a:xfrm>
-                    <a:prstGeom prst="rect"/>
-                  </pic:spPr>
-                </pic:pic>
-              </a:graphicData>
-            </a:graphic>
-          </wp:inline>
-        </w:drawing>
-      </w:r>
-    </w:p>
-    <w:p>
-      <w:pPr>
-        <w:jc w:val="center"/>
-      </w:pPr>
-      <w:r>
-        <w:rPr>
-          <w:i/>
-          <w:sz w:val="18"/>
-        </w:rPr>
-        <w:t>Figure 21 – Grafana dashboard under generated load</w:t>
-      </w:r>
-    </w:p>
-    <w:p>
-      <w:pPr>
-        <w:jc w:val="center"/>
-      </w:pPr>
-      <w:r>
-        <w:drawing>
-          <wp:inline xmlns:a="http://schemas.openxmlformats.org/drawingml/2006/main" xmlns:pic="http://schemas.openxmlformats.org/drawingml/2006/picture">
-            <wp:extent cx="5760720" cy="3874686"/>
-            <wp:docPr id="22" name="Picture 22"/>
-            <wp:cNvGraphicFramePr>
-              <a:graphicFrameLocks noChangeAspect="1"/>
-            </wp:cNvGraphicFramePr>
-            <a:graphic>
-              <a:graphicData uri="http://schemas.openxmlformats.org/drawingml/2006/picture">
-                <pic:pic>
-                  <pic:nvPicPr>
-                    <pic:cNvPr id="0" name="17_json_logs.png"/>
-                    <pic:cNvPicPr/>
-                  </pic:nvPicPr>
-                  <pic:blipFill>
-                    <a:blip r:embed="rId30"/>
-                    <a:stretch>
-                      <a:fillRect/>
-                    </a:stretch>
-                  </pic:blipFill>
-                  <pic:spPr>
-                    <a:xfrm>
-                      <a:off x="0" y="0"/>
-                      <a:ext cx="5760720" cy="3874686"/>
-                    </a:xfrm>
-                    <a:prstGeom prst="rect"/>
-                  </pic:spPr>
-                </pic:pic>
-              </a:graphicData>
-            </a:graphic>
-          </wp:inline>
-        </w:drawing>
-      </w:r>
-    </w:p>
-    <w:p>
-      <w:pPr>
-        <w:jc w:val="center"/>
-      </w:pPr>
-      <w:r>
-        <w:rPr>
-          <w:i/>
-          <w:sz w:val="18"/>
-        </w:rPr>
-        <w:t>Figure 22 – Structured JSON logs</w:t>
-      </w:r>
-    </w:p>
-    <w:p>
-      <w:pPr>
-        <w:pStyle w:val="Heading2"/>
-      </w:pPr>
-      <w:r>
-        <w:t>11. Conclusions and future work</w:t>
-      </w:r>
-    </w:p>
-    <w:p>
-      <w:r>
-        <w:t>The project delivers a reproducible, tested and monitored ML service. Raw UCI data becomes a registered, containerised model running on Kubernetes, and every step is automated in CI. The regularised logistic regression achieves a CV ROC-AUC of 0.90 and a test ROC-AUC of 0.96, with 93 % recall at the default threshold, while remaining fully interpretable.</w:t>
-      </w:r>
-    </w:p>
-    <w:p>
-      <w:r>
-        <w:rPr>
-          <w:b/>
-        </w:rPr>
-        <w:t>Limitations and future work:</w:t>
-      </w:r>
-    </w:p>
-    <w:p>
-      <w:pPr>
-        <w:pStyle w:val="ListBullet"/>
-      </w:pPr>
-      <w:r>
-        <w:rPr>
-          <w:b/>
-        </w:rPr>
-        <w:t>Data:</w:t>
-      </w:r>
-      <w:r>
-        <w:t xml:space="preserve"> 303 patients from one hospital is a small and dated cohort. External validation on the Hungarian, Swiss and VA subsets would test whether the model generalises.</w:t>
-      </w:r>
-    </w:p>
-    <w:p>
-      <w:pPr>
-        <w:pStyle w:val="ListBullet"/>
-      </w:pPr>
-      <w:r>
-        <w:rPr>
-          <w:b/>
-        </w:rPr>
-        <w:t>Calibration:</w:t>
-      </w:r>
-      <w:r>
-        <w:t xml:space="preserve"> the threshold and the probability calibration (Platt or isotonic) should be tuned with clinicians, using an explicit cost for false negatives.</w:t>
-      </w:r>
-    </w:p>
-    <w:p>
-      <w:pPr>
-        <w:pStyle w:val="ListBullet"/>
-      </w:pPr>
-      <w:r>
-        <w:rPr>
-          <w:b/>
-        </w:rPr>
-        <w:t>Drift:</w:t>
-      </w:r>
-      <w:r>
-        <w:t xml:space="preserve"> add drift detection on the inputs (e.g. Evidently, or a PSI computed in a sidecar) and alerting rules in Prometheus Alertmanager.</w:t>
-      </w:r>
-    </w:p>
-    <w:p>
-      <w:pPr>
-        <w:pStyle w:val="ListBullet"/>
-      </w:pPr>
-      <w:r>
-        <w:rPr>
-          <w:b/>
-        </w:rPr>
-        <w:t>Automation:</w:t>
-      </w:r>
-      <w:r>
-        <w:t xml:space="preserve"> add continuous deployment to a cloud cluster (GitOps with Argo CD) with canary rollouts, and scheduled retraining that promotes a model only if it beats the current </w:t>
+        <w:t xml:space="preserve">scheduled retraining that promotes a new model only if it beats </w:t>
       </w:r>
       <w:r>
         <w:rPr>
@@ -8290,159 +4769,9 @@
         <w:t>.</w:t>
       </w:r>
     </w:p>
-    <w:p>
-      <w:pPr>
-        <w:pStyle w:val="ListBullet"/>
-      </w:pPr>
-      <w:r>
-        <w:rPr>
-          <w:b/>
-        </w:rPr>
-        <w:t>Security:</w:t>
-      </w:r>
-      <w:r>
-        <w:t xml:space="preserve"> sign images and generate an SBOM (cosign/syft), and add an API key or OAuth to </w:t>
-      </w:r>
-      <w:r>
-        <w:rPr>
-          <w:rFonts w:ascii="Consolas" w:hAnsi="Consolas"/>
-          <w:sz w:val="19"/>
-        </w:rPr>
-        <w:t>/predict</w:t>
-      </w:r>
-      <w:r>
-        <w:t>.</w:t>
-      </w:r>
-    </w:p>
-    <w:p>
-      <w:pPr>
-        <w:pStyle w:val="Heading2"/>
-      </w:pPr>
-      <w:r>
-        <w:t>Appendix A – How to reproduce</w:t>
-      </w:r>
-    </w:p>
-    <w:p>
-      <w:r>
-        <w:rPr>
-          <w:rFonts w:ascii="Consolas" w:hAnsi="Consolas"/>
-          <w:sz w:val="17"/>
-        </w:rPr>
-        <w:t>git clone https://github.com/kknandi/heart-disease-mlops &amp;&amp; cd heart-disease-mlops</w:t>
-        <w:br/>
-        <w:t>python -m venv .venv &amp;&amp; .venv\Scripts\activate          # Linux: source .venv/bin/activate</w:t>
-        <w:br/>
-        <w:t>pip install -r requirements.txt</w:t>
-        <w:br/>
-        <w:t>python scripts/download_data.py &amp;&amp; python -m heart_disease.data &amp;&amp; python -m heart_disease.train</w:t>
-        <w:br/>
-        <w:t>pytest</w:t>
-        <w:br/>
-        <w:t>docker build -t heart-disease-api:1.0.0 . &amp;&amp; kubectl apply -k k8s/</w:t>
-        <w:br/>
-        <w:t>curl -X POST http://localhost:8080/predict -H "Content-Type: application/json" -d @sample_request.json</w:t>
-      </w:r>
-    </w:p>
-    <w:p>
-      <w:pPr>
-        <w:pStyle w:val="Heading2"/>
-      </w:pPr>
-      <w:r>
-        <w:t>Appendix B – API access</w:t>
-      </w:r>
-    </w:p>
-    <w:p>
-      <w:pPr>
-        <w:pStyle w:val="ListBullet"/>
-      </w:pPr>
-      <w:r>
-        <w:rPr>
-          <w:b/>
-        </w:rPr>
-        <w:t>Local / Docker:</w:t>
-      </w:r>
-      <w:r>
-        <w:t xml:space="preserve"> </w:t>
-      </w:r>
-      <w:r>
-        <w:rPr>
-          <w:rFonts w:ascii="Consolas" w:hAnsi="Consolas"/>
-          <w:sz w:val="19"/>
-        </w:rPr>
-        <w:t>http://localhost:8000</w:t>
-      </w:r>
-      <w:r>
-        <w:t xml:space="preserve"> (Swagger UI at </w:t>
-      </w:r>
-      <w:r>
-        <w:rPr>
-          <w:rFonts w:ascii="Consolas" w:hAnsi="Consolas"/>
-          <w:sz w:val="19"/>
-        </w:rPr>
-        <w:t>/docs</w:t>
-      </w:r>
-      <w:r>
-        <w:t>)</w:t>
-      </w:r>
-    </w:p>
-    <w:p>
-      <w:pPr>
-        <w:pStyle w:val="ListBullet"/>
-      </w:pPr>
-      <w:r>
-        <w:rPr>
-          <w:b/>
-        </w:rPr>
-        <w:t>Kubernetes:</w:t>
-      </w:r>
-      <w:r>
-        <w:t xml:space="preserve"> </w:t>
-      </w:r>
-      <w:r>
-        <w:rPr>
-          <w:rFonts w:ascii="Consolas" w:hAnsi="Consolas"/>
-          <w:sz w:val="19"/>
-        </w:rPr>
-        <w:t>http://localhost:8080</w:t>
-      </w:r>
-      <w:r>
-        <w:t xml:space="preserve"> (LoadBalancer) or </w:t>
-      </w:r>
-      <w:r>
-        <w:rPr>
-          <w:rFonts w:ascii="Consolas" w:hAnsi="Consolas"/>
-          <w:sz w:val="19"/>
-        </w:rPr>
-        <w:t>http://heart-disease.localtest.me</w:t>
-      </w:r>
-      <w:r>
-        <w:t xml:space="preserve"> (Ingress)</w:t>
-      </w:r>
-    </w:p>
-    <w:p>
-      <w:pPr>
-        <w:pStyle w:val="ListBullet"/>
-      </w:pPr>
-      <w:r>
-        <w:rPr>
-          <w:b/>
-        </w:rPr>
-        <w:t>Image:</w:t>
-      </w:r>
-      <w:r>
-        <w:t xml:space="preserve"> </w:t>
-      </w:r>
-      <w:r>
-        <w:rPr>
-          <w:rFonts w:ascii="Consolas" w:hAnsi="Consolas"/>
-          <w:sz w:val="19"/>
-        </w:rPr>
-        <w:t>ghcr.io/kknandi/heart-disease-api:latest</w:t>
-      </w:r>
-    </w:p>
     <w:sectPr>
       <w:pgSz w:w="12240" w:h="15840"/>
-      <w:pgMar w:top="1440" w:right="1800" w:bottom="1440" w:left="1800" w:header="720" w:footer="720" w:gutter="0"/>
+      <w:pgMar w:top="1080" w:right="1080" w:bottom="1080" w:left="1080" w:header="720" w:footer="720" w:gutter="0"/>
       <w:cols w:space="720"/>
       <w:docGrid w:linePitch="360"/>
     </w:sectPr>
@@ -8813,9 +5142,12 @@
     <w:name w:val="Normal"/>
     <w:qFormat/>
     <w:rsid w:val="00FC693F"/>
+    <w:pPr>
+      <w:spacing w:after="80"/>
+    </w:pPr>
     <w:rPr>
       <w:rFonts w:ascii="Calibri" w:hAnsi="Calibri"/>
-      <w:sz w:val="22"/>
+      <w:sz w:val="21"/>
     </w:rPr>
   </w:style>
   <w:style w:type="paragraph" w:styleId="Header">

--- a/reports/MLOps_Assignment1_Report.docx
+++ b/reports/MLOps_Assignment1_Report.docx
@@ -58,18 +58,7 @@
         <w:t>Supporting document:</w:t>
       </w:r>
       <w:r>
-        <w:t xml:space="preserve"> </w:t>
-      </w:r>
-      <w:r>
-        <w:rPr>
-          <w:rFonts w:ascii="Consolas" w:hAnsi="Consolas"/>
-          <w:sz w:val="19"/>
-        </w:rPr>
-        <w:t>reports/MLOps_Assignment1_Supporting_Document.docx</w:t>
-      </w:r>
-      <w:r>
-        <w:t xml:space="preserve"> (full tables, test inventory and all screenshots)</w:t>
-        <w:br/>
+        <w:t xml:space="preserve"> https://github.com/kknandi/heart-disease-mlops/blob/main/reports/MLOps_Assignment1_Supporting_Document.pdf (full tables, test inventory and all screenshots) </w:t>
       </w:r>
       <w:r>
         <w:rPr>

--- a/reports/MLOps_Assignment1_Report.docx
+++ b/reports/MLOps_Assignment1_Report.docx
@@ -3838,115 +3838,158 @@
     </w:tbl>
     <w:p/>
     <w:p>
-      <w:pPr>
-        <w:jc w:val="center"/>
-      </w:pPr>
-      <w:r>
-        <w:drawing>
-          <wp:inline xmlns:a="http://schemas.openxmlformats.org/drawingml/2006/main" xmlns:pic="http://schemas.openxmlformats.org/drawingml/2006/picture">
-            <wp:extent cx="5852160" cy="3072384"/>
-            <wp:docPr id="10" name="Picture 10"/>
-            <wp:cNvGraphicFramePr>
-              <a:graphicFrameLocks noChangeAspect="1"/>
-            </wp:cNvGraphicFramePr>
-            <a:graphic>
-              <a:graphicData uri="http://schemas.openxmlformats.org/drawingml/2006/picture">
-                <pic:pic>
-                  <pic:nvPicPr>
-                    <pic:cNvPr id="0" name="07_github_actions.png"/>
-                    <pic:cNvPicPr/>
-                  </pic:nvPicPr>
-                  <pic:blipFill>
-                    <a:blip r:embed="rId18"/>
-                    <a:stretch>
-                      <a:fillRect/>
-                    </a:stretch>
-                  </pic:blipFill>
-                  <pic:spPr>
-                    <a:xfrm>
-                      <a:off x="0" y="0"/>
-                      <a:ext cx="5852160" cy="3072384"/>
-                    </a:xfrm>
-                    <a:prstGeom prst="rect"/>
-                  </pic:spPr>
-                </pic:pic>
-              </a:graphicData>
-            </a:graphic>
-          </wp:inline>
-        </w:drawing>
+      <w:r>
+        <w:rPr>
+          <w:b/>
+        </w:rPr>
+        <w:t>Failure handling.</w:t>
+      </w:r>
+      <w:r>
+        <w:t xml:space="preserve"> To verify that the pipeline fails on errors, I opened a pull request containing a deliberately failing test (Figure 11). The test job failed with exit code 1 and a clear </w:t>
+      </w:r>
+      <w:r>
+        <w:rPr>
+          <w:rFonts w:ascii="Consolas" w:hAnsi="Consolas"/>
+          <w:sz w:val="19"/>
+        </w:rPr>
+        <w:t>AssertionError</w:t>
+      </w:r>
+      <w:r>
+        <w:t xml:space="preserve"> in the log (Figure 14). The train and docker jobs were skipped, so no model or image was produced. The pull request was then closed without merging.</w:t>
       </w:r>
     </w:p>
+    <w:tbl>
+      <w:tblPr>
+        <w:tblW w:type="auto" w:w="0"/>
+        <w:tblLook w:firstColumn="1" w:firstRow="1" w:lastColumn="0" w:lastRow="0" w:noHBand="0" w:noVBand="1" w:val="04A0"/>
+      </w:tblPr>
+      <w:tblGrid>
+        <w:gridCol w:w="5040"/>
+        <w:gridCol w:w="5040"/>
+      </w:tblGrid>
+      <w:tr>
+        <w:tc>
+          <w:tcPr>
+            <w:tcW w:type="dxa" w:w="5040"/>
+          </w:tcPr>
+          <w:p>
+            <w:pPr>
+              <w:jc w:val="center"/>
+            </w:pPr>
+            <w:r>
+              <w:drawing>
+                <wp:inline xmlns:a="http://schemas.openxmlformats.org/drawingml/2006/main" xmlns:pic="http://schemas.openxmlformats.org/drawingml/2006/picture">
+                  <wp:extent cx="3063240" cy="1608201"/>
+                  <wp:docPr id="10" name="Picture 10"/>
+                  <wp:cNvGraphicFramePr>
+                    <a:graphicFrameLocks noChangeAspect="1"/>
+                  </wp:cNvGraphicFramePr>
+                  <a:graphic>
+                    <a:graphicData uri="http://schemas.openxmlformats.org/drawingml/2006/picture">
+                      <pic:pic>
+                        <pic:nvPicPr>
+                          <pic:cNvPr id="0" name="07_github_actions.png"/>
+                          <pic:cNvPicPr/>
+                        </pic:nvPicPr>
+                        <pic:blipFill>
+                          <a:blip r:embed="rId18"/>
+                          <a:stretch>
+                            <a:fillRect/>
+                          </a:stretch>
+                        </pic:blipFill>
+                        <pic:spPr>
+                          <a:xfrm>
+                            <a:off x="0" y="0"/>
+                            <a:ext cx="3063240" cy="1608201"/>
+                          </a:xfrm>
+                          <a:prstGeom prst="rect"/>
+                        </pic:spPr>
+                      </pic:pic>
+                    </a:graphicData>
+                  </a:graphic>
+                </wp:inline>
+              </w:drawing>
+            </w:r>
+          </w:p>
+          <w:p>
+            <w:pPr>
+              <w:jc w:val="center"/>
+            </w:pPr>
+            <w:r>
+              <w:rPr>
+                <w:i/>
+                <w:sz w:val="18"/>
+              </w:rPr>
+              <w:t>Figure 10 – Successful run: all four jobs pass</w:t>
+            </w:r>
+          </w:p>
+        </w:tc>
+        <w:tc>
+          <w:tcPr>
+            <w:tcW w:type="dxa" w:w="5040"/>
+          </w:tcPr>
+          <w:p>
+            <w:pPr>
+              <w:jc w:val="center"/>
+            </w:pPr>
+            <w:r>
+              <w:drawing>
+                <wp:inline xmlns:a="http://schemas.openxmlformats.org/drawingml/2006/main" xmlns:pic="http://schemas.openxmlformats.org/drawingml/2006/picture">
+                  <wp:extent cx="3063240" cy="1608201"/>
+                  <wp:docPr id="11" name="Picture 11"/>
+                  <wp:cNvGraphicFramePr>
+                    <a:graphicFrameLocks noChangeAspect="1"/>
+                  </wp:cNvGraphicFramePr>
+                  <a:graphic>
+                    <a:graphicData uri="http://schemas.openxmlformats.org/drawingml/2006/picture">
+                      <pic:pic>
+                        <pic:nvPicPr>
+                          <pic:cNvPr id="0" name="18_ci_failed_run.png"/>
+                          <pic:cNvPicPr/>
+                        </pic:nvPicPr>
+                        <pic:blipFill>
+                          <a:blip r:embed="rId19"/>
+                          <a:stretch>
+                            <a:fillRect/>
+                          </a:stretch>
+                        </pic:blipFill>
+                        <pic:spPr>
+                          <a:xfrm>
+                            <a:off x="0" y="0"/>
+                            <a:ext cx="3063240" cy="1608201"/>
+                          </a:xfrm>
+                          <a:prstGeom prst="rect"/>
+                        </pic:spPr>
+                      </pic:pic>
+                    </a:graphicData>
+                  </a:graphic>
+                </wp:inline>
+              </w:drawing>
+            </w:r>
+          </w:p>
+          <w:p>
+            <w:pPr>
+              <w:jc w:val="center"/>
+            </w:pPr>
+            <w:r>
+              <w:rPr>
+                <w:i/>
+                <w:sz w:val="18"/>
+              </w:rPr>
+              <w:t>Figure 11 – Failed run: tests fail, train and docker skipped</w:t>
+            </w:r>
+          </w:p>
+        </w:tc>
+      </w:tr>
+    </w:tbl>
     <w:p>
       <w:pPr>
         <w:jc w:val="center"/>
       </w:pPr>
       <w:r>
-        <w:rPr>
-          <w:i/>
-          <w:sz w:val="18"/>
-        </w:rPr>
-        <w:t>Figure 10 – Successful pipeline run: four jobs and test summary</w:t>
-      </w:r>
-    </w:p>
-    <w:p>
-      <w:pPr>
-        <w:jc w:val="center"/>
-      </w:pPr>
-      <w:r>
         <w:drawing>
           <wp:inline xmlns:a="http://schemas.openxmlformats.org/drawingml/2006/main" xmlns:pic="http://schemas.openxmlformats.org/drawingml/2006/picture">
             <wp:extent cx="5120640" cy="1215819"/>
-            <wp:docPr id="11" name="Picture 11"/>
-            <wp:cNvGraphicFramePr>
-              <a:graphicFrameLocks noChangeAspect="1"/>
-            </wp:cNvGraphicFramePr>
-            <a:graphic>
-              <a:graphicData uri="http://schemas.openxmlformats.org/drawingml/2006/picture">
-                <pic:pic>
-                  <pic:nvPicPr>
-                    <pic:cNvPr id="0" name="image.png"/>
-                    <pic:cNvPicPr/>
-                  </pic:nvPicPr>
-                  <pic:blipFill>
-                    <a:blip r:embed="rId19"/>
-                    <a:stretch>
-                      <a:fillRect/>
-                    </a:stretch>
-                  </pic:blipFill>
-                  <pic:spPr>
-                    <a:xfrm>
-                      <a:off x="0" y="0"/>
-                      <a:ext cx="5120640" cy="1215819"/>
-                    </a:xfrm>
-                    <a:prstGeom prst="rect"/>
-                  </pic:spPr>
-                </pic:pic>
-              </a:graphicData>
-            </a:graphic>
-          </wp:inline>
-        </w:drawing>
-      </w:r>
-    </w:p>
-    <w:p>
-      <w:pPr>
-        <w:jc w:val="center"/>
-      </w:pPr>
-      <w:r>
-        <w:rPr>
-          <w:i/>
-          <w:sz w:val="18"/>
-        </w:rPr>
-        <w:t>Figure 11 – Run summary: model comparison written by the train job</w:t>
-      </w:r>
-    </w:p>
-    <w:p>
-      <w:pPr>
-        <w:jc w:val="center"/>
-      </w:pPr>
-      <w:r>
-        <w:drawing>
-          <wp:inline xmlns:a="http://schemas.openxmlformats.org/drawingml/2006/main" xmlns:pic="http://schemas.openxmlformats.org/drawingml/2006/picture">
-            <wp:extent cx="5120640" cy="1366687"/>
             <wp:docPr id="12" name="Picture 12"/>
             <wp:cNvGraphicFramePr>
               <a:graphicFrameLocks noChangeAspect="1"/>
@@ -3967,6 +4010,57 @@
                   <pic:spPr>
                     <a:xfrm>
                       <a:off x="0" y="0"/>
+                      <a:ext cx="5120640" cy="1215819"/>
+                    </a:xfrm>
+                    <a:prstGeom prst="rect"/>
+                  </pic:spPr>
+                </pic:pic>
+              </a:graphicData>
+            </a:graphic>
+          </wp:inline>
+        </w:drawing>
+      </w:r>
+    </w:p>
+    <w:p>
+      <w:pPr>
+        <w:jc w:val="center"/>
+      </w:pPr>
+      <w:r>
+        <w:rPr>
+          <w:i/>
+          <w:sz w:val="18"/>
+        </w:rPr>
+        <w:t>Figure 12 – Run summary: model comparison written by the train job</w:t>
+      </w:r>
+    </w:p>
+    <w:p>
+      <w:pPr>
+        <w:jc w:val="center"/>
+      </w:pPr>
+      <w:r>
+        <w:drawing>
+          <wp:inline xmlns:a="http://schemas.openxmlformats.org/drawingml/2006/main" xmlns:pic="http://schemas.openxmlformats.org/drawingml/2006/picture">
+            <wp:extent cx="5120640" cy="1366687"/>
+            <wp:docPr id="13" name="Picture 13"/>
+            <wp:cNvGraphicFramePr>
+              <a:graphicFrameLocks noChangeAspect="1"/>
+            </wp:cNvGraphicFramePr>
+            <a:graphic>
+              <a:graphicData uri="http://schemas.openxmlformats.org/drawingml/2006/picture">
+                <pic:pic>
+                  <pic:nvPicPr>
+                    <pic:cNvPr id="0" name="image.png"/>
+                    <pic:cNvPicPr/>
+                  </pic:nvPicPr>
+                  <pic:blipFill>
+                    <a:blip r:embed="rId21"/>
+                    <a:stretch>
+                      <a:fillRect/>
+                    </a:stretch>
+                  </pic:blipFill>
+                  <pic:spPr>
+                    <a:xfrm>
+                      <a:off x="0" y="0"/>
                       <a:ext cx="5120640" cy="1366687"/>
                     </a:xfrm>
                     <a:prstGeom prst="rect"/>
@@ -3987,7 +4081,58 @@
           <w:i/>
           <w:sz w:val="18"/>
         </w:rPr>
-        <w:t>Figure 12 – Artifacts uploaded by the run</w:t>
+        <w:t>Figure 13 – Artifacts uploaded by the run</w:t>
+      </w:r>
+    </w:p>
+    <w:p>
+      <w:pPr>
+        <w:jc w:val="center"/>
+      </w:pPr>
+      <w:r>
+        <w:drawing>
+          <wp:inline xmlns:a="http://schemas.openxmlformats.org/drawingml/2006/main" xmlns:pic="http://schemas.openxmlformats.org/drawingml/2006/picture">
+            <wp:extent cx="5852160" cy="711093"/>
+            <wp:docPr id="14" name="Picture 14"/>
+            <wp:cNvGraphicFramePr>
+              <a:graphicFrameLocks noChangeAspect="1"/>
+            </wp:cNvGraphicFramePr>
+            <a:graphic>
+              <a:graphicData uri="http://schemas.openxmlformats.org/drawingml/2006/picture">
+                <pic:pic>
+                  <pic:nvPicPr>
+                    <pic:cNvPr id="0" name="image.png"/>
+                    <pic:cNvPicPr/>
+                  </pic:nvPicPr>
+                  <pic:blipFill>
+                    <a:blip r:embed="rId22"/>
+                    <a:stretch>
+                      <a:fillRect/>
+                    </a:stretch>
+                  </pic:blipFill>
+                  <pic:spPr>
+                    <a:xfrm>
+                      <a:off x="0" y="0"/>
+                      <a:ext cx="5852160" cy="711093"/>
+                    </a:xfrm>
+                    <a:prstGeom prst="rect"/>
+                  </pic:spPr>
+                </pic:pic>
+              </a:graphicData>
+            </a:graphic>
+          </wp:inline>
+        </w:drawing>
+      </w:r>
+    </w:p>
+    <w:p>
+      <w:pPr>
+        <w:jc w:val="center"/>
+      </w:pPr>
+      <w:r>
+        <w:rPr>
+          <w:i/>
+          <w:sz w:val="18"/>
+        </w:rPr>
+        <w:t>Figure 14 – Log of the failed test step</w:t>
       </w:r>
     </w:p>
     <w:p>
@@ -4135,7 +4280,7 @@
         <w:drawing>
           <wp:inline xmlns:a="http://schemas.openxmlformats.org/drawingml/2006/main" xmlns:pic="http://schemas.openxmlformats.org/drawingml/2006/picture">
             <wp:extent cx="4754880" cy="3317966"/>
-            <wp:docPr id="13" name="Picture 13"/>
+            <wp:docPr id="15" name="Picture 15"/>
             <wp:cNvGraphicFramePr>
               <a:graphicFrameLocks noChangeAspect="1"/>
             </wp:cNvGraphicFramePr>
@@ -4147,7 +4292,7 @@
                     <pic:cNvPicPr/>
                   </pic:nvPicPr>
                   <pic:blipFill>
-                    <a:blip r:embed="rId21"/>
+                    <a:blip r:embed="rId23"/>
                     <a:stretch>
                       <a:fillRect/>
                     </a:stretch>
@@ -4175,7 +4320,7 @@
           <w:i/>
           <w:sz w:val="18"/>
         </w:rPr>
-        <w:t>Figure 13 – docker build / run / ps</w:t>
+        <w:t>Figure 15 – docker build / run / ps</w:t>
       </w:r>
     </w:p>
     <w:p>
@@ -4186,7 +4331,7 @@
         <w:drawing>
           <wp:inline xmlns:a="http://schemas.openxmlformats.org/drawingml/2006/main" xmlns:pic="http://schemas.openxmlformats.org/drawingml/2006/picture">
             <wp:extent cx="5852160" cy="549867"/>
-            <wp:docPr id="14" name="Picture 14"/>
+            <wp:docPr id="16" name="Picture 16"/>
             <wp:cNvGraphicFramePr>
               <a:graphicFrameLocks noChangeAspect="1"/>
             </wp:cNvGraphicFramePr>
@@ -4198,7 +4343,7 @@
                     <pic:cNvPicPr/>
                   </pic:nvPicPr>
                   <pic:blipFill>
-                    <a:blip r:embed="rId22"/>
+                    <a:blip r:embed="rId24"/>
                     <a:stretch>
                       <a:fillRect/>
                     </a:stretch>
@@ -4226,7 +4371,7 @@
           <w:i/>
           <w:sz w:val="18"/>
         </w:rPr>
-        <w:t>Figure 14 – /predict on the container with sample input</w:t>
+        <w:t>Figure 16 – /predict on the container with sample input</w:t>
       </w:r>
     </w:p>
     <w:p>
@@ -4413,7 +4558,7 @@
         <w:drawing>
           <wp:inline xmlns:a="http://schemas.openxmlformats.org/drawingml/2006/main" xmlns:pic="http://schemas.openxmlformats.org/drawingml/2006/picture">
             <wp:extent cx="5120640" cy="1591861"/>
-            <wp:docPr id="15" name="Picture 15"/>
+            <wp:docPr id="17" name="Picture 17"/>
             <wp:cNvGraphicFramePr>
               <a:graphicFrameLocks noChangeAspect="1"/>
             </wp:cNvGraphicFramePr>
@@ -4425,7 +4570,7 @@
                     <pic:cNvPicPr/>
                   </pic:nvPicPr>
                   <pic:blipFill>
-                    <a:blip r:embed="rId23"/>
+                    <a:blip r:embed="rId25"/>
                     <a:stretch>
                       <a:fillRect/>
                     </a:stretch>
@@ -4453,7 +4598,7 @@
           <w:i/>
           <w:sz w:val="18"/>
         </w:rPr>
-        <w:t>Figure 15 – kubectl get all: two running pods and the LoadBalancer service</w:t>
+        <w:t>Figure 17 – kubectl get all: two running pods and the LoadBalancer service</w:t>
       </w:r>
     </w:p>
     <w:p>
@@ -4464,7 +4609,7 @@
         <w:drawing>
           <wp:inline xmlns:a="http://schemas.openxmlformats.org/drawingml/2006/main" xmlns:pic="http://schemas.openxmlformats.org/drawingml/2006/picture">
             <wp:extent cx="5852160" cy="507021"/>
-            <wp:docPr id="16" name="Picture 16"/>
+            <wp:docPr id="18" name="Picture 18"/>
             <wp:cNvGraphicFramePr>
               <a:graphicFrameLocks noChangeAspect="1"/>
             </wp:cNvGraphicFramePr>
@@ -4476,7 +4621,7 @@
                     <pic:cNvPicPr/>
                   </pic:nvPicPr>
                   <pic:blipFill>
-                    <a:blip r:embed="rId24"/>
+                    <a:blip r:embed="rId26"/>
                     <a:stretch>
                       <a:fillRect/>
                     </a:stretch>
@@ -4504,7 +4649,7 @@
           <w:i/>
           <w:sz w:val="18"/>
         </w:rPr>
-        <w:t>Figure 16 – Prediction served through the LoadBalancer (localhost:8080)</w:t>
+        <w:t>Figure 18 – Prediction served through the LoadBalancer (localhost:8080)</w:t>
       </w:r>
     </w:p>
     <w:p>
@@ -4596,7 +4741,7 @@
         <w:drawing>
           <wp:inline xmlns:a="http://schemas.openxmlformats.org/drawingml/2006/main" xmlns:pic="http://schemas.openxmlformats.org/drawingml/2006/picture">
             <wp:extent cx="5120640" cy="1906905"/>
-            <wp:docPr id="17" name="Picture 17"/>
+            <wp:docPr id="19" name="Picture 19"/>
             <wp:cNvGraphicFramePr>
               <a:graphicFrameLocks noChangeAspect="1"/>
             </wp:cNvGraphicFramePr>
@@ -4608,7 +4753,7 @@
                     <pic:cNvPicPr/>
                   </pic:nvPicPr>
                   <pic:blipFill>
-                    <a:blip r:embed="rId25"/>
+                    <a:blip r:embed="rId27"/>
                     <a:stretch>
                       <a:fillRect/>
                     </a:stretch>
@@ -4636,7 +4781,7 @@
           <w:i/>
           <w:sz w:val="18"/>
         </w:rPr>
-        <w:t>Figure 17 – Prometheus: both scrape targets (Docker Compose and Kubernetes) UP</w:t>
+        <w:t>Figure 19 – Prometheus: both scrape targets (Docker Compose and Kubernetes) UP</w:t>
       </w:r>
     </w:p>
     <w:p>
@@ -4647,7 +4792,7 @@
         <w:drawing>
           <wp:inline xmlns:a="http://schemas.openxmlformats.org/drawingml/2006/main" xmlns:pic="http://schemas.openxmlformats.org/drawingml/2006/picture">
             <wp:extent cx="4206240" cy="3664362"/>
-            <wp:docPr id="18" name="Picture 18"/>
+            <wp:docPr id="20" name="Picture 20"/>
             <wp:cNvGraphicFramePr>
               <a:graphicFrameLocks noChangeAspect="1"/>
             </wp:cNvGraphicFramePr>
@@ -4659,7 +4804,7 @@
                     <pic:cNvPicPr/>
                   </pic:nvPicPr>
                   <pic:blipFill>
-                    <a:blip r:embed="rId26"/>
+                    <a:blip r:embed="rId28"/>
                     <a:stretch>
                       <a:fillRect/>
                     </a:stretch>
@@ -4687,7 +4832,7 @@
           <w:i/>
           <w:sz w:val="18"/>
         </w:rPr>
-        <w:t>Figure 18 – Grafana dashboard under generated load</w:t>
+        <w:t>Figure 20 – Grafana dashboard under generated load</w:t>
       </w:r>
     </w:p>
     <w:p>
